--- a/Customer Support Ticket Priority Prediction - Project Documentation.docx
+++ b/Customer Support Ticket Priority Prediction - Project Documentation.docx
@@ -2269,7 +2269,129 @@
     <w:p/>
     <w:p>
       <w:r>
-        <w:t>Only the High priority ticket produced a task, which is the specified behaviour. Medium and Low tickets are classified and queued without paging an agent.</w:t>
+        <w:t>Only the High priority ticket produced a task, which is the specified behaviour. Medium and Low tickets are classified and queued without paging an agent. The flow also writes the predicted priority back to the ticket record and flags SLA breach risk for anything raised more than two days ago.</w:t>
+      </w:r>
+    </w:p>
+    <w:p>
+      <w:pPr>
+        <w:pStyle w:val="Heading2"/>
+      </w:pPr>
+      <w:r>
+        <w:t>End-to-end test through the agent</w:t>
+      </w:r>
+    </w:p>
+    <w:p>
+      <w:r>
+        <w:t>The flow was also exercised through the agent conversation, which is the real test of the system: the agent must pick the right subagent, call the flow with the user's input, and report the result back in plain language.</w:t>
+      </w:r>
+    </w:p>
+    <w:p>
+      <w:r>
+        <w:t>Asking "What is the priority of the support ticket for Acme Corporation?" produced: Subagent Selected — Support Ticket Priority Analysis, then Action Launched — Support Ticket Intelligence (0.63 sec) with input {"varAccountName": "Acme Corporation"} and output returning varPriorityLevel "High".</w:t>
+      </w:r>
+    </w:p>
+    <w:p>
+      <w:pPr>
+        <w:jc w:val="center"/>
+      </w:pPr>
+      <w:r>
+        <w:drawing>
+          <wp:inline xmlns:a="http://schemas.openxmlformats.org/drawingml/2006/main" xmlns:pic="http://schemas.openxmlformats.org/drawingml/2006/picture">
+            <wp:extent cx="5760720" cy="2991374"/>
+            <wp:docPr id="10" name="Picture 10"/>
+            <wp:cNvGraphicFramePr>
+              <a:graphicFrameLocks noChangeAspect="1"/>
+            </wp:cNvGraphicFramePr>
+            <a:graphic>
+              <a:graphicData uri="http://schemas.openxmlformats.org/drawingml/2006/picture">
+                <pic:pic>
+                  <pic:nvPicPr>
+                    <pic:cNvPr id="0" name="23_agent_test_high.png"/>
+                    <pic:cNvPicPr/>
+                  </pic:nvPicPr>
+                  <pic:blipFill>
+                    <a:blip r:embed="rId18"/>
+                    <a:stretch>
+                      <a:fillRect/>
+                    </a:stretch>
+                  </pic:blipFill>
+                  <pic:spPr>
+                    <a:xfrm>
+                      <a:off x="0" y="0"/>
+                      <a:ext cx="5760720" cy="2991374"/>
+                    </a:xfrm>
+                    <a:prstGeom prst="rect"/>
+                  </pic:spPr>
+                </pic:pic>
+              </a:graphicData>
+            </a:graphic>
+          </wp:inline>
+        </w:drawing>
+      </w:r>
+    </w:p>
+    <w:p>
+      <w:pPr>
+        <w:jc w:val="center"/>
+      </w:pPr>
+      <w:r>
+        <w:rPr>
+          <w:i/>
+          <w:color w:val="555555"/>
+          <w:sz w:val="18"/>
+        </w:rPr>
+        <w:t>Agent conversation: the High branch, showing subagent and action selection.</w:t>
+      </w:r>
+    </w:p>
+    <w:p>
+      <w:pPr>
+        <w:jc w:val="center"/>
+      </w:pPr>
+      <w:r>
+        <w:drawing>
+          <wp:inline xmlns:a="http://schemas.openxmlformats.org/drawingml/2006/main" xmlns:pic="http://schemas.openxmlformats.org/drawingml/2006/picture">
+            <wp:extent cx="5760720" cy="5390041"/>
+            <wp:docPr id="11" name="Picture 11"/>
+            <wp:cNvGraphicFramePr>
+              <a:graphicFrameLocks noChangeAspect="1"/>
+            </wp:cNvGraphicFramePr>
+            <a:graphic>
+              <a:graphicData uri="http://schemas.openxmlformats.org/drawingml/2006/picture">
+                <pic:pic>
+                  <pic:nvPicPr>
+                    <pic:cNvPr id="0" name="24_agent_test_low.png"/>
+                    <pic:cNvPicPr/>
+                  </pic:nvPicPr>
+                  <pic:blipFill>
+                    <a:blip r:embed="rId19"/>
+                    <a:stretch>
+                      <a:fillRect/>
+                    </a:stretch>
+                  </pic:blipFill>
+                  <pic:spPr>
+                    <a:xfrm>
+                      <a:off x="0" y="0"/>
+                      <a:ext cx="5760720" cy="5390041"/>
+                    </a:xfrm>
+                    <a:prstGeom prst="rect"/>
+                  </pic:spPr>
+                </pic:pic>
+              </a:graphicData>
+            </a:graphic>
+          </wp:inline>
+        </w:drawing>
+      </w:r>
+    </w:p>
+    <w:p>
+      <w:pPr>
+        <w:jc w:val="center"/>
+      </w:pPr>
+      <w:r>
+        <w:rPr>
+          <w:i/>
+          <w:color w:val="555555"/>
+          <w:sz w:val="18"/>
+        </w:rPr>
+        <w:t>Agent conversation: the Low branch for Initech Solutions.</w:t>
       </w:r>
     </w:p>
     <w:p>

--- a/Customer Support Ticket Priority Prediction - Project Documentation.docx
+++ b/Customer Support Ticket Priority Prediction - Project Documentation.docx
@@ -1200,8 +1200,60 @@
       <w:r>
         <w:drawing>
           <wp:inline xmlns:a="http://schemas.openxmlformats.org/drawingml/2006/main" xmlns:pic="http://schemas.openxmlformats.org/drawingml/2006/picture">
+            <wp:extent cx="5760720" cy="3159395"/>
+            <wp:docPr id="4" name="Picture 4"/>
+            <wp:cNvGraphicFramePr>
+              <a:graphicFrameLocks noChangeAspect="1"/>
+            </wp:cNvGraphicFramePr>
+            <a:graphic>
+              <a:graphicData uri="http://schemas.openxmlformats.org/drawingml/2006/picture">
+                <pic:pic>
+                  <pic:nvPicPr>
+                    <pic:cNvPr id="0" name="14_ticket_list_all.png"/>
+                    <pic:cNvPicPr/>
+                  </pic:nvPicPr>
+                  <pic:blipFill>
+                    <a:blip r:embed="rId12"/>
+                    <a:stretch>
+                      <a:fillRect/>
+                    </a:stretch>
+                  </pic:blipFill>
+                  <pic:spPr>
+                    <a:xfrm>
+                      <a:off x="0" y="0"/>
+                      <a:ext cx="5760720" cy="3159395"/>
+                    </a:xfrm>
+                    <a:prstGeom prst="rect"/>
+                  </pic:spPr>
+                </pic:pic>
+              </a:graphicData>
+            </a:graphic>
+          </wp:inline>
+        </w:drawing>
+      </w:r>
+    </w:p>
+    <w:p>
+      <w:pPr>
+        <w:jc w:val="center"/>
+      </w:pPr>
+      <w:r>
+        <w:rPr>
+          <w:i/>
+          <w:color w:val="555555"/>
+          <w:sz w:val="18"/>
+        </w:rPr>
+        <w:t>All Tickets list view. TKT-0001 shows Priority High with SLA Breach Risk ticked; the newer tickets sit at Medium and Low.</w:t>
+      </w:r>
+    </w:p>
+    <w:p>
+      <w:pPr>
+        <w:jc w:val="center"/>
+      </w:pPr>
+      <w:r>
+        <w:drawing>
+          <wp:inline xmlns:a="http://schemas.openxmlformats.org/drawingml/2006/main" xmlns:pic="http://schemas.openxmlformats.org/drawingml/2006/picture">
             <wp:extent cx="5760720" cy="3600450"/>
-            <wp:docPr id="4" name="Picture 4"/>
+            <wp:docPr id="5" name="Picture 5"/>
             <wp:cNvGraphicFramePr>
               <a:graphicFrameLocks noChangeAspect="1"/>
             </wp:cNvGraphicFramePr>
@@ -1213,7 +1265,7 @@
                     <pic:cNvPicPr/>
                   </pic:nvPicPr>
                   <pic:blipFill>
-                    <a:blip r:embed="rId12"/>
+                    <a:blip r:embed="rId13"/>
                     <a:stretch>
                       <a:fillRect/>
                     </a:stretch>
@@ -1650,7 +1702,7 @@
         <w:drawing>
           <wp:inline xmlns:a="http://schemas.openxmlformats.org/drawingml/2006/main" xmlns:pic="http://schemas.openxmlformats.org/drawingml/2006/picture">
             <wp:extent cx="5760720" cy="3600450"/>
-            <wp:docPr id="5" name="Picture 5"/>
+            <wp:docPr id="6" name="Picture 6"/>
             <wp:cNvGraphicFramePr>
               <a:graphicFrameLocks noChangeAspect="1"/>
             </wp:cNvGraphicFramePr>
@@ -1662,7 +1714,7 @@
                     <pic:cNvPicPr/>
                   </pic:nvPicPr>
                   <pic:blipFill>
-                    <a:blip r:embed="rId13"/>
+                    <a:blip r:embed="rId14"/>
                     <a:stretch>
                       <a:fillRect/>
                     </a:stretch>
@@ -1808,7 +1860,7 @@
         <w:drawing>
           <wp:inline xmlns:a="http://schemas.openxmlformats.org/drawingml/2006/main" xmlns:pic="http://schemas.openxmlformats.org/drawingml/2006/picture">
             <wp:extent cx="5760720" cy="3600450"/>
-            <wp:docPr id="6" name="Picture 6"/>
+            <wp:docPr id="7" name="Picture 7"/>
             <wp:cNvGraphicFramePr>
               <a:graphicFrameLocks noChangeAspect="1"/>
             </wp:cNvGraphicFramePr>
@@ -1820,7 +1872,7 @@
                     <pic:cNvPicPr/>
                   </pic:nvPicPr>
                   <pic:blipFill>
-                    <a:blip r:embed="rId14"/>
+                    <a:blip r:embed="rId15"/>
                     <a:stretch>
                       <a:fillRect/>
                     </a:stretch>
@@ -1860,7 +1912,7 @@
         <w:drawing>
           <wp:inline xmlns:a="http://schemas.openxmlformats.org/drawingml/2006/main" xmlns:pic="http://schemas.openxmlformats.org/drawingml/2006/picture">
             <wp:extent cx="5760720" cy="2991374"/>
-            <wp:docPr id="7" name="Picture 7"/>
+            <wp:docPr id="8" name="Picture 8"/>
             <wp:cNvGraphicFramePr>
               <a:graphicFrameLocks noChangeAspect="1"/>
             </wp:cNvGraphicFramePr>
@@ -1872,7 +1924,7 @@
                     <pic:cNvPicPr/>
                   </pic:nvPicPr>
                   <pic:blipFill>
-                    <a:blip r:embed="rId15"/>
+                    <a:blip r:embed="rId16"/>
                     <a:stretch>
                       <a:fillRect/>
                     </a:stretch>
@@ -1912,7 +1964,7 @@
         <w:drawing>
           <wp:inline xmlns:a="http://schemas.openxmlformats.org/drawingml/2006/main" xmlns:pic="http://schemas.openxmlformats.org/drawingml/2006/picture">
             <wp:extent cx="5760720" cy="2991374"/>
-            <wp:docPr id="8" name="Picture 8"/>
+            <wp:docPr id="9" name="Picture 9"/>
             <wp:cNvGraphicFramePr>
               <a:graphicFrameLocks noChangeAspect="1"/>
             </wp:cNvGraphicFramePr>
@@ -1924,7 +1976,7 @@
                     <pic:cNvPicPr/>
                   </pic:nvPicPr>
                   <pic:blipFill>
-                    <a:blip r:embed="rId16"/>
+                    <a:blip r:embed="rId17"/>
                     <a:stretch>
                       <a:fillRect/>
                     </a:stretch>
@@ -1964,7 +2016,7 @@
         <w:drawing>
           <wp:inline xmlns:a="http://schemas.openxmlformats.org/drawingml/2006/main" xmlns:pic="http://schemas.openxmlformats.org/drawingml/2006/picture">
             <wp:extent cx="5760720" cy="2991374"/>
-            <wp:docPr id="9" name="Picture 9"/>
+            <wp:docPr id="10" name="Picture 10"/>
             <wp:cNvGraphicFramePr>
               <a:graphicFrameLocks noChangeAspect="1"/>
             </wp:cNvGraphicFramePr>
@@ -1976,7 +2028,7 @@
                     <pic:cNvPicPr/>
                   </pic:nvPicPr>
                   <pic:blipFill>
-                    <a:blip r:embed="rId17"/>
+                    <a:blip r:embed="rId18"/>
                     <a:stretch>
                       <a:fillRect/>
                     </a:stretch>
@@ -2298,7 +2350,7 @@
         <w:drawing>
           <wp:inline xmlns:a="http://schemas.openxmlformats.org/drawingml/2006/main" xmlns:pic="http://schemas.openxmlformats.org/drawingml/2006/picture">
             <wp:extent cx="5760720" cy="2991374"/>
-            <wp:docPr id="10" name="Picture 10"/>
+            <wp:docPr id="11" name="Picture 11"/>
             <wp:cNvGraphicFramePr>
               <a:graphicFrameLocks noChangeAspect="1"/>
             </wp:cNvGraphicFramePr>
@@ -2310,7 +2362,7 @@
                     <pic:cNvPicPr/>
                   </pic:nvPicPr>
                   <pic:blipFill>
-                    <a:blip r:embed="rId18"/>
+                    <a:blip r:embed="rId19"/>
                     <a:stretch>
                       <a:fillRect/>
                     </a:stretch>
@@ -2350,7 +2402,7 @@
         <w:drawing>
           <wp:inline xmlns:a="http://schemas.openxmlformats.org/drawingml/2006/main" xmlns:pic="http://schemas.openxmlformats.org/drawingml/2006/picture">
             <wp:extent cx="5760720" cy="5390041"/>
-            <wp:docPr id="11" name="Picture 11"/>
+            <wp:docPr id="12" name="Picture 12"/>
             <wp:cNvGraphicFramePr>
               <a:graphicFrameLocks noChangeAspect="1"/>
             </wp:cNvGraphicFramePr>
@@ -2362,7 +2414,7 @@
                     <pic:cNvPicPr/>
                   </pic:nvPicPr>
                   <pic:blipFill>
-                    <a:blip r:embed="rId19"/>
+                    <a:blip r:embed="rId20"/>
                     <a:stretch>
                       <a:fillRect/>
                     </a:stretch>

--- a/Customer Support Ticket Priority Prediction - Project Documentation.docx
+++ b/Customer Support Ticket Priority Prediction - Project Documentation.docx
@@ -11,35 +11,579 @@
         <w:t>Customer Support Ticket Priority Prediction and Automated Assignment System Using Agentforce</w:t>
       </w:r>
     </w:p>
+    <w:p/>
     <w:p>
+      <w:r>
+        <w:rPr>
+          <w:b/>
+        </w:rPr>
+        <w:t xml:space="preserve">User Story: </w:t>
+      </w:r>
+      <w:r>
+        <w:t>The Customer Support Ticket Priority Prediction and Automated Assignment System uses Salesforce and Agentforce to analyze customer support ticket descriptions, automatically determine priority as High, Medium, or Low, and trigger backend automation for appropriate support handling. The solution uses the Support Ticket Intelligence custom object, an Auto-Launched Flow, and an Agentforce subagent named Support Ticket Priority Analysis. High-priority tickets create an urgent handling task and are assigned to a senior support agent, reducing manual effort and improving response time.</w:t>
+      </w:r>
+    </w:p>
+    <w:p>
       <w:pPr>
         <w:pStyle w:val="Heading1"/>
       </w:pPr>
       <w:r>
-        <w:t>Use Case</w:t>
+        <w:t>1. Introduction</w:t>
+      </w:r>
+    </w:p>
+    <w:p>
+      <w:pPr>
+        <w:pStyle w:val="Heading2"/>
+      </w:pPr>
+      <w:r>
+        <w:t>1.1 Project Overview</w:t>
       </w:r>
     </w:p>
     <w:p>
       <w:r>
-        <w:t>Customer support teams receive a large number of tickets every day, but prioritising and assigning them is still largely manual. Critical issues sit in the same queue as routine questions, so they are resolved late and customer satisfaction suffers.</w:t>
+        <w:t>Customer support teams receive a large number of tickets daily, while prioritization and assignment can be manual. This project provides a Salesforce-based solution that analyzes ticket information, classifies urgency, assigns the appropriate support level, and initiates automation for critical cases.</w:t>
+      </w:r>
+    </w:p>
+    <w:p>
+      <w:pPr>
+        <w:pStyle w:val="Heading2"/>
+      </w:pPr>
+      <w:r>
+        <w:t>1.2 Purpose</w:t>
+      </w:r>
+    </w:p>
+    <w:p>
+      <w:pPr>
+        <w:pStyle w:val="ListBullet"/>
+      </w:pPr>
+      <w:r>
+        <w:t>Automatically classify support tickets as High, Medium, or Low priority.</w:t>
+      </w:r>
+    </w:p>
+    <w:p>
+      <w:pPr>
+        <w:pStyle w:val="ListBullet"/>
+      </w:pPr>
+      <w:r>
+        <w:t>Retrieve the latest support ticket associated with a customer Account.</w:t>
+      </w:r>
+    </w:p>
+    <w:p>
+      <w:pPr>
+        <w:pStyle w:val="ListBullet"/>
+      </w:pPr>
+      <w:r>
+        <w:t>Reduce manual prioritization and assignment effort.</w:t>
+      </w:r>
+    </w:p>
+    <w:p>
+      <w:pPr>
+        <w:pStyle w:val="ListBullet"/>
+      </w:pPr>
+      <w:r>
+        <w:t>Create an urgent handling task for High-priority tickets.</w:t>
+      </w:r>
+    </w:p>
+    <w:p>
+      <w:pPr>
+        <w:pStyle w:val="ListBullet"/>
+      </w:pPr>
+      <w:r>
+        <w:t>Use Agentforce to analyze ticket details and trigger backend automation.</w:t>
+      </w:r>
+    </w:p>
+    <w:p>
+      <w:pPr>
+        <w:pStyle w:val="ListBullet"/>
+      </w:pPr>
+      <w:r>
+        <w:t>Improve ticket response and resolution efficiency.</w:t>
+      </w:r>
+    </w:p>
+    <w:p>
+      <w:pPr>
+        <w:pStyle w:val="Heading1"/>
+      </w:pPr>
+      <w:r>
+        <w:t>2. Ideation Phase</w:t>
+      </w:r>
+    </w:p>
+    <w:p>
+      <w:pPr>
+        <w:pStyle w:val="Heading2"/>
+      </w:pPr>
+      <w:r>
+        <w:t>2.1 Problem Statement</w:t>
+      </w:r>
+    </w:p>
+    <w:tbl>
+      <w:tblPr>
+        <w:tblStyle w:val="LightGrid-Accent1"/>
+        <w:tblW w:type="auto" w:w="0"/>
+        <w:tblLook w:firstColumn="1" w:firstRow="1" w:lastColumn="0" w:lastRow="0" w:noHBand="0" w:noVBand="1" w:val="04A0"/>
+      </w:tblPr>
+      <w:tblGrid>
+        <w:gridCol w:w="1440"/>
+        <w:gridCol w:w="1440"/>
+        <w:gridCol w:w="1440"/>
+        <w:gridCol w:w="1440"/>
+        <w:gridCol w:w="1440"/>
+        <w:gridCol w:w="1440"/>
+      </w:tblGrid>
+      <w:tr>
+        <w:tc>
+          <w:tcPr>
+            <w:tcW w:type="dxa" w:w="1440"/>
+          </w:tcPr>
+          <w:p>
+            <w:r>
+              <w:t>PS</w:t>
+            </w:r>
+          </w:p>
+        </w:tc>
+        <w:tc>
+          <w:tcPr>
+            <w:tcW w:type="dxa" w:w="1440"/>
+          </w:tcPr>
+          <w:p>
+            <w:r>
+              <w:t>I am (Customer)</w:t>
+            </w:r>
+          </w:p>
+        </w:tc>
+        <w:tc>
+          <w:tcPr>
+            <w:tcW w:type="dxa" w:w="1440"/>
+          </w:tcPr>
+          <w:p>
+            <w:r>
+              <w:t>I'm trying to</w:t>
+            </w:r>
+          </w:p>
+        </w:tc>
+        <w:tc>
+          <w:tcPr>
+            <w:tcW w:type="dxa" w:w="1440"/>
+          </w:tcPr>
+          <w:p>
+            <w:r>
+              <w:t>But</w:t>
+            </w:r>
+          </w:p>
+        </w:tc>
+        <w:tc>
+          <w:tcPr>
+            <w:tcW w:type="dxa" w:w="1440"/>
+          </w:tcPr>
+          <w:p>
+            <w:r>
+              <w:t>Because</w:t>
+            </w:r>
+          </w:p>
+        </w:tc>
+        <w:tc>
+          <w:tcPr>
+            <w:tcW w:type="dxa" w:w="1440"/>
+          </w:tcPr>
+          <w:p>
+            <w:r>
+              <w:t>Which makes me feel</w:t>
+            </w:r>
+          </w:p>
+        </w:tc>
+      </w:tr>
+      <w:tr>
+        <w:tc>
+          <w:tcPr>
+            <w:tcW w:type="dxa" w:w="1440"/>
+          </w:tcPr>
+          <w:p>
+            <w:r>
+              <w:t>PS-1</w:t>
+            </w:r>
+          </w:p>
+        </w:tc>
+        <w:tc>
+          <w:tcPr>
+            <w:tcW w:type="dxa" w:w="1440"/>
+          </w:tcPr>
+          <w:p>
+            <w:r>
+              <w:t>Support Agent</w:t>
+            </w:r>
+          </w:p>
+        </w:tc>
+        <w:tc>
+          <w:tcPr>
+            <w:tcW w:type="dxa" w:w="1440"/>
+          </w:tcPr>
+          <w:p>
+            <w:r>
+              <w:t>focus on critical tickets first</w:t>
+            </w:r>
+          </w:p>
+        </w:tc>
+        <w:tc>
+          <w:tcPr>
+            <w:tcW w:type="dxa" w:w="1440"/>
+          </w:tcPr>
+          <w:p>
+            <w:r>
+              <w:t>tickets are not always prioritized automatically</w:t>
+            </w:r>
+          </w:p>
+        </w:tc>
+        <w:tc>
+          <w:tcPr>
+            <w:tcW w:type="dxa" w:w="1440"/>
+          </w:tcPr>
+          <w:p>
+            <w:r>
+              <w:t>ticket prioritization can be manual</w:t>
+            </w:r>
+          </w:p>
+        </w:tc>
+        <w:tc>
+          <w:tcPr>
+            <w:tcW w:type="dxa" w:w="1440"/>
+          </w:tcPr>
+          <w:p>
+            <w:r>
+              <w:t>frustrated</w:t>
+            </w:r>
+          </w:p>
+        </w:tc>
+      </w:tr>
+      <w:tr>
+        <w:tc>
+          <w:tcPr>
+            <w:tcW w:type="dxa" w:w="1440"/>
+          </w:tcPr>
+          <w:p>
+            <w:r>
+              <w:t>PS-2</w:t>
+            </w:r>
+          </w:p>
+        </w:tc>
+        <w:tc>
+          <w:tcPr>
+            <w:tcW w:type="dxa" w:w="1440"/>
+          </w:tcPr>
+          <w:p>
+            <w:r>
+              <w:t>Customer</w:t>
+            </w:r>
+          </w:p>
+        </w:tc>
+        <w:tc>
+          <w:tcPr>
+            <w:tcW w:type="dxa" w:w="1440"/>
+          </w:tcPr>
+          <w:p>
+            <w:r>
+              <w:t>get urgent issues resolved quickly</w:t>
+            </w:r>
+          </w:p>
+        </w:tc>
+        <w:tc>
+          <w:tcPr>
+            <w:tcW w:type="dxa" w:w="1440"/>
+          </w:tcPr>
+          <w:p>
+            <w:r>
+              <w:t>critical issues may wait behind lower-priority tickets</w:t>
+            </w:r>
+          </w:p>
+        </w:tc>
+        <w:tc>
+          <w:tcPr>
+            <w:tcW w:type="dxa" w:w="1440"/>
+          </w:tcPr>
+          <w:p>
+            <w:r>
+              <w:t>support teams handle large ticket volumes</w:t>
+            </w:r>
+          </w:p>
+        </w:tc>
+        <w:tc>
+          <w:tcPr>
+            <w:tcW w:type="dxa" w:w="1440"/>
+          </w:tcPr>
+          <w:p>
+            <w:r>
+              <w:t>concerned</w:t>
+            </w:r>
+          </w:p>
+        </w:tc>
+      </w:tr>
+      <w:tr>
+        <w:tc>
+          <w:tcPr>
+            <w:tcW w:type="dxa" w:w="1440"/>
+          </w:tcPr>
+          <w:p>
+            <w:r>
+              <w:t>PS-3</w:t>
+            </w:r>
+          </w:p>
+        </w:tc>
+        <w:tc>
+          <w:tcPr>
+            <w:tcW w:type="dxa" w:w="1440"/>
+          </w:tcPr>
+          <w:p>
+            <w:r>
+              <w:t>Support Manager</w:t>
+            </w:r>
+          </w:p>
+        </w:tc>
+        <w:tc>
+          <w:tcPr>
+            <w:tcW w:type="dxa" w:w="1440"/>
+          </w:tcPr>
+          <w:p>
+            <w:r>
+              <w:t>assign tickets to the right support level</w:t>
+            </w:r>
+          </w:p>
+        </w:tc>
+        <w:tc>
+          <w:tcPr>
+            <w:tcW w:type="dxa" w:w="1440"/>
+          </w:tcPr>
+          <w:p>
+            <w:r>
+              <w:t>assignment may require manual decisions</w:t>
+            </w:r>
+          </w:p>
+        </w:tc>
+        <w:tc>
+          <w:tcPr>
+            <w:tcW w:type="dxa" w:w="1440"/>
+          </w:tcPr>
+          <w:p>
+            <w:r>
+              <w:t>ticket urgency is not consistently analyzed</w:t>
+            </w:r>
+          </w:p>
+        </w:tc>
+        <w:tc>
+          <w:tcPr>
+            <w:tcW w:type="dxa" w:w="1440"/>
+          </w:tcPr>
+          <w:p>
+            <w:r>
+              <w:t>overwhelmed</w:t>
+            </w:r>
+          </w:p>
+        </w:tc>
+      </w:tr>
+      <w:tr>
+        <w:tc>
+          <w:tcPr>
+            <w:tcW w:type="dxa" w:w="1440"/>
+          </w:tcPr>
+          <w:p>
+            <w:r>
+              <w:t>PS-4</w:t>
+            </w:r>
+          </w:p>
+        </w:tc>
+        <w:tc>
+          <w:tcPr>
+            <w:tcW w:type="dxa" w:w="1440"/>
+          </w:tcPr>
+          <w:p>
+            <w:r>
+              <w:t>Support Agent</w:t>
+            </w:r>
+          </w:p>
+        </w:tc>
+        <w:tc>
+          <w:tcPr>
+            <w:tcW w:type="dxa" w:w="1440"/>
+          </w:tcPr>
+          <w:p>
+            <w:r>
+              <w:t>identify urgent issues from descriptions</w:t>
+            </w:r>
+          </w:p>
+        </w:tc>
+        <w:tc>
+          <w:tcPr>
+            <w:tcW w:type="dxa" w:w="1440"/>
+          </w:tcPr>
+          <w:p>
+            <w:r>
+              <w:t>important keywords can be missed</w:t>
+            </w:r>
+          </w:p>
+        </w:tc>
+        <w:tc>
+          <w:tcPr>
+            <w:tcW w:type="dxa" w:w="1440"/>
+          </w:tcPr>
+          <w:p>
+            <w:r>
+              <w:t>ticket descriptions contain different urgency signals</w:t>
+            </w:r>
+          </w:p>
+        </w:tc>
+        <w:tc>
+          <w:tcPr>
+            <w:tcW w:type="dxa" w:w="1440"/>
+          </w:tcPr>
+          <w:p>
+            <w:r>
+              <w:t>uncertain</w:t>
+            </w:r>
+          </w:p>
+        </w:tc>
+      </w:tr>
+      <w:tr>
+        <w:tc>
+          <w:tcPr>
+            <w:tcW w:type="dxa" w:w="1440"/>
+          </w:tcPr>
+          <w:p>
+            <w:r>
+              <w:t>PS-5</w:t>
+            </w:r>
+          </w:p>
+        </w:tc>
+        <w:tc>
+          <w:tcPr>
+            <w:tcW w:type="dxa" w:w="1440"/>
+          </w:tcPr>
+          <w:p>
+            <w:r>
+              <w:t>Support Manager</w:t>
+            </w:r>
+          </w:p>
+        </w:tc>
+        <w:tc>
+          <w:tcPr>
+            <w:tcW w:type="dxa" w:w="1440"/>
+          </w:tcPr>
+          <w:p>
+            <w:r>
+              <w:t>reduce SLA-related risk</w:t>
+            </w:r>
+          </w:p>
+        </w:tc>
+        <w:tc>
+          <w:tcPr>
+            <w:tcW w:type="dxa" w:w="1440"/>
+          </w:tcPr>
+          <w:p>
+            <w:r>
+              <w:t>older unresolved tickets may remain unnoticed</w:t>
+            </w:r>
+          </w:p>
+        </w:tc>
+        <w:tc>
+          <w:tcPr>
+            <w:tcW w:type="dxa" w:w="1440"/>
+          </w:tcPr>
+          <w:p>
+            <w:r>
+              <w:t>SLA risk needs additional checking</w:t>
+            </w:r>
+          </w:p>
+        </w:tc>
+        <w:tc>
+          <w:tcPr>
+            <w:tcW w:type="dxa" w:w="1440"/>
+          </w:tcPr>
+          <w:p>
+            <w:r>
+              <w:t>concerned</w:t>
+            </w:r>
+          </w:p>
+        </w:tc>
+      </w:tr>
+    </w:tbl>
+    <w:p/>
+    <w:p>
+      <w:pPr>
+        <w:pStyle w:val="Heading2"/>
+      </w:pPr>
+      <w:r>
+        <w:t>2.2 Empathy Map Canvas</w:t>
       </w:r>
     </w:p>
     <w:p>
       <w:r>
-        <w:t>This project builds an intelligent ticket triage system on Salesforce. A custom object stores the support tickets, an auto-launched Flow reads each ticket description, classifies its priority from the language the customer used, raises a task for genuinely urgent cases, and hands the result back to an Agentforce agent that explains what it did in plain language.</w:t>
+        <w:t>User Persona: Support Agent</w:t>
+      </w:r>
+    </w:p>
+    <w:p>
+      <w:pPr>
+        <w:pStyle w:val="ListBullet"/>
+      </w:pPr>
+      <w:r>
+        <w:t>Think &amp; Feel: Wants critical issues identified quickly so urgent customer problems receive attention.</w:t>
+      </w:r>
+    </w:p>
+    <w:p>
+      <w:pPr>
+        <w:pStyle w:val="ListBullet"/>
+      </w:pPr>
+      <w:r>
+        <w:t>Hear: Receives customer issue descriptions and support requests.</w:t>
+      </w:r>
+    </w:p>
+    <w:p>
+      <w:pPr>
+        <w:pStyle w:val="ListBullet"/>
+      </w:pPr>
+      <w:r>
+        <w:t>See: A queue of tickets of mixed urgency arriving throughout the day.</w:t>
+      </w:r>
+    </w:p>
+    <w:p>
+      <w:pPr>
+        <w:pStyle w:val="ListBullet"/>
+      </w:pPr>
+      <w:r>
+        <w:t>Say &amp; Do: Triages tickets, decides which to handle first, updates status.</w:t>
+      </w:r>
+    </w:p>
+    <w:p>
+      <w:pPr>
+        <w:pStyle w:val="ListBullet"/>
+      </w:pPr>
+      <w:r>
+        <w:t>Pains: Manual triage is slow and inconsistent; urgent tickets can be missed.</w:t>
+      </w:r>
+    </w:p>
+    <w:p>
+      <w:pPr>
+        <w:pStyle w:val="ListBullet"/>
+      </w:pPr>
+      <w:r>
+        <w:t>Gains: Automatic priority classification and assignment remove the guesswork.</w:t>
+      </w:r>
+    </w:p>
+    <w:p>
+      <w:pPr>
+        <w:pStyle w:val="Heading2"/>
+      </w:pPr>
+      <w:r>
+        <w:t>2.3 Brainstorming &amp; Idea Prioritization</w:t>
       </w:r>
     </w:p>
     <w:p>
       <w:r>
-        <w:t>The result is faster resolution of critical issues, work routed to the right agent without a human triaging by hand, and a measurable drop in manual effort for the support team.</w:t>
+        <w:t>Ideas Considered</w:t>
       </w:r>
     </w:p>
     <w:p>
       <w:pPr>
-        <w:pStyle w:val="Heading1"/>
+        <w:pStyle w:val="ListBullet"/>
       </w:pPr>
       <w:r>
-        <w:t>Requirements</w:t>
+        <w:t>Manual ticket registers</w:t>
       </w:r>
     </w:p>
     <w:p>
@@ -47,7 +591,7 @@
         <w:pStyle w:val="ListBullet"/>
       </w:pPr>
       <w:r>
-        <w:t>Salesforce Developer Edition org with Agentforce enabled</w:t>
+        <w:t>Spreadsheet-based ticket tracking</w:t>
       </w:r>
     </w:p>
     <w:p>
@@ -55,7 +599,7 @@
         <w:pStyle w:val="ListBullet"/>
       </w:pPr>
       <w:r>
-        <w:t>Custom object: Support Ticket Intelligence</w:t>
+        <w:t>Standalone support portal</w:t>
       </w:r>
     </w:p>
     <w:p>
@@ -63,15 +607,12 @@
         <w:pStyle w:val="ListBullet"/>
       </w:pPr>
       <w:r>
-        <w:t>Fields and relationships for customer, contact, priority and assignment</w:t>
+        <w:t>Salesforce CRM with Agentforce</w:t>
       </w:r>
     </w:p>
     <w:p>
-      <w:pPr>
-        <w:pStyle w:val="ListBullet"/>
-      </w:pPr>
       <w:r>
-        <w:t>Auto-Launched Flow performing keyword-based priority prediction</w:t>
+        <w:t>Final Selection — Salesforce CRM selected due to:</w:t>
       </w:r>
     </w:p>
     <w:p>
@@ -79,7 +620,7 @@
         <w:pStyle w:val="ListBullet"/>
       </w:pPr>
       <w:r>
-        <w:t>Field-level security so the flow and agent can read the fields</w:t>
+        <w:t>Automation through Salesforce Flow</w:t>
       </w:r>
     </w:p>
     <w:p>
@@ -87,7 +628,7 @@
         <w:pStyle w:val="ListBullet"/>
       </w:pPr>
       <w:r>
-        <w:t>Agentforce agent with a Support Ticket Priority Analysis topic</w:t>
+        <w:t>AI-assisted ticket analysis through Agentforce</w:t>
       </w:r>
     </w:p>
     <w:p>
@@ -95,15 +636,15 @@
         <w:pStyle w:val="ListBullet"/>
       </w:pPr>
       <w:r>
-        <w:t>Sample data covering High, Medium and Low scenarios</w:t>
+        <w:t>Automatic priority classification</w:t>
       </w:r>
     </w:p>
     <w:p>
       <w:pPr>
-        <w:pStyle w:val="Heading1"/>
+        <w:pStyle w:val="ListBullet"/>
       </w:pPr>
       <w:r>
-        <w:t>What you'll learn</w:t>
+        <w:t>Automatic urgent-task creation</w:t>
       </w:r>
     </w:p>
     <w:p>
@@ -111,41 +652,2312 @@
         <w:pStyle w:val="ListBullet"/>
       </w:pPr>
       <w:r>
-        <w:t>Data modelling — custom objects and lookups</w:t>
+        <w:t>Reduced manual support effort</w:t>
       </w:r>
     </w:p>
     <w:p>
       <w:pPr>
-        <w:pStyle w:val="ListBullet"/>
+        <w:pStyle w:val="Heading1"/>
       </w:pPr>
       <w:r>
-        <w:t>Field-level security and permission sets</w:t>
+        <w:t>3. Requirement Analysis Phase</w:t>
       </w:r>
     </w:p>
     <w:p>
       <w:pPr>
-        <w:pStyle w:val="ListBullet"/>
+        <w:pStyle w:val="Heading2"/>
       </w:pPr>
       <w:r>
-        <w:t>Auto-Launched Flows with decisions and record creation</w:t>
+        <w:t>3.1 Customer Journey Map</w:t>
       </w:r>
     </w:p>
     <w:p>
-      <w:pPr>
-        <w:pStyle w:val="ListBullet"/>
-      </w:pPr>
       <w:r>
-        <w:t>Agentforce agent topics and flow-backed actions</w:t>
+        <w:t>Stages: Ticket Creation → Account Identification → Ticket Retrieval → Description Analysis → Priority Classification → Agent Assignment → Urgent Task Creation → Support Handling → Resolution</w:t>
       </w:r>
     </w:p>
     <w:p>
       <w:pPr>
-        <w:pStyle w:val="ListBullet"/>
+        <w:pStyle w:val="Heading2"/>
       </w:pPr>
       <w:r>
-        <w:t>Testing an automated triage system end to end</w:t>
+        <w:t>3.2 Solution Requirements</w:t>
       </w:r>
     </w:p>
+    <w:p>
+      <w:r>
+        <w:t>Functional Requirements</w:t>
+      </w:r>
+    </w:p>
+    <w:tbl>
+      <w:tblPr>
+        <w:tblStyle w:val="LightGrid-Accent1"/>
+        <w:tblW w:type="auto" w:w="0"/>
+        <w:tblLook w:firstColumn="1" w:firstRow="1" w:lastColumn="0" w:lastRow="0" w:noHBand="0" w:noVBand="1" w:val="04A0"/>
+      </w:tblPr>
+      <w:tblGrid>
+        <w:gridCol w:w="4320"/>
+        <w:gridCol w:w="4320"/>
+      </w:tblGrid>
+      <w:tr>
+        <w:tc>
+          <w:tcPr>
+            <w:tcW w:type="dxa" w:w="4320"/>
+          </w:tcPr>
+          <w:p>
+            <w:r>
+              <w:t>FR No</w:t>
+            </w:r>
+          </w:p>
+        </w:tc>
+        <w:tc>
+          <w:tcPr>
+            <w:tcW w:type="dxa" w:w="4320"/>
+          </w:tcPr>
+          <w:p>
+            <w:r>
+              <w:t>Requirement</w:t>
+            </w:r>
+          </w:p>
+        </w:tc>
+      </w:tr>
+      <w:tr>
+        <w:tc>
+          <w:tcPr>
+            <w:tcW w:type="dxa" w:w="4320"/>
+          </w:tcPr>
+          <w:p>
+            <w:r>
+              <w:t>FR-1</w:t>
+            </w:r>
+          </w:p>
+        </w:tc>
+        <w:tc>
+          <w:tcPr>
+            <w:tcW w:type="dxa" w:w="4320"/>
+          </w:tcPr>
+          <w:p>
+            <w:r>
+              <w:t>Support ticket creation and management</w:t>
+            </w:r>
+          </w:p>
+        </w:tc>
+      </w:tr>
+      <w:tr>
+        <w:tc>
+          <w:tcPr>
+            <w:tcW w:type="dxa" w:w="4320"/>
+          </w:tcPr>
+          <w:p>
+            <w:r>
+              <w:t>FR-2</w:t>
+            </w:r>
+          </w:p>
+        </w:tc>
+        <w:tc>
+          <w:tcPr>
+            <w:tcW w:type="dxa" w:w="4320"/>
+          </w:tcPr>
+          <w:p>
+            <w:r>
+              <w:t>Account and Contact association</w:t>
+            </w:r>
+          </w:p>
+        </w:tc>
+      </w:tr>
+      <w:tr>
+        <w:tc>
+          <w:tcPr>
+            <w:tcW w:type="dxa" w:w="4320"/>
+          </w:tcPr>
+          <w:p>
+            <w:r>
+              <w:t>FR-3</w:t>
+            </w:r>
+          </w:p>
+        </w:tc>
+        <w:tc>
+          <w:tcPr>
+            <w:tcW w:type="dxa" w:w="4320"/>
+          </w:tcPr>
+          <w:p>
+            <w:r>
+              <w:t>Ticket description analysis</w:t>
+            </w:r>
+          </w:p>
+        </w:tc>
+      </w:tr>
+      <w:tr>
+        <w:tc>
+          <w:tcPr>
+            <w:tcW w:type="dxa" w:w="4320"/>
+          </w:tcPr>
+          <w:p>
+            <w:r>
+              <w:t>FR-4</w:t>
+            </w:r>
+          </w:p>
+        </w:tc>
+        <w:tc>
+          <w:tcPr>
+            <w:tcW w:type="dxa" w:w="4320"/>
+          </w:tcPr>
+          <w:p>
+            <w:r>
+              <w:t>Automatic priority classification</w:t>
+            </w:r>
+          </w:p>
+        </w:tc>
+      </w:tr>
+      <w:tr>
+        <w:tc>
+          <w:tcPr>
+            <w:tcW w:type="dxa" w:w="4320"/>
+          </w:tcPr>
+          <w:p>
+            <w:r>
+              <w:t>FR-5</w:t>
+            </w:r>
+          </w:p>
+        </w:tc>
+        <w:tc>
+          <w:tcPr>
+            <w:tcW w:type="dxa" w:w="4320"/>
+          </w:tcPr>
+          <w:p>
+            <w:r>
+              <w:t>High-priority task creation</w:t>
+            </w:r>
+          </w:p>
+        </w:tc>
+      </w:tr>
+      <w:tr>
+        <w:tc>
+          <w:tcPr>
+            <w:tcW w:type="dxa" w:w="4320"/>
+          </w:tcPr>
+          <w:p>
+            <w:r>
+              <w:t>FR-6</w:t>
+            </w:r>
+          </w:p>
+        </w:tc>
+        <w:tc>
+          <w:tcPr>
+            <w:tcW w:type="dxa" w:w="4320"/>
+          </w:tcPr>
+          <w:p>
+            <w:r>
+              <w:t>Support agent assignment</w:t>
+            </w:r>
+          </w:p>
+        </w:tc>
+      </w:tr>
+      <w:tr>
+        <w:tc>
+          <w:tcPr>
+            <w:tcW w:type="dxa" w:w="4320"/>
+          </w:tcPr>
+          <w:p>
+            <w:r>
+              <w:t>FR-7</w:t>
+            </w:r>
+          </w:p>
+        </w:tc>
+        <w:tc>
+          <w:tcPr>
+            <w:tcW w:type="dxa" w:w="4320"/>
+          </w:tcPr>
+          <w:p>
+            <w:r>
+              <w:t>SLA breach risk checking</w:t>
+            </w:r>
+          </w:p>
+        </w:tc>
+      </w:tr>
+      <w:tr>
+        <w:tc>
+          <w:tcPr>
+            <w:tcW w:type="dxa" w:w="4320"/>
+          </w:tcPr>
+          <w:p>
+            <w:r>
+              <w:t>FR-8</w:t>
+            </w:r>
+          </w:p>
+        </w:tc>
+        <w:tc>
+          <w:tcPr>
+            <w:tcW w:type="dxa" w:w="4320"/>
+          </w:tcPr>
+          <w:p>
+            <w:r>
+              <w:t>Agentforce conversational analysis</w:t>
+            </w:r>
+          </w:p>
+        </w:tc>
+      </w:tr>
+    </w:tbl>
+    <w:p/>
+    <w:p>
+      <w:r>
+        <w:t>Non-Functional Requirements</w:t>
+      </w:r>
+    </w:p>
+    <w:tbl>
+      <w:tblPr>
+        <w:tblStyle w:val="LightGrid-Accent1"/>
+        <w:tblW w:type="auto" w:w="0"/>
+        <w:tblLook w:firstColumn="1" w:firstRow="1" w:lastColumn="0" w:lastRow="0" w:noHBand="0" w:noVBand="1" w:val="04A0"/>
+      </w:tblPr>
+      <w:tblGrid>
+        <w:gridCol w:w="4320"/>
+        <w:gridCol w:w="4320"/>
+      </w:tblGrid>
+      <w:tr>
+        <w:tc>
+          <w:tcPr>
+            <w:tcW w:type="dxa" w:w="4320"/>
+          </w:tcPr>
+          <w:p>
+            <w:r>
+              <w:t>NFR</w:t>
+            </w:r>
+          </w:p>
+        </w:tc>
+        <w:tc>
+          <w:tcPr>
+            <w:tcW w:type="dxa" w:w="4320"/>
+          </w:tcPr>
+          <w:p>
+            <w:r>
+              <w:t>Description</w:t>
+            </w:r>
+          </w:p>
+        </w:tc>
+      </w:tr>
+      <w:tr>
+        <w:tc>
+          <w:tcPr>
+            <w:tcW w:type="dxa" w:w="4320"/>
+          </w:tcPr>
+          <w:p>
+            <w:r>
+              <w:t>Usability</w:t>
+            </w:r>
+          </w:p>
+        </w:tc>
+        <w:tc>
+          <w:tcPr>
+            <w:tcW w:type="dxa" w:w="4320"/>
+          </w:tcPr>
+          <w:p>
+            <w:r>
+              <w:t>Clear Agentforce interaction and understandable priority messages</w:t>
+            </w:r>
+          </w:p>
+        </w:tc>
+      </w:tr>
+      <w:tr>
+        <w:tc>
+          <w:tcPr>
+            <w:tcW w:type="dxa" w:w="4320"/>
+          </w:tcPr>
+          <w:p>
+            <w:r>
+              <w:t>Reliability</w:t>
+            </w:r>
+          </w:p>
+        </w:tc>
+        <w:tc>
+          <w:tcPr>
+            <w:tcW w:type="dxa" w:w="4320"/>
+          </w:tcPr>
+          <w:p>
+            <w:r>
+              <w:t>Consistent priority classification based on configured conditions</w:t>
+            </w:r>
+          </w:p>
+        </w:tc>
+      </w:tr>
+      <w:tr>
+        <w:tc>
+          <w:tcPr>
+            <w:tcW w:type="dxa" w:w="4320"/>
+          </w:tcPr>
+          <w:p>
+            <w:r>
+              <w:t>Performance</w:t>
+            </w:r>
+          </w:p>
+        </w:tc>
+        <w:tc>
+          <w:tcPr>
+            <w:tcW w:type="dxa" w:w="4320"/>
+          </w:tcPr>
+          <w:p>
+            <w:r>
+              <w:t>Quick retrieval and analysis of the latest support ticket</w:t>
+            </w:r>
+          </w:p>
+        </w:tc>
+      </w:tr>
+      <w:tr>
+        <w:tc>
+          <w:tcPr>
+            <w:tcW w:type="dxa" w:w="4320"/>
+          </w:tcPr>
+          <w:p>
+            <w:r>
+              <w:t>Security</w:t>
+            </w:r>
+          </w:p>
+        </w:tc>
+        <w:tc>
+          <w:tcPr>
+            <w:tcW w:type="dxa" w:w="4320"/>
+          </w:tcPr>
+          <w:p>
+            <w:r>
+              <w:t>Controlled Salesforce access to customer and ticket information</w:t>
+            </w:r>
+          </w:p>
+        </w:tc>
+      </w:tr>
+      <w:tr>
+        <w:tc>
+          <w:tcPr>
+            <w:tcW w:type="dxa" w:w="4320"/>
+          </w:tcPr>
+          <w:p>
+            <w:r>
+              <w:t>Maintainability</w:t>
+            </w:r>
+          </w:p>
+        </w:tc>
+        <w:tc>
+          <w:tcPr>
+            <w:tcW w:type="dxa" w:w="4320"/>
+          </w:tcPr>
+          <w:p>
+            <w:r>
+              <w:t>Flow and Agentforce configuration can be updated</w:t>
+            </w:r>
+          </w:p>
+        </w:tc>
+      </w:tr>
+      <w:tr>
+        <w:tc>
+          <w:tcPr>
+            <w:tcW w:type="dxa" w:w="4320"/>
+          </w:tcPr>
+          <w:p>
+            <w:r>
+              <w:t>Scalability</w:t>
+            </w:r>
+          </w:p>
+        </w:tc>
+        <w:tc>
+          <w:tcPr>
+            <w:tcW w:type="dxa" w:w="4320"/>
+          </w:tcPr>
+          <w:p>
+            <w:r>
+              <w:t>Supports increasing support-ticket volumes through Salesforce automation</w:t>
+            </w:r>
+          </w:p>
+        </w:tc>
+      </w:tr>
+    </w:tbl>
+    <w:p/>
+    <w:p>
+      <w:pPr>
+        <w:pStyle w:val="Heading2"/>
+      </w:pPr>
+      <w:r>
+        <w:t>3.3 Data Flow Diagram</w:t>
+      </w:r>
+    </w:p>
+    <w:p>
+      <w:r>
+        <w:t>Flow: Customer / Support Request → Account → Latest Support Ticket → Ticket Description → Analyze Description → Priority Level → High/Medium/Low Decision → Agent Assignment → High-Priority Task (if applicable) → Final Response</w:t>
+      </w:r>
+    </w:p>
+    <w:p>
+      <w:r>
+        <w:t>Agentforce: User provides Account Name → Agentforce Support Ticket Priority Analysis → Auto-Launched Flow → Ticket Analysis → Priority and Assignment Output → Response to User.</w:t>
+      </w:r>
+    </w:p>
+    <w:p>
+      <w:pPr>
+        <w:pStyle w:val="Heading2"/>
+      </w:pPr>
+      <w:r>
+        <w:t>3.4 Technology Stack</w:t>
+      </w:r>
+    </w:p>
+    <w:tbl>
+      <w:tblPr>
+        <w:tblStyle w:val="LightGrid-Accent1"/>
+        <w:tblW w:type="auto" w:w="0"/>
+        <w:tblLook w:firstColumn="1" w:firstRow="1" w:lastColumn="0" w:lastRow="0" w:noHBand="0" w:noVBand="1" w:val="04A0"/>
+      </w:tblPr>
+      <w:tblGrid>
+        <w:gridCol w:w="4320"/>
+        <w:gridCol w:w="4320"/>
+      </w:tblGrid>
+      <w:tr>
+        <w:tc>
+          <w:tcPr>
+            <w:tcW w:type="dxa" w:w="4320"/>
+          </w:tcPr>
+          <w:p>
+            <w:r>
+              <w:t>Layer</w:t>
+            </w:r>
+          </w:p>
+        </w:tc>
+        <w:tc>
+          <w:tcPr>
+            <w:tcW w:type="dxa" w:w="4320"/>
+          </w:tcPr>
+          <w:p>
+            <w:r>
+              <w:t>Technology</w:t>
+            </w:r>
+          </w:p>
+        </w:tc>
+      </w:tr>
+      <w:tr>
+        <w:tc>
+          <w:tcPr>
+            <w:tcW w:type="dxa" w:w="4320"/>
+          </w:tcPr>
+          <w:p>
+            <w:r>
+              <w:t>Platform</w:t>
+            </w:r>
+          </w:p>
+        </w:tc>
+        <w:tc>
+          <w:tcPr>
+            <w:tcW w:type="dxa" w:w="4320"/>
+          </w:tcPr>
+          <w:p>
+            <w:r>
+              <w:t>Salesforce</w:t>
+            </w:r>
+          </w:p>
+        </w:tc>
+      </w:tr>
+      <w:tr>
+        <w:tc>
+          <w:tcPr>
+            <w:tcW w:type="dxa" w:w="4320"/>
+          </w:tcPr>
+          <w:p>
+            <w:r>
+              <w:t>Database</w:t>
+            </w:r>
+          </w:p>
+        </w:tc>
+        <w:tc>
+          <w:tcPr>
+            <w:tcW w:type="dxa" w:w="4320"/>
+          </w:tcPr>
+          <w:p>
+            <w:r>
+              <w:t>Support_Ticket_Intelligence__c with Account, Contact, User and Task records</w:t>
+            </w:r>
+          </w:p>
+        </w:tc>
+      </w:tr>
+      <w:tr>
+        <w:tc>
+          <w:tcPr>
+            <w:tcW w:type="dxa" w:w="4320"/>
+          </w:tcPr>
+          <w:p>
+            <w:r>
+              <w:t>Logic</w:t>
+            </w:r>
+          </w:p>
+        </w:tc>
+        <w:tc>
+          <w:tcPr>
+            <w:tcW w:type="dxa" w:w="4320"/>
+          </w:tcPr>
+          <w:p>
+            <w:r>
+              <w:t>Auto-Launched Flow</w:t>
+            </w:r>
+          </w:p>
+        </w:tc>
+      </w:tr>
+      <w:tr>
+        <w:tc>
+          <w:tcPr>
+            <w:tcW w:type="dxa" w:w="4320"/>
+          </w:tcPr>
+          <w:p>
+            <w:r>
+              <w:t>AI</w:t>
+            </w:r>
+          </w:p>
+        </w:tc>
+        <w:tc>
+          <w:tcPr>
+            <w:tcW w:type="dxa" w:w="4320"/>
+          </w:tcPr>
+          <w:p>
+            <w:r>
+              <w:t>Agentforce</w:t>
+            </w:r>
+          </w:p>
+        </w:tc>
+      </w:tr>
+      <w:tr>
+        <w:tc>
+          <w:tcPr>
+            <w:tcW w:type="dxa" w:w="4320"/>
+          </w:tcPr>
+          <w:p>
+            <w:r>
+              <w:t>Agent Configuration</w:t>
+            </w:r>
+          </w:p>
+        </w:tc>
+        <w:tc>
+          <w:tcPr>
+            <w:tcW w:type="dxa" w:w="4320"/>
+          </w:tcPr>
+          <w:p>
+            <w:r>
+              <w:t>Support Ticket Priority Analysis subagent</w:t>
+            </w:r>
+          </w:p>
+        </w:tc>
+      </w:tr>
+      <w:tr>
+        <w:tc>
+          <w:tcPr>
+            <w:tcW w:type="dxa" w:w="4320"/>
+          </w:tcPr>
+          <w:p>
+            <w:r>
+              <w:t>Automation</w:t>
+            </w:r>
+          </w:p>
+        </w:tc>
+        <w:tc>
+          <w:tcPr>
+            <w:tcW w:type="dxa" w:w="4320"/>
+          </w:tcPr>
+          <w:p>
+            <w:r>
+              <w:t>Flow Decision, Assignment and Create Records</w:t>
+            </w:r>
+          </w:p>
+        </w:tc>
+      </w:tr>
+      <w:tr>
+        <w:tc>
+          <w:tcPr>
+            <w:tcW w:type="dxa" w:w="4320"/>
+          </w:tcPr>
+          <w:p>
+            <w:r>
+              <w:t>Output</w:t>
+            </w:r>
+          </w:p>
+        </w:tc>
+        <w:tc>
+          <w:tcPr>
+            <w:tcW w:type="dxa" w:w="4320"/>
+          </w:tcPr>
+          <w:p>
+            <w:r>
+              <w:t>Agentforce conversation response</w:t>
+            </w:r>
+          </w:p>
+        </w:tc>
+      </w:tr>
+    </w:tbl>
+    <w:p/>
+    <w:p>
+      <w:pPr>
+        <w:pStyle w:val="Heading1"/>
+      </w:pPr>
+      <w:r>
+        <w:t>4. Project Design Phase</w:t>
+      </w:r>
+    </w:p>
+    <w:p>
+      <w:pPr>
+        <w:pStyle w:val="Heading2"/>
+      </w:pPr>
+      <w:r>
+        <w:t>4.1 Problem–Solution Fit</w:t>
+      </w:r>
+    </w:p>
+    <w:tbl>
+      <w:tblPr>
+        <w:tblStyle w:val="LightGrid-Accent1"/>
+        <w:tblW w:type="auto" w:w="0"/>
+        <w:tblLook w:firstColumn="1" w:firstRow="1" w:lastColumn="0" w:lastRow="0" w:noHBand="0" w:noVBand="1" w:val="04A0"/>
+      </w:tblPr>
+      <w:tblGrid>
+        <w:gridCol w:w="2880"/>
+        <w:gridCol w:w="2880"/>
+        <w:gridCol w:w="2880"/>
+      </w:tblGrid>
+      <w:tr>
+        <w:tc>
+          <w:tcPr>
+            <w:tcW w:type="dxa" w:w="2880"/>
+          </w:tcPr>
+          <w:p>
+            <w:r>
+              <w:t>Problem</w:t>
+            </w:r>
+          </w:p>
+        </w:tc>
+        <w:tc>
+          <w:tcPr>
+            <w:tcW w:type="dxa" w:w="2880"/>
+          </w:tcPr>
+          <w:p>
+            <w:r>
+              <w:t>Solution</w:t>
+            </w:r>
+          </w:p>
+        </w:tc>
+        <w:tc>
+          <w:tcPr>
+            <w:tcW w:type="dxa" w:w="2880"/>
+          </w:tcPr>
+          <w:p>
+            <w:r>
+              <w:t>Benefit</w:t>
+            </w:r>
+          </w:p>
+        </w:tc>
+      </w:tr>
+      <w:tr>
+        <w:tc>
+          <w:tcPr>
+            <w:tcW w:type="dxa" w:w="2880"/>
+          </w:tcPr>
+          <w:p>
+            <w:r>
+              <w:t>Manual ticket prioritization</w:t>
+            </w:r>
+          </w:p>
+        </w:tc>
+        <w:tc>
+          <w:tcPr>
+            <w:tcW w:type="dxa" w:w="2880"/>
+          </w:tcPr>
+          <w:p>
+            <w:r>
+              <w:t>Flow analyzes description and sets priority</w:t>
+            </w:r>
+          </w:p>
+        </w:tc>
+        <w:tc>
+          <w:tcPr>
+            <w:tcW w:type="dxa" w:w="2880"/>
+          </w:tcPr>
+          <w:p>
+            <w:r>
+              <w:t>Faster identification of urgent cases</w:t>
+            </w:r>
+          </w:p>
+        </w:tc>
+      </w:tr>
+      <w:tr>
+        <w:tc>
+          <w:tcPr>
+            <w:tcW w:type="dxa" w:w="2880"/>
+          </w:tcPr>
+          <w:p>
+            <w:r>
+              <w:t>Urgent issues may be missed</w:t>
+            </w:r>
+          </w:p>
+        </w:tc>
+        <w:tc>
+          <w:tcPr>
+            <w:tcW w:type="dxa" w:w="2880"/>
+          </w:tcPr>
+          <w:p>
+            <w:r>
+              <w:t>High-priority keyword decision</w:t>
+            </w:r>
+          </w:p>
+        </w:tc>
+        <w:tc>
+          <w:tcPr>
+            <w:tcW w:type="dxa" w:w="2880"/>
+          </w:tcPr>
+          <w:p>
+            <w:r>
+              <w:t>Critical cases receive attention</w:t>
+            </w:r>
+          </w:p>
+        </w:tc>
+      </w:tr>
+      <w:tr>
+        <w:tc>
+          <w:tcPr>
+            <w:tcW w:type="dxa" w:w="2880"/>
+          </w:tcPr>
+          <w:p>
+            <w:r>
+              <w:t>Manual task creation</w:t>
+            </w:r>
+          </w:p>
+        </w:tc>
+        <w:tc>
+          <w:tcPr>
+            <w:tcW w:type="dxa" w:w="2880"/>
+          </w:tcPr>
+          <w:p>
+            <w:r>
+              <w:t>Flow creates Task for High priority</w:t>
+            </w:r>
+          </w:p>
+        </w:tc>
+        <w:tc>
+          <w:tcPr>
+            <w:tcW w:type="dxa" w:w="2880"/>
+          </w:tcPr>
+          <w:p>
+            <w:r>
+              <w:t>Reduced manual effort</w:t>
+            </w:r>
+          </w:p>
+        </w:tc>
+      </w:tr>
+      <w:tr>
+        <w:tc>
+          <w:tcPr>
+            <w:tcW w:type="dxa" w:w="2880"/>
+          </w:tcPr>
+          <w:p>
+            <w:r>
+              <w:t>Manual support assignment</w:t>
+            </w:r>
+          </w:p>
+        </w:tc>
+        <w:tc>
+          <w:tcPr>
+            <w:tcW w:type="dxa" w:w="2880"/>
+          </w:tcPr>
+          <w:p>
+            <w:r>
+              <w:t>Flow sets assigned support level</w:t>
+            </w:r>
+          </w:p>
+        </w:tc>
+        <w:tc>
+          <w:tcPr>
+            <w:tcW w:type="dxa" w:w="2880"/>
+          </w:tcPr>
+          <w:p>
+            <w:r>
+              <w:t>More consistent handling</w:t>
+            </w:r>
+          </w:p>
+        </w:tc>
+      </w:tr>
+      <w:tr>
+        <w:tc>
+          <w:tcPr>
+            <w:tcW w:type="dxa" w:w="2880"/>
+          </w:tcPr>
+          <w:p>
+            <w:r>
+              <w:t>SLA risk can be overlooked</w:t>
+            </w:r>
+          </w:p>
+        </w:tc>
+        <w:tc>
+          <w:tcPr>
+            <w:tcW w:type="dxa" w:w="2880"/>
+          </w:tcPr>
+          <w:p>
+            <w:r>
+              <w:t>SLA Risk decision flags tickets older than two days</w:t>
+            </w:r>
+          </w:p>
+        </w:tc>
+        <w:tc>
+          <w:tcPr>
+            <w:tcW w:type="dxa" w:w="2880"/>
+          </w:tcPr>
+          <w:p>
+            <w:r>
+              <w:t>Better risk awareness</w:t>
+            </w:r>
+          </w:p>
+        </w:tc>
+      </w:tr>
+      <w:tr>
+        <w:tc>
+          <w:tcPr>
+            <w:tcW w:type="dxa" w:w="2880"/>
+          </w:tcPr>
+          <w:p>
+            <w:r>
+              <w:t>Need for conversational access</w:t>
+            </w:r>
+          </w:p>
+        </w:tc>
+        <w:tc>
+          <w:tcPr>
+            <w:tcW w:type="dxa" w:w="2880"/>
+          </w:tcPr>
+          <w:p>
+            <w:r>
+              <w:t>Agentforce subagent</w:t>
+            </w:r>
+          </w:p>
+        </w:tc>
+        <w:tc>
+          <w:tcPr>
+            <w:tcW w:type="dxa" w:w="2880"/>
+          </w:tcPr>
+          <w:p>
+            <w:r>
+              <w:t>AI-assisted interaction</w:t>
+            </w:r>
+          </w:p>
+        </w:tc>
+      </w:tr>
+    </w:tbl>
+    <w:p/>
+    <w:p>
+      <w:pPr>
+        <w:pStyle w:val="Heading2"/>
+      </w:pPr>
+      <w:r>
+        <w:t>4.2 Proposed Solution</w:t>
+      </w:r>
+    </w:p>
+    <w:tbl>
+      <w:tblPr>
+        <w:tblStyle w:val="LightGrid-Accent1"/>
+        <w:tblW w:type="auto" w:w="0"/>
+        <w:tblLook w:firstColumn="1" w:firstRow="1" w:lastColumn="0" w:lastRow="0" w:noHBand="0" w:noVBand="1" w:val="04A0"/>
+      </w:tblPr>
+      <w:tblGrid>
+        <w:gridCol w:w="4320"/>
+        <w:gridCol w:w="4320"/>
+      </w:tblGrid>
+      <w:tr>
+        <w:tc>
+          <w:tcPr>
+            <w:tcW w:type="dxa" w:w="4320"/>
+          </w:tcPr>
+          <w:p>
+            <w:r>
+              <w:t>Parameter</w:t>
+            </w:r>
+          </w:p>
+        </w:tc>
+        <w:tc>
+          <w:tcPr>
+            <w:tcW w:type="dxa" w:w="4320"/>
+          </w:tcPr>
+          <w:p>
+            <w:r>
+              <w:t>Description</w:t>
+            </w:r>
+          </w:p>
+        </w:tc>
+      </w:tr>
+      <w:tr>
+        <w:tc>
+          <w:tcPr>
+            <w:tcW w:type="dxa" w:w="4320"/>
+          </w:tcPr>
+          <w:p>
+            <w:r>
+              <w:t>Problem</w:t>
+            </w:r>
+          </w:p>
+        </w:tc>
+        <w:tc>
+          <w:tcPr>
+            <w:tcW w:type="dxa" w:w="4320"/>
+          </w:tcPr>
+          <w:p>
+            <w:r>
+              <w:t>Manual ticket prioritization and assignment causing delays in handling critical customer support issues</w:t>
+            </w:r>
+          </w:p>
+        </w:tc>
+      </w:tr>
+      <w:tr>
+        <w:tc>
+          <w:tcPr>
+            <w:tcW w:type="dxa" w:w="4320"/>
+          </w:tcPr>
+          <w:p>
+            <w:r>
+              <w:t>Solution</w:t>
+            </w:r>
+          </w:p>
+        </w:tc>
+        <w:tc>
+          <w:tcPr>
+            <w:tcW w:type="dxa" w:w="4320"/>
+          </w:tcPr>
+          <w:p>
+            <w:r>
+              <w:t>Salesforce-based Customer Support Ticket Priority Prediction and Automated Assignment System</w:t>
+            </w:r>
+          </w:p>
+        </w:tc>
+      </w:tr>
+      <w:tr>
+        <w:tc>
+          <w:tcPr>
+            <w:tcW w:type="dxa" w:w="4320"/>
+          </w:tcPr>
+          <w:p>
+            <w:r>
+              <w:t>Innovation</w:t>
+            </w:r>
+          </w:p>
+        </w:tc>
+        <w:tc>
+          <w:tcPr>
+            <w:tcW w:type="dxa" w:w="4320"/>
+          </w:tcPr>
+          <w:p>
+            <w:r>
+              <w:t>Agentforce AI + Auto-Launched Flow for analyzing ticket descriptions, automatically classifying priority, assigning support level, and triggering urgent-task automation</w:t>
+            </w:r>
+          </w:p>
+        </w:tc>
+      </w:tr>
+      <w:tr>
+        <w:tc>
+          <w:tcPr>
+            <w:tcW w:type="dxa" w:w="4320"/>
+          </w:tcPr>
+          <w:p>
+            <w:r>
+              <w:t>Impact</w:t>
+            </w:r>
+          </w:p>
+        </w:tc>
+        <w:tc>
+          <w:tcPr>
+            <w:tcW w:type="dxa" w:w="4320"/>
+          </w:tcPr>
+          <w:p>
+            <w:r>
+              <w:t>Faster identification of critical tickets, reduced manual effort, improved response time, and better support-team productivity</w:t>
+            </w:r>
+          </w:p>
+        </w:tc>
+      </w:tr>
+      <w:tr>
+        <w:tc>
+          <w:tcPr>
+            <w:tcW w:type="dxa" w:w="4320"/>
+          </w:tcPr>
+          <w:p>
+            <w:r>
+              <w:t>Business Model</w:t>
+            </w:r>
+          </w:p>
+        </w:tc>
+        <w:tc>
+          <w:tcPr>
+            <w:tcW w:type="dxa" w:w="4320"/>
+          </w:tcPr>
+          <w:p>
+            <w:r>
+              <w:t>Customer support operations involving customers, support agents, support managers, and AI-assisted ticket handling</w:t>
+            </w:r>
+          </w:p>
+        </w:tc>
+      </w:tr>
+      <w:tr>
+        <w:tc>
+          <w:tcPr>
+            <w:tcW w:type="dxa" w:w="4320"/>
+          </w:tcPr>
+          <w:p>
+            <w:r>
+              <w:t>Scalability</w:t>
+            </w:r>
+          </w:p>
+        </w:tc>
+        <w:tc>
+          <w:tcPr>
+            <w:tcW w:type="dxa" w:w="4320"/>
+          </w:tcPr>
+          <w:p>
+            <w:r>
+              <w:t>Supports increasing support-ticket volumes through Salesforce automation, with scope for additional assignment rules, SLA monitoring, and priority indicators</w:t>
+            </w:r>
+          </w:p>
+        </w:tc>
+      </w:tr>
+    </w:tbl>
+    <w:p/>
+    <w:p>
+      <w:pPr>
+        <w:pStyle w:val="Heading2"/>
+      </w:pPr>
+      <w:r>
+        <w:t>4.3 Solution Architecture</w:t>
+      </w:r>
+    </w:p>
+    <w:p>
+      <w:r>
+        <w:t>Components: Users / Support Team → Agentforce → Support Ticket Priority Analysis → Auto-Launched Flow → Account &amp; Ticket Data → Description Analysis → Priority Decision → Task / Assignment → Final Message → Agentforce Response</w:t>
+      </w:r>
+    </w:p>
+    <w:p>
+      <w:pPr>
+        <w:pStyle w:val="Heading1"/>
+      </w:pPr>
+      <w:r>
+        <w:t>5. Project Planning &amp; Scheduling</w:t>
+      </w:r>
+    </w:p>
+    <w:p>
+      <w:pPr>
+        <w:pStyle w:val="Heading2"/>
+      </w:pPr>
+      <w:r>
+        <w:t>5.1 Project Planning</w:t>
+      </w:r>
+    </w:p>
+    <w:p>
+      <w:pPr>
+        <w:pStyle w:val="ListBullet"/>
+      </w:pPr>
+      <w:r>
+        <w:t>Agile methodology</w:t>
+      </w:r>
+    </w:p>
+    <w:p>
+      <w:pPr>
+        <w:pStyle w:val="ListBullet"/>
+      </w:pPr>
+      <w:r>
+        <w:t>Epics → Stories → Story Points</w:t>
+      </w:r>
+    </w:p>
+    <w:p>
+      <w:pPr>
+        <w:pStyle w:val="ListBullet"/>
+      </w:pPr>
+      <w:r>
+        <w:t>Sprint-based execution</w:t>
+      </w:r>
+    </w:p>
+    <w:p>
+      <w:pPr>
+        <w:pStyle w:val="ListBullet"/>
+      </w:pPr>
+      <w:r>
+        <w:t>Velocity calculation used for estimation</w:t>
+      </w:r>
+    </w:p>
+    <w:p>
+      <w:r>
+        <w:t>Product Backlog, Sprint Schedule, and Estimation</w:t>
+      </w:r>
+    </w:p>
+    <w:tbl>
+      <w:tblPr>
+        <w:tblStyle w:val="LightGrid-Accent1"/>
+        <w:tblW w:type="auto" w:w="0"/>
+        <w:tblLook w:firstColumn="1" w:firstRow="1" w:lastColumn="0" w:lastRow="0" w:noHBand="0" w:noVBand="1" w:val="04A0"/>
+      </w:tblPr>
+      <w:tblGrid>
+        <w:gridCol w:w="1234"/>
+        <w:gridCol w:w="1234"/>
+        <w:gridCol w:w="1234"/>
+        <w:gridCol w:w="1234"/>
+        <w:gridCol w:w="1234"/>
+        <w:gridCol w:w="1234"/>
+        <w:gridCol w:w="1234"/>
+      </w:tblGrid>
+      <w:tr>
+        <w:tc>
+          <w:tcPr>
+            <w:tcW w:type="dxa" w:w="1234"/>
+          </w:tcPr>
+          <w:p>
+            <w:r>
+              <w:t>Sprint</w:t>
+            </w:r>
+          </w:p>
+        </w:tc>
+        <w:tc>
+          <w:tcPr>
+            <w:tcW w:type="dxa" w:w="1234"/>
+          </w:tcPr>
+          <w:p>
+            <w:r>
+              <w:t>Functional Requirement (Epic)</w:t>
+            </w:r>
+          </w:p>
+        </w:tc>
+        <w:tc>
+          <w:tcPr>
+            <w:tcW w:type="dxa" w:w="1234"/>
+          </w:tcPr>
+          <w:p>
+            <w:r>
+              <w:t>User Story No.</w:t>
+            </w:r>
+          </w:p>
+        </w:tc>
+        <w:tc>
+          <w:tcPr>
+            <w:tcW w:type="dxa" w:w="1234"/>
+          </w:tcPr>
+          <w:p>
+            <w:r>
+              <w:t>User Story / Task</w:t>
+            </w:r>
+          </w:p>
+        </w:tc>
+        <w:tc>
+          <w:tcPr>
+            <w:tcW w:type="dxa" w:w="1234"/>
+          </w:tcPr>
+          <w:p>
+            <w:r>
+              <w:t>Story Points</w:t>
+            </w:r>
+          </w:p>
+        </w:tc>
+        <w:tc>
+          <w:tcPr>
+            <w:tcW w:type="dxa" w:w="1234"/>
+          </w:tcPr>
+          <w:p>
+            <w:r>
+              <w:t>Priority</w:t>
+            </w:r>
+          </w:p>
+        </w:tc>
+        <w:tc>
+          <w:tcPr>
+            <w:tcW w:type="dxa" w:w="1234"/>
+          </w:tcPr>
+          <w:p>
+            <w:r>
+              <w:t>Team Member</w:t>
+            </w:r>
+          </w:p>
+        </w:tc>
+      </w:tr>
+      <w:tr>
+        <w:tc>
+          <w:tcPr>
+            <w:tcW w:type="dxa" w:w="1234"/>
+          </w:tcPr>
+          <w:p>
+            <w:r>
+              <w:t>Sprint-1</w:t>
+            </w:r>
+          </w:p>
+        </w:tc>
+        <w:tc>
+          <w:tcPr>
+            <w:tcW w:type="dxa" w:w="1234"/>
+          </w:tcPr>
+          <w:p>
+            <w:r>
+              <w:t>Developer Setup</w:t>
+            </w:r>
+          </w:p>
+        </w:tc>
+        <w:tc>
+          <w:tcPr>
+            <w:tcW w:type="dxa" w:w="1234"/>
+          </w:tcPr>
+          <w:p>
+            <w:r>
+              <w:t>USN-1</w:t>
+            </w:r>
+          </w:p>
+        </w:tc>
+        <w:tc>
+          <w:tcPr>
+            <w:tcW w:type="dxa" w:w="1234"/>
+          </w:tcPr>
+          <w:p>
+            <w:r>
+              <w:t>As a system administrator, I want to configure the Salesforce environment for Support Ticket Intelligence so that the support automation solution can be developed.</w:t>
+            </w:r>
+          </w:p>
+        </w:tc>
+        <w:tc>
+          <w:tcPr>
+            <w:tcW w:type="dxa" w:w="1234"/>
+          </w:tcPr>
+          <w:p>
+            <w:r>
+              <w:t>3</w:t>
+            </w:r>
+          </w:p>
+        </w:tc>
+        <w:tc>
+          <w:tcPr>
+            <w:tcW w:type="dxa" w:w="1234"/>
+          </w:tcPr>
+          <w:p>
+            <w:r>
+              <w:t>High</w:t>
+            </w:r>
+          </w:p>
+        </w:tc>
+        <w:tc>
+          <w:tcPr>
+            <w:tcW w:type="dxa" w:w="1234"/>
+          </w:tcPr>
+          <w:p>
+            <w:r>
+              <w:t>Member 1</w:t>
+            </w:r>
+          </w:p>
+        </w:tc>
+      </w:tr>
+      <w:tr>
+        <w:tc>
+          <w:tcPr>
+            <w:tcW w:type="dxa" w:w="1234"/>
+          </w:tcPr>
+          <w:p>
+            <w:r>
+              <w:t>Sprint-2</w:t>
+            </w:r>
+          </w:p>
+        </w:tc>
+        <w:tc>
+          <w:tcPr>
+            <w:tcW w:type="dxa" w:w="1234"/>
+          </w:tcPr>
+          <w:p>
+            <w:r>
+              <w:t>Data Modeling</w:t>
+            </w:r>
+          </w:p>
+        </w:tc>
+        <w:tc>
+          <w:tcPr>
+            <w:tcW w:type="dxa" w:w="1234"/>
+          </w:tcPr>
+          <w:p>
+            <w:r>
+              <w:t>USN-2</w:t>
+            </w:r>
+          </w:p>
+        </w:tc>
+        <w:tc>
+          <w:tcPr>
+            <w:tcW w:type="dxa" w:w="1234"/>
+          </w:tcPr>
+          <w:p>
+            <w:r>
+              <w:t>As an admin, I want to create the Support Ticket Intelligence object with required fields and relationships so that customer support ticket information is stored systematically.</w:t>
+            </w:r>
+          </w:p>
+        </w:tc>
+        <w:tc>
+          <w:tcPr>
+            <w:tcW w:type="dxa" w:w="1234"/>
+          </w:tcPr>
+          <w:p>
+            <w:r>
+              <w:t>5</w:t>
+            </w:r>
+          </w:p>
+        </w:tc>
+        <w:tc>
+          <w:tcPr>
+            <w:tcW w:type="dxa" w:w="1234"/>
+          </w:tcPr>
+          <w:p>
+            <w:r>
+              <w:t>High</w:t>
+            </w:r>
+          </w:p>
+        </w:tc>
+        <w:tc>
+          <w:tcPr>
+            <w:tcW w:type="dxa" w:w="1234"/>
+          </w:tcPr>
+          <w:p>
+            <w:r>
+              <w:t>Member 2</w:t>
+            </w:r>
+          </w:p>
+        </w:tc>
+      </w:tr>
+      <w:tr>
+        <w:tc>
+          <w:tcPr>
+            <w:tcW w:type="dxa" w:w="1234"/>
+          </w:tcPr>
+          <w:p>
+            <w:r>
+              <w:t>Sprint-2</w:t>
+            </w:r>
+          </w:p>
+        </w:tc>
+        <w:tc>
+          <w:tcPr>
+            <w:tcW w:type="dxa" w:w="1234"/>
+          </w:tcPr>
+          <w:p>
+            <w:r>
+              <w:t>Data Modeling</w:t>
+            </w:r>
+          </w:p>
+        </w:tc>
+        <w:tc>
+          <w:tcPr>
+            <w:tcW w:type="dxa" w:w="1234"/>
+          </w:tcPr>
+          <w:p>
+            <w:r>
+              <w:t>USN-3</w:t>
+            </w:r>
+          </w:p>
+        </w:tc>
+        <w:tc>
+          <w:tcPr>
+            <w:tcW w:type="dxa" w:w="1234"/>
+          </w:tcPr>
+          <w:p>
+            <w:r>
+              <w:t>As a support user, I want support tickets to be associated with Accounts and Contacts so that the latest customer ticket can be identified for analysis.</w:t>
+            </w:r>
+          </w:p>
+        </w:tc>
+        <w:tc>
+          <w:tcPr>
+            <w:tcW w:type="dxa" w:w="1234"/>
+          </w:tcPr>
+          <w:p>
+            <w:r>
+              <w:t>3</w:t>
+            </w:r>
+          </w:p>
+        </w:tc>
+        <w:tc>
+          <w:tcPr>
+            <w:tcW w:type="dxa" w:w="1234"/>
+          </w:tcPr>
+          <w:p>
+            <w:r>
+              <w:t>High</w:t>
+            </w:r>
+          </w:p>
+        </w:tc>
+        <w:tc>
+          <w:tcPr>
+            <w:tcW w:type="dxa" w:w="1234"/>
+          </w:tcPr>
+          <w:p>
+            <w:r>
+              <w:t>Member 3</w:t>
+            </w:r>
+          </w:p>
+        </w:tc>
+      </w:tr>
+      <w:tr>
+        <w:tc>
+          <w:tcPr>
+            <w:tcW w:type="dxa" w:w="1234"/>
+          </w:tcPr>
+          <w:p>
+            <w:r>
+              <w:t>Sprint-3</w:t>
+            </w:r>
+          </w:p>
+        </w:tc>
+        <w:tc>
+          <w:tcPr>
+            <w:tcW w:type="dxa" w:w="1234"/>
+          </w:tcPr>
+          <w:p>
+            <w:r>
+              <w:t>Automation</w:t>
+            </w:r>
+          </w:p>
+        </w:tc>
+        <w:tc>
+          <w:tcPr>
+            <w:tcW w:type="dxa" w:w="1234"/>
+          </w:tcPr>
+          <w:p>
+            <w:r>
+              <w:t>USN-4</w:t>
+            </w:r>
+          </w:p>
+        </w:tc>
+        <w:tc>
+          <w:tcPr>
+            <w:tcW w:type="dxa" w:w="1234"/>
+          </w:tcPr>
+          <w:p>
+            <w:r>
+              <w:t>As a support agent, I want an Auto-Launched Flow to retrieve the latest ticket and analyze its description so that ticket priority can be determined automatically.</w:t>
+            </w:r>
+          </w:p>
+        </w:tc>
+        <w:tc>
+          <w:tcPr>
+            <w:tcW w:type="dxa" w:w="1234"/>
+          </w:tcPr>
+          <w:p>
+            <w:r>
+              <w:t>5</w:t>
+            </w:r>
+          </w:p>
+        </w:tc>
+        <w:tc>
+          <w:tcPr>
+            <w:tcW w:type="dxa" w:w="1234"/>
+          </w:tcPr>
+          <w:p>
+            <w:r>
+              <w:t>High</w:t>
+            </w:r>
+          </w:p>
+        </w:tc>
+        <w:tc>
+          <w:tcPr>
+            <w:tcW w:type="dxa" w:w="1234"/>
+          </w:tcPr>
+          <w:p>
+            <w:r>
+              <w:t>Member 4</w:t>
+            </w:r>
+          </w:p>
+        </w:tc>
+      </w:tr>
+      <w:tr>
+        <w:tc>
+          <w:tcPr>
+            <w:tcW w:type="dxa" w:w="1234"/>
+          </w:tcPr>
+          <w:p>
+            <w:r>
+              <w:t>Sprint-3</w:t>
+            </w:r>
+          </w:p>
+        </w:tc>
+        <w:tc>
+          <w:tcPr>
+            <w:tcW w:type="dxa" w:w="1234"/>
+          </w:tcPr>
+          <w:p>
+            <w:r>
+              <w:t>Automation</w:t>
+            </w:r>
+          </w:p>
+        </w:tc>
+        <w:tc>
+          <w:tcPr>
+            <w:tcW w:type="dxa" w:w="1234"/>
+          </w:tcPr>
+          <w:p>
+            <w:r>
+              <w:t>USN-5</w:t>
+            </w:r>
+          </w:p>
+        </w:tc>
+        <w:tc>
+          <w:tcPr>
+            <w:tcW w:type="dxa" w:w="1234"/>
+          </w:tcPr>
+          <w:p>
+            <w:r>
+              <w:t>As a support agent, I want tickets to be automatically classified as High, Medium, or Low based on configured urgency conditions so that critical issues receive attention first.</w:t>
+            </w:r>
+          </w:p>
+        </w:tc>
+        <w:tc>
+          <w:tcPr>
+            <w:tcW w:type="dxa" w:w="1234"/>
+          </w:tcPr>
+          <w:p>
+            <w:r>
+              <w:t>5</w:t>
+            </w:r>
+          </w:p>
+        </w:tc>
+        <w:tc>
+          <w:tcPr>
+            <w:tcW w:type="dxa" w:w="1234"/>
+          </w:tcPr>
+          <w:p>
+            <w:r>
+              <w:t>High</w:t>
+            </w:r>
+          </w:p>
+        </w:tc>
+        <w:tc>
+          <w:tcPr>
+            <w:tcW w:type="dxa" w:w="1234"/>
+          </w:tcPr>
+          <w:p>
+            <w:r>
+              <w:t>Member 4</w:t>
+            </w:r>
+          </w:p>
+        </w:tc>
+      </w:tr>
+      <w:tr>
+        <w:tc>
+          <w:tcPr>
+            <w:tcW w:type="dxa" w:w="1234"/>
+          </w:tcPr>
+          <w:p>
+            <w:r>
+              <w:t>Sprint-4</w:t>
+            </w:r>
+          </w:p>
+        </w:tc>
+        <w:tc>
+          <w:tcPr>
+            <w:tcW w:type="dxa" w:w="1234"/>
+          </w:tcPr>
+          <w:p>
+            <w:r>
+              <w:t>Agentforce &amp; Automation</w:t>
+            </w:r>
+          </w:p>
+        </w:tc>
+        <w:tc>
+          <w:tcPr>
+            <w:tcW w:type="dxa" w:w="1234"/>
+          </w:tcPr>
+          <w:p>
+            <w:r>
+              <w:t>USN-6</w:t>
+            </w:r>
+          </w:p>
+        </w:tc>
+        <w:tc>
+          <w:tcPr>
+            <w:tcW w:type="dxa" w:w="1234"/>
+          </w:tcPr>
+          <w:p>
+            <w:r>
+              <w:t>As an AI Agent (Agentforce), I want to analyze support ticket details and trigger the backend Flow so that manual ticket prioritization is reduced.</w:t>
+            </w:r>
+          </w:p>
+        </w:tc>
+        <w:tc>
+          <w:tcPr>
+            <w:tcW w:type="dxa" w:w="1234"/>
+          </w:tcPr>
+          <w:p>
+            <w:r>
+              <w:t>8</w:t>
+            </w:r>
+          </w:p>
+        </w:tc>
+        <w:tc>
+          <w:tcPr>
+            <w:tcW w:type="dxa" w:w="1234"/>
+          </w:tcPr>
+          <w:p>
+            <w:r>
+              <w:t>High</w:t>
+            </w:r>
+          </w:p>
+        </w:tc>
+        <w:tc>
+          <w:tcPr>
+            <w:tcW w:type="dxa" w:w="1234"/>
+          </w:tcPr>
+          <w:p>
+            <w:r>
+              <w:t>Member 1</w:t>
+            </w:r>
+          </w:p>
+        </w:tc>
+      </w:tr>
+      <w:tr>
+        <w:tc>
+          <w:tcPr>
+            <w:tcW w:type="dxa" w:w="1234"/>
+          </w:tcPr>
+          <w:p>
+            <w:r>
+              <w:t>Sprint-4</w:t>
+            </w:r>
+          </w:p>
+        </w:tc>
+        <w:tc>
+          <w:tcPr>
+            <w:tcW w:type="dxa" w:w="1234"/>
+          </w:tcPr>
+          <w:p>
+            <w:r>
+              <w:t>Task &amp; Assignment</w:t>
+            </w:r>
+          </w:p>
+        </w:tc>
+        <w:tc>
+          <w:tcPr>
+            <w:tcW w:type="dxa" w:w="1234"/>
+          </w:tcPr>
+          <w:p>
+            <w:r>
+              <w:t>USN-7</w:t>
+            </w:r>
+          </w:p>
+        </w:tc>
+        <w:tc>
+          <w:tcPr>
+            <w:tcW w:type="dxa" w:w="1234"/>
+          </w:tcPr>
+          <w:p>
+            <w:r>
+              <w:t>As a support manager, I want High-priority tickets to automatically create an urgent handling task and assign the appropriate support level so that critical tickets are handled quickly.</w:t>
+            </w:r>
+          </w:p>
+        </w:tc>
+        <w:tc>
+          <w:tcPr>
+            <w:tcW w:type="dxa" w:w="1234"/>
+          </w:tcPr>
+          <w:p>
+            <w:r>
+              <w:t>5</w:t>
+            </w:r>
+          </w:p>
+        </w:tc>
+        <w:tc>
+          <w:tcPr>
+            <w:tcW w:type="dxa" w:w="1234"/>
+          </w:tcPr>
+          <w:p>
+            <w:r>
+              <w:t>High</w:t>
+            </w:r>
+          </w:p>
+        </w:tc>
+        <w:tc>
+          <w:tcPr>
+            <w:tcW w:type="dxa" w:w="1234"/>
+          </w:tcPr>
+          <w:p>
+            <w:r>
+              <w:t>Member 2</w:t>
+            </w:r>
+          </w:p>
+        </w:tc>
+      </w:tr>
+      <w:tr>
+        <w:tc>
+          <w:tcPr>
+            <w:tcW w:type="dxa" w:w="1234"/>
+          </w:tcPr>
+          <w:p>
+            <w:r>
+              <w:t>Sprint-5</w:t>
+            </w:r>
+          </w:p>
+        </w:tc>
+        <w:tc>
+          <w:tcPr>
+            <w:tcW w:type="dxa" w:w="1234"/>
+          </w:tcPr>
+          <w:p>
+            <w:r>
+              <w:t>SLA Management</w:t>
+            </w:r>
+          </w:p>
+        </w:tc>
+        <w:tc>
+          <w:tcPr>
+            <w:tcW w:type="dxa" w:w="1234"/>
+          </w:tcPr>
+          <w:p>
+            <w:r>
+              <w:t>USN-8</w:t>
+            </w:r>
+          </w:p>
+        </w:tc>
+        <w:tc>
+          <w:tcPr>
+            <w:tcW w:type="dxa" w:w="1234"/>
+          </w:tcPr>
+          <w:p>
+            <w:r>
+              <w:t>As a support manager, I want the system to check SLA breach risk for older unresolved tickets so that potential SLA issues can be identified.</w:t>
+            </w:r>
+          </w:p>
+        </w:tc>
+        <w:tc>
+          <w:tcPr>
+            <w:tcW w:type="dxa" w:w="1234"/>
+          </w:tcPr>
+          <w:p>
+            <w:r>
+              <w:t>5</w:t>
+            </w:r>
+          </w:p>
+        </w:tc>
+        <w:tc>
+          <w:tcPr>
+            <w:tcW w:type="dxa" w:w="1234"/>
+          </w:tcPr>
+          <w:p>
+            <w:r>
+              <w:t>Medium</w:t>
+            </w:r>
+          </w:p>
+        </w:tc>
+        <w:tc>
+          <w:tcPr>
+            <w:tcW w:type="dxa" w:w="1234"/>
+          </w:tcPr>
+          <w:p>
+            <w:r>
+              <w:t>Member 3</w:t>
+            </w:r>
+          </w:p>
+        </w:tc>
+      </w:tr>
+      <w:tr>
+        <w:tc>
+          <w:tcPr>
+            <w:tcW w:type="dxa" w:w="1234"/>
+          </w:tcPr>
+          <w:p>
+            <w:r>
+              <w:t>Sprint-6</w:t>
+            </w:r>
+          </w:p>
+        </w:tc>
+        <w:tc>
+          <w:tcPr>
+            <w:tcW w:type="dxa" w:w="1234"/>
+          </w:tcPr>
+          <w:p>
+            <w:r>
+              <w:t>Agentforce &amp; Conversational Support</w:t>
+            </w:r>
+          </w:p>
+        </w:tc>
+        <w:tc>
+          <w:tcPr>
+            <w:tcW w:type="dxa" w:w="1234"/>
+          </w:tcPr>
+          <w:p>
+            <w:r>
+              <w:t>USN-9</w:t>
+            </w:r>
+          </w:p>
+        </w:tc>
+        <w:tc>
+          <w:tcPr>
+            <w:tcW w:type="dxa" w:w="1234"/>
+          </w:tcPr>
+          <w:p>
+            <w:r>
+              <w:t>As a support user, I want to provide an Account Name to Agentforce and receive the ticket ID, priority, assigned agent, and action message so that I can understand the ticket handling outcome conversationally.</w:t>
+            </w:r>
+          </w:p>
+        </w:tc>
+        <w:tc>
+          <w:tcPr>
+            <w:tcW w:type="dxa" w:w="1234"/>
+          </w:tcPr>
+          <w:p>
+            <w:r>
+              <w:t>5</w:t>
+            </w:r>
+          </w:p>
+        </w:tc>
+        <w:tc>
+          <w:tcPr>
+            <w:tcW w:type="dxa" w:w="1234"/>
+          </w:tcPr>
+          <w:p>
+            <w:r>
+              <w:t>Medium</w:t>
+            </w:r>
+          </w:p>
+        </w:tc>
+        <w:tc>
+          <w:tcPr>
+            <w:tcW w:type="dxa" w:w="1234"/>
+          </w:tcPr>
+          <w:p>
+            <w:r>
+              <w:t>Member 4</w:t>
+            </w:r>
+          </w:p>
+        </w:tc>
+      </w:tr>
+    </w:tbl>
+    <w:p/>
+    <w:p>
+      <w:r>
+        <w:t>Project Tracker, Velocity &amp; Burndown Chart</w:t>
+      </w:r>
+    </w:p>
+    <w:tbl>
+      <w:tblPr>
+        <w:tblStyle w:val="LightGrid-Accent1"/>
+        <w:tblW w:type="auto" w:w="0"/>
+        <w:tblLook w:firstColumn="1" w:firstRow="1" w:lastColumn="0" w:lastRow="0" w:noHBand="0" w:noVBand="1" w:val="04A0"/>
+      </w:tblPr>
+      <w:tblGrid>
+        <w:gridCol w:w="1440"/>
+        <w:gridCol w:w="1440"/>
+        <w:gridCol w:w="1440"/>
+        <w:gridCol w:w="1440"/>
+        <w:gridCol w:w="1440"/>
+        <w:gridCol w:w="1440"/>
+      </w:tblGrid>
+      <w:tr>
+        <w:tc>
+          <w:tcPr>
+            <w:tcW w:type="dxa" w:w="1440"/>
+          </w:tcPr>
+          <w:p>
+            <w:r>
+              <w:t>Sprint</w:t>
+            </w:r>
+          </w:p>
+        </w:tc>
+        <w:tc>
+          <w:tcPr>
+            <w:tcW w:type="dxa" w:w="1440"/>
+          </w:tcPr>
+          <w:p>
+            <w:r>
+              <w:t>Total Story Points</w:t>
+            </w:r>
+          </w:p>
+        </w:tc>
+        <w:tc>
+          <w:tcPr>
+            <w:tcW w:type="dxa" w:w="1440"/>
+          </w:tcPr>
+          <w:p>
+            <w:r>
+              <w:t>Duration</w:t>
+            </w:r>
+          </w:p>
+        </w:tc>
+        <w:tc>
+          <w:tcPr>
+            <w:tcW w:type="dxa" w:w="1440"/>
+          </w:tcPr>
+          <w:p>
+            <w:r>
+              <w:t>Sprint Start Date</w:t>
+            </w:r>
+          </w:p>
+        </w:tc>
+        <w:tc>
+          <w:tcPr>
+            <w:tcW w:type="dxa" w:w="1440"/>
+          </w:tcPr>
+          <w:p>
+            <w:r>
+              <w:t>Sprint End Date (Planned)</w:t>
+            </w:r>
+          </w:p>
+        </w:tc>
+        <w:tc>
+          <w:tcPr>
+            <w:tcW w:type="dxa" w:w="1440"/>
+          </w:tcPr>
+          <w:p>
+            <w:r>
+              <w:t>Story Points Completed</w:t>
+            </w:r>
+          </w:p>
+        </w:tc>
+      </w:tr>
+      <w:tr>
+        <w:tc>
+          <w:tcPr>
+            <w:tcW w:type="dxa" w:w="1440"/>
+          </w:tcPr>
+          <w:p>
+            <w:r>
+              <w:t>Sprint-1</w:t>
+            </w:r>
+          </w:p>
+        </w:tc>
+        <w:tc>
+          <w:tcPr>
+            <w:tcW w:type="dxa" w:w="1440"/>
+          </w:tcPr>
+          <w:p>
+            <w:r>
+              <w:t>20</w:t>
+            </w:r>
+          </w:p>
+        </w:tc>
+        <w:tc>
+          <w:tcPr>
+            <w:tcW w:type="dxa" w:w="1440"/>
+          </w:tcPr>
+          <w:p>
+            <w:r>
+              <w:t>6 Days</w:t>
+            </w:r>
+          </w:p>
+        </w:tc>
+        <w:tc>
+          <w:tcPr>
+            <w:tcW w:type="dxa" w:w="1440"/>
+          </w:tcPr>
+          <w:p>
+            <w:r>
+              <w:t>TBD</w:t>
+            </w:r>
+          </w:p>
+        </w:tc>
+        <w:tc>
+          <w:tcPr>
+            <w:tcW w:type="dxa" w:w="1440"/>
+          </w:tcPr>
+          <w:p>
+            <w:r>
+              <w:t>TBD</w:t>
+            </w:r>
+          </w:p>
+        </w:tc>
+        <w:tc>
+          <w:tcPr>
+            <w:tcW w:type="dxa" w:w="1440"/>
+          </w:tcPr>
+          <w:p>
+            <w:r/>
+          </w:p>
+        </w:tc>
+      </w:tr>
+      <w:tr>
+        <w:tc>
+          <w:tcPr>
+            <w:tcW w:type="dxa" w:w="1440"/>
+          </w:tcPr>
+          <w:p>
+            <w:r>
+              <w:t>Sprint-2</w:t>
+            </w:r>
+          </w:p>
+        </w:tc>
+        <w:tc>
+          <w:tcPr>
+            <w:tcW w:type="dxa" w:w="1440"/>
+          </w:tcPr>
+          <w:p>
+            <w:r>
+              <w:t>20</w:t>
+            </w:r>
+          </w:p>
+        </w:tc>
+        <w:tc>
+          <w:tcPr>
+            <w:tcW w:type="dxa" w:w="1440"/>
+          </w:tcPr>
+          <w:p>
+            <w:r>
+              <w:t>6 Days</w:t>
+            </w:r>
+          </w:p>
+        </w:tc>
+        <w:tc>
+          <w:tcPr>
+            <w:tcW w:type="dxa" w:w="1440"/>
+          </w:tcPr>
+          <w:p>
+            <w:r>
+              <w:t>TBD</w:t>
+            </w:r>
+          </w:p>
+        </w:tc>
+        <w:tc>
+          <w:tcPr>
+            <w:tcW w:type="dxa" w:w="1440"/>
+          </w:tcPr>
+          <w:p>
+            <w:r>
+              <w:t>TBD</w:t>
+            </w:r>
+          </w:p>
+        </w:tc>
+        <w:tc>
+          <w:tcPr>
+            <w:tcW w:type="dxa" w:w="1440"/>
+          </w:tcPr>
+          <w:p>
+            <w:r/>
+          </w:p>
+        </w:tc>
+      </w:tr>
+      <w:tr>
+        <w:tc>
+          <w:tcPr>
+            <w:tcW w:type="dxa" w:w="1440"/>
+          </w:tcPr>
+          <w:p>
+            <w:r>
+              <w:t>Sprint-3</w:t>
+            </w:r>
+          </w:p>
+        </w:tc>
+        <w:tc>
+          <w:tcPr>
+            <w:tcW w:type="dxa" w:w="1440"/>
+          </w:tcPr>
+          <w:p>
+            <w:r>
+              <w:t>20</w:t>
+            </w:r>
+          </w:p>
+        </w:tc>
+        <w:tc>
+          <w:tcPr>
+            <w:tcW w:type="dxa" w:w="1440"/>
+          </w:tcPr>
+          <w:p>
+            <w:r>
+              <w:t>6 Days</w:t>
+            </w:r>
+          </w:p>
+        </w:tc>
+        <w:tc>
+          <w:tcPr>
+            <w:tcW w:type="dxa" w:w="1440"/>
+          </w:tcPr>
+          <w:p>
+            <w:r>
+              <w:t>TBD</w:t>
+            </w:r>
+          </w:p>
+        </w:tc>
+        <w:tc>
+          <w:tcPr>
+            <w:tcW w:type="dxa" w:w="1440"/>
+          </w:tcPr>
+          <w:p>
+            <w:r>
+              <w:t>TBD</w:t>
+            </w:r>
+          </w:p>
+        </w:tc>
+        <w:tc>
+          <w:tcPr>
+            <w:tcW w:type="dxa" w:w="1440"/>
+          </w:tcPr>
+          <w:p>
+            <w:r/>
+          </w:p>
+        </w:tc>
+      </w:tr>
+      <w:tr>
+        <w:tc>
+          <w:tcPr>
+            <w:tcW w:type="dxa" w:w="1440"/>
+          </w:tcPr>
+          <w:p>
+            <w:r>
+              <w:t>Sprint-4</w:t>
+            </w:r>
+          </w:p>
+        </w:tc>
+        <w:tc>
+          <w:tcPr>
+            <w:tcW w:type="dxa" w:w="1440"/>
+          </w:tcPr>
+          <w:p>
+            <w:r>
+              <w:t>20</w:t>
+            </w:r>
+          </w:p>
+        </w:tc>
+        <w:tc>
+          <w:tcPr>
+            <w:tcW w:type="dxa" w:w="1440"/>
+          </w:tcPr>
+          <w:p>
+            <w:r>
+              <w:t>6 Days</w:t>
+            </w:r>
+          </w:p>
+        </w:tc>
+        <w:tc>
+          <w:tcPr>
+            <w:tcW w:type="dxa" w:w="1440"/>
+          </w:tcPr>
+          <w:p>
+            <w:r>
+              <w:t>TBD</w:t>
+            </w:r>
+          </w:p>
+        </w:tc>
+        <w:tc>
+          <w:tcPr>
+            <w:tcW w:type="dxa" w:w="1440"/>
+          </w:tcPr>
+          <w:p>
+            <w:r>
+              <w:t>TBD</w:t>
+            </w:r>
+          </w:p>
+        </w:tc>
+        <w:tc>
+          <w:tcPr>
+            <w:tcW w:type="dxa" w:w="1440"/>
+          </w:tcPr>
+          <w:p>
+            <w:r/>
+          </w:p>
+        </w:tc>
+      </w:tr>
+      <w:tr>
+        <w:tc>
+          <w:tcPr>
+            <w:tcW w:type="dxa" w:w="1440"/>
+          </w:tcPr>
+          <w:p>
+            <w:r>
+              <w:t>Sprint-5</w:t>
+            </w:r>
+          </w:p>
+        </w:tc>
+        <w:tc>
+          <w:tcPr>
+            <w:tcW w:type="dxa" w:w="1440"/>
+          </w:tcPr>
+          <w:p>
+            <w:r>
+              <w:t>5</w:t>
+            </w:r>
+          </w:p>
+        </w:tc>
+        <w:tc>
+          <w:tcPr>
+            <w:tcW w:type="dxa" w:w="1440"/>
+          </w:tcPr>
+          <w:p>
+            <w:r>
+              <w:t>6 Days</w:t>
+            </w:r>
+          </w:p>
+        </w:tc>
+        <w:tc>
+          <w:tcPr>
+            <w:tcW w:type="dxa" w:w="1440"/>
+          </w:tcPr>
+          <w:p>
+            <w:r>
+              <w:t>TBD</w:t>
+            </w:r>
+          </w:p>
+        </w:tc>
+        <w:tc>
+          <w:tcPr>
+            <w:tcW w:type="dxa" w:w="1440"/>
+          </w:tcPr>
+          <w:p>
+            <w:r>
+              <w:t>TBD</w:t>
+            </w:r>
+          </w:p>
+        </w:tc>
+        <w:tc>
+          <w:tcPr>
+            <w:tcW w:type="dxa" w:w="1440"/>
+          </w:tcPr>
+          <w:p>
+            <w:r/>
+          </w:p>
+        </w:tc>
+      </w:tr>
+      <w:tr>
+        <w:tc>
+          <w:tcPr>
+            <w:tcW w:type="dxa" w:w="1440"/>
+          </w:tcPr>
+          <w:p>
+            <w:r>
+              <w:t>Sprint-6</w:t>
+            </w:r>
+          </w:p>
+        </w:tc>
+        <w:tc>
+          <w:tcPr>
+            <w:tcW w:type="dxa" w:w="1440"/>
+          </w:tcPr>
+          <w:p>
+            <w:r>
+              <w:t>5</w:t>
+            </w:r>
+          </w:p>
+        </w:tc>
+        <w:tc>
+          <w:tcPr>
+            <w:tcW w:type="dxa" w:w="1440"/>
+          </w:tcPr>
+          <w:p>
+            <w:r>
+              <w:t>6 Days</w:t>
+            </w:r>
+          </w:p>
+        </w:tc>
+        <w:tc>
+          <w:tcPr>
+            <w:tcW w:type="dxa" w:w="1440"/>
+          </w:tcPr>
+          <w:p>
+            <w:r>
+              <w:t>TBD</w:t>
+            </w:r>
+          </w:p>
+        </w:tc>
+        <w:tc>
+          <w:tcPr>
+            <w:tcW w:type="dxa" w:w="1440"/>
+          </w:tcPr>
+          <w:p>
+            <w:r>
+              <w:t>TBD</w:t>
+            </w:r>
+          </w:p>
+        </w:tc>
+        <w:tc>
+          <w:tcPr>
+            <w:tcW w:type="dxa" w:w="1440"/>
+          </w:tcPr>
+          <w:p>
+            <w:r/>
+          </w:p>
+        </w:tc>
+      </w:tr>
+    </w:tbl>
+    <w:p/>
+    <w:p/>
     <w:p>
       <w:r>
         <w:br w:type="page"/>
@@ -156,22 +2968,149 @@
         <w:pStyle w:val="Heading1"/>
       </w:pPr>
       <w:r>
-        <w:t>Milestone 1: Salesforce Developer Org</w:t>
+        <w:t>6. Project Development Phase</w:t>
+      </w:r>
+    </w:p>
+    <w:p>
+      <w:pPr>
+        <w:pStyle w:val="Heading2"/>
+      </w:pPr>
+      <w:r>
+        <w:t>What you'll learn</w:t>
+      </w:r>
+    </w:p>
+    <w:p>
+      <w:pPr>
+        <w:pStyle w:val="ListNumber"/>
+      </w:pPr>
+      <w:r>
+        <w:t>Data Modelling</w:t>
+      </w:r>
+    </w:p>
+    <w:p>
+      <w:pPr>
+        <w:pStyle w:val="ListNumber"/>
+      </w:pPr>
+      <w:r>
+        <w:t>Fields and Relationships</w:t>
+      </w:r>
+    </w:p>
+    <w:p>
+      <w:pPr>
+        <w:pStyle w:val="ListNumber"/>
+      </w:pPr>
+      <w:r>
+        <w:t>Auto-Launched Flows</w:t>
+      </w:r>
+    </w:p>
+    <w:p>
+      <w:pPr>
+        <w:pStyle w:val="ListNumber"/>
+      </w:pPr>
+      <w:r>
+        <w:t>Flow Decisions and Record Creation</w:t>
+      </w:r>
+    </w:p>
+    <w:p>
+      <w:pPr>
+        <w:pStyle w:val="ListNumber"/>
+      </w:pPr>
+      <w:r>
+        <w:t>Agentforce Subagents and Flow Actions</w:t>
+      </w:r>
+    </w:p>
+    <w:p>
+      <w:pPr>
+        <w:pStyle w:val="ListNumber"/>
+      </w:pPr>
+      <w:r>
+        <w:t>Testing an Agentforce automation end to end</w:t>
+      </w:r>
+    </w:p>
+    <w:p>
+      <w:pPr>
+        <w:pStyle w:val="Heading2"/>
+      </w:pPr>
+      <w:r>
+        <w:t>Milestone 1: Salesforce Account</w:t>
       </w:r>
     </w:p>
     <w:p>
       <w:r>
-        <w:t>Create a Developer Edition org at https://developer.salesforce.com/signup and log in. Confirm Agentforce is available under Setup — this project cannot be completed on an org without it.</w:t>
+        <w:t>Activity 1: Creating Developer Account</w:t>
       </w:r>
     </w:p>
     <w:p>
+      <w:r>
+        <w:t>Creating a developer org in Salesforce.</w:t>
+      </w:r>
+    </w:p>
+    <w:p>
+      <w:pPr>
+        <w:pStyle w:val="ListNumber"/>
+      </w:pPr>
+      <w:r>
+        <w:t>Go to https://developer.salesforce.com/signup</w:t>
+      </w:r>
+    </w:p>
+    <w:p>
+      <w:pPr>
+        <w:pStyle w:val="ListNumber"/>
+      </w:pPr>
+      <w:r>
+        <w:t>On the sign-up form enter First name, Last name, Email, Role: Developer, Company: College Name, Country: India, Postal Code, and a Username in the format username@organization.com</w:t>
+      </w:r>
+    </w:p>
+    <w:p>
+      <w:pPr>
+        <w:pStyle w:val="ListNumber"/>
+      </w:pPr>
+      <w:r>
+        <w:t>Click Sign me up.</w:t>
+      </w:r>
+    </w:p>
+    <w:p>
+      <w:r>
+        <w:t>Activity 2: Account Activation</w:t>
+      </w:r>
+    </w:p>
+    <w:p>
+      <w:pPr>
+        <w:pStyle w:val="ListNumber"/>
+      </w:pPr>
+      <w:r>
+        <w:t>Open the inbox of the email used at sign-up and click Verify Account. The email may take 5–10 minutes.</w:t>
+      </w:r>
+    </w:p>
+    <w:p>
+      <w:pPr>
+        <w:pStyle w:val="ListNumber"/>
+      </w:pPr>
+      <w:r>
+        <w:t>Set a password and answer a security question, then click Change Password.</w:t>
+      </w:r>
+    </w:p>
+    <w:p>
+      <w:pPr>
+        <w:pStyle w:val="ListNumber"/>
+      </w:pPr>
+      <w:r>
+        <w:t>You are redirected to the Salesforce setup page.</w:t>
+      </w:r>
+    </w:p>
+    <w:p>
+      <w:r>
+        <w:t>Note: the project requires an org with Agentforce available. Confirm this before starting — the Agentforce milestone cannot be completed without it.</w:t>
+      </w:r>
+    </w:p>
+    <w:p>
       <w:pPr>
         <w:jc w:val="center"/>
       </w:pPr>
       <w:r>
         <w:drawing>
           <wp:inline xmlns:a="http://schemas.openxmlformats.org/drawingml/2006/main" xmlns:pic="http://schemas.openxmlformats.org/drawingml/2006/picture">
-            <wp:extent cx="5760720" cy="3600450"/>
+            <wp:extent cx="5669280" cy="3543300"/>
             <wp:docPr id="1" name="Picture 1"/>
             <wp:cNvGraphicFramePr>
               <a:graphicFrameLocks noChangeAspect="1"/>
@@ -192,7 +3131,7 @@
                   <pic:spPr>
                     <a:xfrm>
                       <a:off x="0" y="0"/>
-                      <a:ext cx="5760720" cy="3600450"/>
+                      <a:ext cx="5669280" cy="3543300"/>
                     </a:xfrm>
                     <a:prstGeom prst="rect"/>
                   </pic:spPr>
@@ -218,15 +3157,31 @@
     </w:p>
     <w:p>
       <w:pPr>
-        <w:pStyle w:val="Heading1"/>
+        <w:pStyle w:val="Heading2"/>
       </w:pPr>
       <w:r>
-        <w:t>Milestone 2: Objects &amp; Relationships</w:t>
+        <w:t>Milestone 2: Data Management — Objects and Fields</w:t>
       </w:r>
     </w:p>
     <w:p>
       <w:r>
-        <w:t>The project needs a single custom object to hold support tickets. It looks up to two standard objects so a ticket always belongs to a real customer and contact.</w:t>
+        <w:t>Custom Object</w:t>
+      </w:r>
+    </w:p>
+    <w:p>
+      <w:r>
+        <w:t>Object Name: Support Ticket Intelligence</w:t>
+      </w:r>
+    </w:p>
+    <w:p>
+      <w:r>
+        <w:t>API Name: Support_Ticket_Intelligence__c</w:t>
+      </w:r>
+    </w:p>
+    <w:p/>
+    <w:p>
+      <w:r>
+        <w:t>Fields</w:t>
       </w:r>
     </w:p>
     <w:tbl>
@@ -236,38 +3191,49 @@
         <w:tblLook w:firstColumn="1" w:firstRow="1" w:lastColumn="0" w:lastRow="0" w:noHBand="0" w:noVBand="1" w:val="04A0"/>
       </w:tblPr>
       <w:tblGrid>
-        <w:gridCol w:w="2880"/>
-        <w:gridCol w:w="2880"/>
-        <w:gridCol w:w="2880"/>
+        <w:gridCol w:w="2160"/>
+        <w:gridCol w:w="2160"/>
+        <w:gridCol w:w="2160"/>
+        <w:gridCol w:w="2160"/>
       </w:tblGrid>
       <w:tr>
         <w:tc>
           <w:tcPr>
-            <w:tcW w:type="dxa" w:w="2880"/>
-          </w:tcPr>
-          <w:p>
-            <w:r>
-              <w:t>Object</w:t>
-            </w:r>
-          </w:p>
-        </w:tc>
-        <w:tc>
-          <w:tcPr>
-            <w:tcW w:type="dxa" w:w="2880"/>
-          </w:tcPr>
-          <w:p>
-            <w:r>
-              <w:t>Purpose</w:t>
-            </w:r>
-          </w:p>
-        </w:tc>
-        <w:tc>
-          <w:tcPr>
-            <w:tcW w:type="dxa" w:w="2880"/>
-          </w:tcPr>
-          <w:p>
-            <w:r>
-              <w:t>Relationships</w:t>
+            <w:tcW w:type="dxa" w:w="2160"/>
+          </w:tcPr>
+          <w:p>
+            <w:r>
+              <w:t>Field Label</w:t>
+            </w:r>
+          </w:p>
+        </w:tc>
+        <w:tc>
+          <w:tcPr>
+            <w:tcW w:type="dxa" w:w="2160"/>
+          </w:tcPr>
+          <w:p>
+            <w:r>
+              <w:t>API Name</w:t>
+            </w:r>
+          </w:p>
+        </w:tc>
+        <w:tc>
+          <w:tcPr>
+            <w:tcW w:type="dxa" w:w="2160"/>
+          </w:tcPr>
+          <w:p>
+            <w:r>
+              <w:t>Data Type</w:t>
+            </w:r>
+          </w:p>
+        </w:tc>
+        <w:tc>
+          <w:tcPr>
+            <w:tcW w:type="dxa" w:w="2160"/>
+          </w:tcPr>
+          <w:p>
+            <w:r>
+              <w:t>Description</w:t>
             </w:r>
           </w:p>
         </w:tc>
@@ -275,31 +3241,461 @@
       <w:tr>
         <w:tc>
           <w:tcPr>
-            <w:tcW w:type="dxa" w:w="2880"/>
-          </w:tcPr>
-          <w:p>
-            <w:r>
-              <w:t>Support_Ticket_Intelligence__c</w:t>
-            </w:r>
-          </w:p>
-        </w:tc>
-        <w:tc>
-          <w:tcPr>
-            <w:tcW w:type="dxa" w:w="2880"/>
-          </w:tcPr>
-          <w:p>
-            <w:r>
-              <w:t>Stores support tickets and their predicted priority</w:t>
-            </w:r>
-          </w:p>
-        </w:tc>
-        <w:tc>
-          <w:tcPr>
-            <w:tcW w:type="dxa" w:w="2880"/>
-          </w:tcPr>
-          <w:p>
-            <w:r>
-              <w:t>Lookup to Account and Contact; lookup to User for assignment</w:t>
+            <w:tcW w:type="dxa" w:w="2160"/>
+          </w:tcPr>
+          <w:p>
+            <w:r>
+              <w:t>Ticket Number</w:t>
+            </w:r>
+          </w:p>
+        </w:tc>
+        <w:tc>
+          <w:tcPr>
+            <w:tcW w:type="dxa" w:w="2160"/>
+          </w:tcPr>
+          <w:p>
+            <w:r>
+              <w:t>Ticket_Number__c</w:t>
+            </w:r>
+          </w:p>
+        </w:tc>
+        <w:tc>
+          <w:tcPr>
+            <w:tcW w:type="dxa" w:w="2160"/>
+          </w:tcPr>
+          <w:p>
+            <w:r>
+              <w:t>Auto Number</w:t>
+            </w:r>
+          </w:p>
+        </w:tc>
+        <w:tc>
+          <w:tcPr>
+            <w:tcW w:type="dxa" w:w="2160"/>
+          </w:tcPr>
+          <w:p>
+            <w:r>
+              <w:t>TKT-{0000}</w:t>
+            </w:r>
+          </w:p>
+        </w:tc>
+      </w:tr>
+      <w:tr>
+        <w:tc>
+          <w:tcPr>
+            <w:tcW w:type="dxa" w:w="2160"/>
+          </w:tcPr>
+          <w:p>
+            <w:r>
+              <w:t>Customer</w:t>
+            </w:r>
+          </w:p>
+        </w:tc>
+        <w:tc>
+          <w:tcPr>
+            <w:tcW w:type="dxa" w:w="2160"/>
+          </w:tcPr>
+          <w:p>
+            <w:r>
+              <w:t>Customer__c</w:t>
+            </w:r>
+          </w:p>
+        </w:tc>
+        <w:tc>
+          <w:tcPr>
+            <w:tcW w:type="dxa" w:w="2160"/>
+          </w:tcPr>
+          <w:p>
+            <w:r>
+              <w:t>Lookup (Account)</w:t>
+            </w:r>
+          </w:p>
+        </w:tc>
+        <w:tc>
+          <w:tcPr>
+            <w:tcW w:type="dxa" w:w="2160"/>
+          </w:tcPr>
+          <w:p>
+            <w:r>
+              <w:t>Related Account</w:t>
+            </w:r>
+          </w:p>
+        </w:tc>
+      </w:tr>
+      <w:tr>
+        <w:tc>
+          <w:tcPr>
+            <w:tcW w:type="dxa" w:w="2160"/>
+          </w:tcPr>
+          <w:p>
+            <w:r>
+              <w:t>Contact</w:t>
+            </w:r>
+          </w:p>
+        </w:tc>
+        <w:tc>
+          <w:tcPr>
+            <w:tcW w:type="dxa" w:w="2160"/>
+          </w:tcPr>
+          <w:p>
+            <w:r>
+              <w:t>Contact__c</w:t>
+            </w:r>
+          </w:p>
+        </w:tc>
+        <w:tc>
+          <w:tcPr>
+            <w:tcW w:type="dxa" w:w="2160"/>
+          </w:tcPr>
+          <w:p>
+            <w:r>
+              <w:t>Lookup (Contact)</w:t>
+            </w:r>
+          </w:p>
+        </w:tc>
+        <w:tc>
+          <w:tcPr>
+            <w:tcW w:type="dxa" w:w="2160"/>
+          </w:tcPr>
+          <w:p>
+            <w:r>
+              <w:t>Customer contact</w:t>
+            </w:r>
+          </w:p>
+        </w:tc>
+      </w:tr>
+      <w:tr>
+        <w:tc>
+          <w:tcPr>
+            <w:tcW w:type="dxa" w:w="2160"/>
+          </w:tcPr>
+          <w:p>
+            <w:r>
+              <w:t>Issue Type</w:t>
+            </w:r>
+          </w:p>
+        </w:tc>
+        <w:tc>
+          <w:tcPr>
+            <w:tcW w:type="dxa" w:w="2160"/>
+          </w:tcPr>
+          <w:p>
+            <w:r>
+              <w:t>Issue_Type__c</w:t>
+            </w:r>
+          </w:p>
+        </w:tc>
+        <w:tc>
+          <w:tcPr>
+            <w:tcW w:type="dxa" w:w="2160"/>
+          </w:tcPr>
+          <w:p>
+            <w:r>
+              <w:t>Picklist</w:t>
+            </w:r>
+          </w:p>
+        </w:tc>
+        <w:tc>
+          <w:tcPr>
+            <w:tcW w:type="dxa" w:w="2160"/>
+          </w:tcPr>
+          <w:p>
+            <w:r>
+              <w:t>Technical, Billing, General</w:t>
+            </w:r>
+          </w:p>
+        </w:tc>
+      </w:tr>
+      <w:tr>
+        <w:tc>
+          <w:tcPr>
+            <w:tcW w:type="dxa" w:w="2160"/>
+          </w:tcPr>
+          <w:p>
+            <w:r>
+              <w:t>Description</w:t>
+            </w:r>
+          </w:p>
+        </w:tc>
+        <w:tc>
+          <w:tcPr>
+            <w:tcW w:type="dxa" w:w="2160"/>
+          </w:tcPr>
+          <w:p>
+            <w:r>
+              <w:t>Description__c</w:t>
+            </w:r>
+          </w:p>
+        </w:tc>
+        <w:tc>
+          <w:tcPr>
+            <w:tcW w:type="dxa" w:w="2160"/>
+          </w:tcPr>
+          <w:p>
+            <w:r>
+              <w:t>Long Text Area</w:t>
+            </w:r>
+          </w:p>
+        </w:tc>
+        <w:tc>
+          <w:tcPr>
+            <w:tcW w:type="dxa" w:w="2160"/>
+          </w:tcPr>
+          <w:p>
+            <w:r>
+              <w:t>Issue details</w:t>
+            </w:r>
+          </w:p>
+        </w:tc>
+      </w:tr>
+      <w:tr>
+        <w:tc>
+          <w:tcPr>
+            <w:tcW w:type="dxa" w:w="2160"/>
+          </w:tcPr>
+          <w:p>
+            <w:r>
+              <w:t>Priority Level</w:t>
+            </w:r>
+          </w:p>
+        </w:tc>
+        <w:tc>
+          <w:tcPr>
+            <w:tcW w:type="dxa" w:w="2160"/>
+          </w:tcPr>
+          <w:p>
+            <w:r>
+              <w:t>Priority_Level__c</w:t>
+            </w:r>
+          </w:p>
+        </w:tc>
+        <w:tc>
+          <w:tcPr>
+            <w:tcW w:type="dxa" w:w="2160"/>
+          </w:tcPr>
+          <w:p>
+            <w:r>
+              <w:t>Picklist</w:t>
+            </w:r>
+          </w:p>
+        </w:tc>
+        <w:tc>
+          <w:tcPr>
+            <w:tcW w:type="dxa" w:w="2160"/>
+          </w:tcPr>
+          <w:p>
+            <w:r>
+              <w:t>Low, Medium, High</w:t>
+            </w:r>
+          </w:p>
+        </w:tc>
+      </w:tr>
+      <w:tr>
+        <w:tc>
+          <w:tcPr>
+            <w:tcW w:type="dxa" w:w="2160"/>
+          </w:tcPr>
+          <w:p>
+            <w:r>
+              <w:t>Status</w:t>
+            </w:r>
+          </w:p>
+        </w:tc>
+        <w:tc>
+          <w:tcPr>
+            <w:tcW w:type="dxa" w:w="2160"/>
+          </w:tcPr>
+          <w:p>
+            <w:r>
+              <w:t>Status__c</w:t>
+            </w:r>
+          </w:p>
+        </w:tc>
+        <w:tc>
+          <w:tcPr>
+            <w:tcW w:type="dxa" w:w="2160"/>
+          </w:tcPr>
+          <w:p>
+            <w:r>
+              <w:t>Picklist</w:t>
+            </w:r>
+          </w:p>
+        </w:tc>
+        <w:tc>
+          <w:tcPr>
+            <w:tcW w:type="dxa" w:w="2160"/>
+          </w:tcPr>
+          <w:p>
+            <w:r>
+              <w:t>New, In Progress, Resolved</w:t>
+            </w:r>
+          </w:p>
+        </w:tc>
+      </w:tr>
+      <w:tr>
+        <w:tc>
+          <w:tcPr>
+            <w:tcW w:type="dxa" w:w="2160"/>
+          </w:tcPr>
+          <w:p>
+            <w:r>
+              <w:t>Created Date</w:t>
+            </w:r>
+          </w:p>
+        </w:tc>
+        <w:tc>
+          <w:tcPr>
+            <w:tcW w:type="dxa" w:w="2160"/>
+          </w:tcPr>
+          <w:p>
+            <w:r>
+              <w:t>Created_Date__c</w:t>
+            </w:r>
+          </w:p>
+        </w:tc>
+        <w:tc>
+          <w:tcPr>
+            <w:tcW w:type="dxa" w:w="2160"/>
+          </w:tcPr>
+          <w:p>
+            <w:r>
+              <w:t>Date</w:t>
+            </w:r>
+          </w:p>
+        </w:tc>
+        <w:tc>
+          <w:tcPr>
+            <w:tcW w:type="dxa" w:w="2160"/>
+          </w:tcPr>
+          <w:p>
+            <w:r>
+              <w:t>Ticket date</w:t>
+            </w:r>
+          </w:p>
+        </w:tc>
+      </w:tr>
+      <w:tr>
+        <w:tc>
+          <w:tcPr>
+            <w:tcW w:type="dxa" w:w="2160"/>
+          </w:tcPr>
+          <w:p>
+            <w:r>
+              <w:t>Assigned To</w:t>
+            </w:r>
+          </w:p>
+        </w:tc>
+        <w:tc>
+          <w:tcPr>
+            <w:tcW w:type="dxa" w:w="2160"/>
+          </w:tcPr>
+          <w:p>
+            <w:r>
+              <w:t>Assigned_To__c</w:t>
+            </w:r>
+          </w:p>
+        </w:tc>
+        <w:tc>
+          <w:tcPr>
+            <w:tcW w:type="dxa" w:w="2160"/>
+          </w:tcPr>
+          <w:p>
+            <w:r>
+              <w:t>Lookup (User)</w:t>
+            </w:r>
+          </w:p>
+        </w:tc>
+        <w:tc>
+          <w:tcPr>
+            <w:tcW w:type="dxa" w:w="2160"/>
+          </w:tcPr>
+          <w:p>
+            <w:r>
+              <w:t>Support agent</w:t>
+            </w:r>
+          </w:p>
+        </w:tc>
+      </w:tr>
+      <w:tr>
+        <w:tc>
+          <w:tcPr>
+            <w:tcW w:type="dxa" w:w="2160"/>
+          </w:tcPr>
+          <w:p>
+            <w:r>
+              <w:t>SLA Breach Risk</w:t>
+            </w:r>
+          </w:p>
+        </w:tc>
+        <w:tc>
+          <w:tcPr>
+            <w:tcW w:type="dxa" w:w="2160"/>
+          </w:tcPr>
+          <w:p>
+            <w:r>
+              <w:t>SLA_Breach_Risk__c</w:t>
+            </w:r>
+          </w:p>
+        </w:tc>
+        <w:tc>
+          <w:tcPr>
+            <w:tcW w:type="dxa" w:w="2160"/>
+          </w:tcPr>
+          <w:p>
+            <w:r>
+              <w:t>Checkbox</w:t>
+            </w:r>
+          </w:p>
+        </w:tc>
+        <w:tc>
+          <w:tcPr>
+            <w:tcW w:type="dxa" w:w="2160"/>
+          </w:tcPr>
+          <w:p>
+            <w:r>
+              <w:t>Risk flag</w:t>
+            </w:r>
+          </w:p>
+        </w:tc>
+      </w:tr>
+      <w:tr>
+        <w:tc>
+          <w:tcPr>
+            <w:tcW w:type="dxa" w:w="2160"/>
+          </w:tcPr>
+          <w:p>
+            <w:r>
+              <w:t>Resolution Time (hrs)</w:t>
+            </w:r>
+          </w:p>
+        </w:tc>
+        <w:tc>
+          <w:tcPr>
+            <w:tcW w:type="dxa" w:w="2160"/>
+          </w:tcPr>
+          <w:p>
+            <w:r>
+              <w:t>Resolution_Time__c</w:t>
+            </w:r>
+          </w:p>
+        </w:tc>
+        <w:tc>
+          <w:tcPr>
+            <w:tcW w:type="dxa" w:w="2160"/>
+          </w:tcPr>
+          <w:p>
+            <w:r>
+              <w:t>Number</w:t>
+            </w:r>
+          </w:p>
+        </w:tc>
+        <w:tc>
+          <w:tcPr>
+            <w:tcW w:type="dxa" w:w="2160"/>
+          </w:tcPr>
+          <w:p>
+            <w:r>
+              <w:t>Time taken</w:t>
             </w:r>
           </w:p>
         </w:tc>
@@ -308,60 +3704,12 @@
     <w:p/>
     <w:p>
       <w:pPr>
-        <w:pStyle w:val="Heading2"/>
-      </w:pPr>
-      <w:r>
-        <w:t>Activity 1: Create the Support Ticket Intelligence object</w:t>
-      </w:r>
-    </w:p>
-    <w:p>
-      <w:pPr>
-        <w:pStyle w:val="ListNumber"/>
-      </w:pPr>
-      <w:r>
-        <w:t>From Setup, click Object Manager → Create → Custom Object.</w:t>
-      </w:r>
-    </w:p>
-    <w:p>
-      <w:pPr>
-        <w:pStyle w:val="ListNumber"/>
-      </w:pPr>
-      <w:r>
-        <w:t>Label: Support Ticket Intelligence</w:t>
-      </w:r>
-    </w:p>
-    <w:p>
-      <w:pPr>
-        <w:pStyle w:val="ListNumber"/>
-      </w:pPr>
-      <w:r>
-        <w:t>Plural Label: Support Ticket Intelligence</w:t>
-      </w:r>
-    </w:p>
-    <w:p>
-      <w:pPr>
-        <w:pStyle w:val="ListNumber"/>
-      </w:pPr>
-      <w:r>
-        <w:t>Record Name: Ticket Name, Data Type Text.</w:t>
-      </w:r>
-    </w:p>
-    <w:p>
-      <w:pPr>
-        <w:pStyle w:val="ListNumber"/>
-      </w:pPr>
-      <w:r>
-        <w:t>Tick Allow reports and Allow search, then Save.</w:t>
-      </w:r>
-    </w:p>
-    <w:p>
-      <w:pPr>
         <w:jc w:val="center"/>
       </w:pPr>
       <w:r>
         <w:drawing>
           <wp:inline xmlns:a="http://schemas.openxmlformats.org/drawingml/2006/main" xmlns:pic="http://schemas.openxmlformats.org/drawingml/2006/picture">
-            <wp:extent cx="5760720" cy="3600450"/>
+            <wp:extent cx="5669280" cy="3543300"/>
             <wp:docPr id="2" name="Picture 2"/>
             <wp:cNvGraphicFramePr>
               <a:graphicFrameLocks noChangeAspect="1"/>
@@ -382,7 +3730,7 @@
                   <pic:spPr>
                     <a:xfrm>
                       <a:off x="0" y="0"/>
-                      <a:ext cx="5760720" cy="3600450"/>
+                      <a:ext cx="5669280" cy="3543300"/>
                     </a:xfrm>
                     <a:prstGeom prst="rect"/>
                   </pic:spPr>
@@ -408,543 +3756,12 @@
     </w:p>
     <w:p>
       <w:pPr>
-        <w:pStyle w:val="Heading1"/>
-      </w:pPr>
-      <w:r>
-        <w:t>Milestone 3: Fields &amp; Relationships</w:t>
-      </w:r>
-    </w:p>
-    <w:p>
-      <w:r>
-        <w:t>With the object in place, add the fields the flow will read and write. Each field below was added from Fields &amp; Relationships → New.</w:t>
-      </w:r>
-    </w:p>
-    <w:tbl>
-      <w:tblPr>
-        <w:tblStyle w:val="LightGrid-Accent1"/>
-        <w:tblW w:type="auto" w:w="0"/>
-        <w:tblLook w:firstColumn="1" w:firstRow="1" w:lastColumn="0" w:lastRow="0" w:noHBand="0" w:noVBand="1" w:val="04A0"/>
-      </w:tblPr>
-      <w:tblGrid>
-        <w:gridCol w:w="2160"/>
-        <w:gridCol w:w="2160"/>
-        <w:gridCol w:w="2160"/>
-        <w:gridCol w:w="2160"/>
-      </w:tblGrid>
-      <w:tr>
-        <w:tc>
-          <w:tcPr>
-            <w:tcW w:type="dxa" w:w="2160"/>
-          </w:tcPr>
-          <w:p>
-            <w:r>
-              <w:t>Field Label</w:t>
-            </w:r>
-          </w:p>
-        </w:tc>
-        <w:tc>
-          <w:tcPr>
-            <w:tcW w:type="dxa" w:w="2160"/>
-          </w:tcPr>
-          <w:p>
-            <w:r>
-              <w:t>API Name</w:t>
-            </w:r>
-          </w:p>
-        </w:tc>
-        <w:tc>
-          <w:tcPr>
-            <w:tcW w:type="dxa" w:w="2160"/>
-          </w:tcPr>
-          <w:p>
-            <w:r>
-              <w:t>Data Type</w:t>
-            </w:r>
-          </w:p>
-        </w:tc>
-        <w:tc>
-          <w:tcPr>
-            <w:tcW w:type="dxa" w:w="2160"/>
-          </w:tcPr>
-          <w:p>
-            <w:r>
-              <w:t>Description</w:t>
-            </w:r>
-          </w:p>
-        </w:tc>
-      </w:tr>
-      <w:tr>
-        <w:tc>
-          <w:tcPr>
-            <w:tcW w:type="dxa" w:w="2160"/>
-          </w:tcPr>
-          <w:p>
-            <w:r>
-              <w:t>Ticket Number</w:t>
-            </w:r>
-          </w:p>
-        </w:tc>
-        <w:tc>
-          <w:tcPr>
-            <w:tcW w:type="dxa" w:w="2160"/>
-          </w:tcPr>
-          <w:p>
-            <w:r>
-              <w:t>Ticket_Number__c</w:t>
-            </w:r>
-          </w:p>
-        </w:tc>
-        <w:tc>
-          <w:tcPr>
-            <w:tcW w:type="dxa" w:w="2160"/>
-          </w:tcPr>
-          <w:p>
-            <w:r>
-              <w:t>Auto Number</w:t>
-            </w:r>
-          </w:p>
-        </w:tc>
-        <w:tc>
-          <w:tcPr>
-            <w:tcW w:type="dxa" w:w="2160"/>
-          </w:tcPr>
-          <w:p>
-            <w:r>
-              <w:t>TKT-{0000}</w:t>
-            </w:r>
-          </w:p>
-        </w:tc>
-      </w:tr>
-      <w:tr>
-        <w:tc>
-          <w:tcPr>
-            <w:tcW w:type="dxa" w:w="2160"/>
-          </w:tcPr>
-          <w:p>
-            <w:r>
-              <w:t>Customer</w:t>
-            </w:r>
-          </w:p>
-        </w:tc>
-        <w:tc>
-          <w:tcPr>
-            <w:tcW w:type="dxa" w:w="2160"/>
-          </w:tcPr>
-          <w:p>
-            <w:r>
-              <w:t>Customer__c</w:t>
-            </w:r>
-          </w:p>
-        </w:tc>
-        <w:tc>
-          <w:tcPr>
-            <w:tcW w:type="dxa" w:w="2160"/>
-          </w:tcPr>
-          <w:p>
-            <w:r>
-              <w:t>Lookup (Account)</w:t>
-            </w:r>
-          </w:p>
-        </w:tc>
-        <w:tc>
-          <w:tcPr>
-            <w:tcW w:type="dxa" w:w="2160"/>
-          </w:tcPr>
-          <w:p>
-            <w:r>
-              <w:t>Related account</w:t>
-            </w:r>
-          </w:p>
-        </w:tc>
-      </w:tr>
-      <w:tr>
-        <w:tc>
-          <w:tcPr>
-            <w:tcW w:type="dxa" w:w="2160"/>
-          </w:tcPr>
-          <w:p>
-            <w:r>
-              <w:t>Contact</w:t>
-            </w:r>
-          </w:p>
-        </w:tc>
-        <w:tc>
-          <w:tcPr>
-            <w:tcW w:type="dxa" w:w="2160"/>
-          </w:tcPr>
-          <w:p>
-            <w:r>
-              <w:t>Contact__c</w:t>
-            </w:r>
-          </w:p>
-        </w:tc>
-        <w:tc>
-          <w:tcPr>
-            <w:tcW w:type="dxa" w:w="2160"/>
-          </w:tcPr>
-          <w:p>
-            <w:r>
-              <w:t>Lookup (Contact)</w:t>
-            </w:r>
-          </w:p>
-        </w:tc>
-        <w:tc>
-          <w:tcPr>
-            <w:tcW w:type="dxa" w:w="2160"/>
-          </w:tcPr>
-          <w:p>
-            <w:r>
-              <w:t>Customer contact</w:t>
-            </w:r>
-          </w:p>
-        </w:tc>
-      </w:tr>
-      <w:tr>
-        <w:tc>
-          <w:tcPr>
-            <w:tcW w:type="dxa" w:w="2160"/>
-          </w:tcPr>
-          <w:p>
-            <w:r>
-              <w:t>Issue Type</w:t>
-            </w:r>
-          </w:p>
-        </w:tc>
-        <w:tc>
-          <w:tcPr>
-            <w:tcW w:type="dxa" w:w="2160"/>
-          </w:tcPr>
-          <w:p>
-            <w:r>
-              <w:t>Issue_Type__c</w:t>
-            </w:r>
-          </w:p>
-        </w:tc>
-        <w:tc>
-          <w:tcPr>
-            <w:tcW w:type="dxa" w:w="2160"/>
-          </w:tcPr>
-          <w:p>
-            <w:r>
-              <w:t>Picklist</w:t>
-            </w:r>
-          </w:p>
-        </w:tc>
-        <w:tc>
-          <w:tcPr>
-            <w:tcW w:type="dxa" w:w="2160"/>
-          </w:tcPr>
-          <w:p>
-            <w:r>
-              <w:t>Technical, Billing, General</w:t>
-            </w:r>
-          </w:p>
-        </w:tc>
-      </w:tr>
-      <w:tr>
-        <w:tc>
-          <w:tcPr>
-            <w:tcW w:type="dxa" w:w="2160"/>
-          </w:tcPr>
-          <w:p>
-            <w:r>
-              <w:t>Description</w:t>
-            </w:r>
-          </w:p>
-        </w:tc>
-        <w:tc>
-          <w:tcPr>
-            <w:tcW w:type="dxa" w:w="2160"/>
-          </w:tcPr>
-          <w:p>
-            <w:r>
-              <w:t>Description__c</w:t>
-            </w:r>
-          </w:p>
-        </w:tc>
-        <w:tc>
-          <w:tcPr>
-            <w:tcW w:type="dxa" w:w="2160"/>
-          </w:tcPr>
-          <w:p>
-            <w:r>
-              <w:t>Long Text Area</w:t>
-            </w:r>
-          </w:p>
-        </w:tc>
-        <w:tc>
-          <w:tcPr>
-            <w:tcW w:type="dxa" w:w="2160"/>
-          </w:tcPr>
-          <w:p>
-            <w:r>
-              <w:t>Issue details</w:t>
-            </w:r>
-          </w:p>
-        </w:tc>
-      </w:tr>
-      <w:tr>
-        <w:tc>
-          <w:tcPr>
-            <w:tcW w:type="dxa" w:w="2160"/>
-          </w:tcPr>
-          <w:p>
-            <w:r>
-              <w:t>Priority Level</w:t>
-            </w:r>
-          </w:p>
-        </w:tc>
-        <w:tc>
-          <w:tcPr>
-            <w:tcW w:type="dxa" w:w="2160"/>
-          </w:tcPr>
-          <w:p>
-            <w:r>
-              <w:t>Priority_Level__c</w:t>
-            </w:r>
-          </w:p>
-        </w:tc>
-        <w:tc>
-          <w:tcPr>
-            <w:tcW w:type="dxa" w:w="2160"/>
-          </w:tcPr>
-          <w:p>
-            <w:r>
-              <w:t>Picklist</w:t>
-            </w:r>
-          </w:p>
-        </w:tc>
-        <w:tc>
-          <w:tcPr>
-            <w:tcW w:type="dxa" w:w="2160"/>
-          </w:tcPr>
-          <w:p>
-            <w:r>
-              <w:t>Low, Medium, High</w:t>
-            </w:r>
-          </w:p>
-        </w:tc>
-      </w:tr>
-      <w:tr>
-        <w:tc>
-          <w:tcPr>
-            <w:tcW w:type="dxa" w:w="2160"/>
-          </w:tcPr>
-          <w:p>
-            <w:r>
-              <w:t>Status</w:t>
-            </w:r>
-          </w:p>
-        </w:tc>
-        <w:tc>
-          <w:tcPr>
-            <w:tcW w:type="dxa" w:w="2160"/>
-          </w:tcPr>
-          <w:p>
-            <w:r>
-              <w:t>Status__c</w:t>
-            </w:r>
-          </w:p>
-        </w:tc>
-        <w:tc>
-          <w:tcPr>
-            <w:tcW w:type="dxa" w:w="2160"/>
-          </w:tcPr>
-          <w:p>
-            <w:r>
-              <w:t>Picklist</w:t>
-            </w:r>
-          </w:p>
-        </w:tc>
-        <w:tc>
-          <w:tcPr>
-            <w:tcW w:type="dxa" w:w="2160"/>
-          </w:tcPr>
-          <w:p>
-            <w:r>
-              <w:t>New, In Progress, Resolved</w:t>
-            </w:r>
-          </w:p>
-        </w:tc>
-      </w:tr>
-      <w:tr>
-        <w:tc>
-          <w:tcPr>
-            <w:tcW w:type="dxa" w:w="2160"/>
-          </w:tcPr>
-          <w:p>
-            <w:r>
-              <w:t>Created Date</w:t>
-            </w:r>
-          </w:p>
-        </w:tc>
-        <w:tc>
-          <w:tcPr>
-            <w:tcW w:type="dxa" w:w="2160"/>
-          </w:tcPr>
-          <w:p>
-            <w:r>
-              <w:t>Created_Date__c</w:t>
-            </w:r>
-          </w:p>
-        </w:tc>
-        <w:tc>
-          <w:tcPr>
-            <w:tcW w:type="dxa" w:w="2160"/>
-          </w:tcPr>
-          <w:p>
-            <w:r>
-              <w:t>Date</w:t>
-            </w:r>
-          </w:p>
-        </w:tc>
-        <w:tc>
-          <w:tcPr>
-            <w:tcW w:type="dxa" w:w="2160"/>
-          </w:tcPr>
-          <w:p>
-            <w:r>
-              <w:t>Ticket date</w:t>
-            </w:r>
-          </w:p>
-        </w:tc>
-      </w:tr>
-      <w:tr>
-        <w:tc>
-          <w:tcPr>
-            <w:tcW w:type="dxa" w:w="2160"/>
-          </w:tcPr>
-          <w:p>
-            <w:r>
-              <w:t>Assigned To</w:t>
-            </w:r>
-          </w:p>
-        </w:tc>
-        <w:tc>
-          <w:tcPr>
-            <w:tcW w:type="dxa" w:w="2160"/>
-          </w:tcPr>
-          <w:p>
-            <w:r>
-              <w:t>Assigned_To__c</w:t>
-            </w:r>
-          </w:p>
-        </w:tc>
-        <w:tc>
-          <w:tcPr>
-            <w:tcW w:type="dxa" w:w="2160"/>
-          </w:tcPr>
-          <w:p>
-            <w:r>
-              <w:t>Lookup (User)</w:t>
-            </w:r>
-          </w:p>
-        </w:tc>
-        <w:tc>
-          <w:tcPr>
-            <w:tcW w:type="dxa" w:w="2160"/>
-          </w:tcPr>
-          <w:p>
-            <w:r>
-              <w:t>Support agent</w:t>
-            </w:r>
-          </w:p>
-        </w:tc>
-      </w:tr>
-      <w:tr>
-        <w:tc>
-          <w:tcPr>
-            <w:tcW w:type="dxa" w:w="2160"/>
-          </w:tcPr>
-          <w:p>
-            <w:r>
-              <w:t>SLA Breach Risk</w:t>
-            </w:r>
-          </w:p>
-        </w:tc>
-        <w:tc>
-          <w:tcPr>
-            <w:tcW w:type="dxa" w:w="2160"/>
-          </w:tcPr>
-          <w:p>
-            <w:r>
-              <w:t>SLA_Breach_Risk__c</w:t>
-            </w:r>
-          </w:p>
-        </w:tc>
-        <w:tc>
-          <w:tcPr>
-            <w:tcW w:type="dxa" w:w="2160"/>
-          </w:tcPr>
-          <w:p>
-            <w:r>
-              <w:t>Checkbox</w:t>
-            </w:r>
-          </w:p>
-        </w:tc>
-        <w:tc>
-          <w:tcPr>
-            <w:tcW w:type="dxa" w:w="2160"/>
-          </w:tcPr>
-          <w:p>
-            <w:r>
-              <w:t>Risk flag</w:t>
-            </w:r>
-          </w:p>
-        </w:tc>
-      </w:tr>
-      <w:tr>
-        <w:tc>
-          <w:tcPr>
-            <w:tcW w:type="dxa" w:w="2160"/>
-          </w:tcPr>
-          <w:p>
-            <w:r>
-              <w:t>Resolution Time (hrs)</w:t>
-            </w:r>
-          </w:p>
-        </w:tc>
-        <w:tc>
-          <w:tcPr>
-            <w:tcW w:type="dxa" w:w="2160"/>
-          </w:tcPr>
-          <w:p>
-            <w:r>
-              <w:t>Resolution_Time__c</w:t>
-            </w:r>
-          </w:p>
-        </w:tc>
-        <w:tc>
-          <w:tcPr>
-            <w:tcW w:type="dxa" w:w="2160"/>
-          </w:tcPr>
-          <w:p>
-            <w:r>
-              <w:t>Number</w:t>
-            </w:r>
-          </w:p>
-        </w:tc>
-        <w:tc>
-          <w:tcPr>
-            <w:tcW w:type="dxa" w:w="2160"/>
-          </w:tcPr>
-          <w:p>
-            <w:r>
-              <w:t>Time taken</w:t>
-            </w:r>
-          </w:p>
-        </w:tc>
-      </w:tr>
-    </w:tbl>
-    <w:p/>
-    <w:p>
-      <w:pPr>
         <w:jc w:val="center"/>
       </w:pPr>
       <w:r>
         <w:drawing>
           <wp:inline xmlns:a="http://schemas.openxmlformats.org/drawingml/2006/main" xmlns:pic="http://schemas.openxmlformats.org/drawingml/2006/picture">
-            <wp:extent cx="5760720" cy="3600450"/>
+            <wp:extent cx="5669280" cy="3543300"/>
             <wp:docPr id="3" name="Picture 3"/>
             <wp:cNvGraphicFramePr>
               <a:graphicFrameLocks noChangeAspect="1"/>
@@ -965,7 +3782,7 @@
                   <pic:spPr>
                     <a:xfrm>
                       <a:off x="0" y="0"/>
-                      <a:ext cx="5760720" cy="3600450"/>
+                      <a:ext cx="5669280" cy="3543300"/>
                     </a:xfrm>
                     <a:prstGeom prst="rect"/>
                   </pic:spPr>
@@ -991,65 +3808,33 @@
     </w:p>
     <w:p>
       <w:pPr>
-        <w:pStyle w:val="Heading1"/>
+        <w:pStyle w:val="Heading2"/>
       </w:pPr>
       <w:r>
-        <w:t>Milestone 4: Field-Level Security</w:t>
+        <w:t>Note: field-level security</w:t>
       </w:r>
     </w:p>
     <w:p>
       <w:r>
-        <w:t>This step is easy to forget and costs hours if you do. Fields created through the Metadata API are NOT automatically visible to any profile — not even System Administrator. Until field-level security is granted, querying the field fails with "No such column", which looks like a missing field rather than a permissions problem.</w:t>
+        <w:t>Fields created through the Metadata API are not automatically visible to any profile — not even System Administrator. Until field-level security is granted, querying the field fails with "No such column", which reads like a missing field rather than a permissions problem. Create a permission set covering the object and all its fields, then assign it to your user before building the Flow.</w:t>
       </w:r>
     </w:p>
     <w:p>
       <w:r>
-        <w:t>Create a permission set and assign it to your user:</w:t>
+        <w:t>Create a list view as well. Without one, the object's tab renders empty even when records exist.</w:t>
       </w:r>
     </w:p>
     <w:p>
       <w:pPr>
-        <w:pStyle w:val="ListNumber"/>
+        <w:pStyle w:val="Heading2"/>
       </w:pPr>
       <w:r>
-        <w:t>Setup → Permission Sets → New. Label: Support Ticket Intelligence Access.</w:t>
-      </w:r>
-    </w:p>
-    <w:p>
-      <w:pPr>
-        <w:pStyle w:val="ListNumber"/>
-      </w:pPr>
-      <w:r>
-        <w:t>Object Settings → Support Ticket Intelligence → grant Read, Create, Edit, Delete.</w:t>
-      </w:r>
-    </w:p>
-    <w:p>
-      <w:pPr>
-        <w:pStyle w:val="ListNumber"/>
-      </w:pPr>
-      <w:r>
-        <w:t>Edit each field and tick Readable (and Editable where appropriate).</w:t>
-      </w:r>
-    </w:p>
-    <w:p>
-      <w:pPr>
-        <w:pStyle w:val="ListNumber"/>
-      </w:pPr>
-      <w:r>
-        <w:t>Save, then use Manage Assignments to assign it to your user.</w:t>
-      </w:r>
-    </w:p>
-    <w:p>
-      <w:pPr>
-        <w:pStyle w:val="Heading1"/>
-      </w:pPr>
-      <w:r>
-        <w:t>Milestone 5: Sample Data</w:t>
+        <w:t>Milestone 3: Sample Data</w:t>
       </w:r>
     </w:p>
     <w:p>
       <w:r>
-        <w:t>Create three accounts and one ticket each, so every branch of the flow's keyword logic has something to match.</w:t>
+        <w:t>Create records before building the Flow so it has something to analyse.</w:t>
       </w:r>
     </w:p>
     <w:tbl>
@@ -1200,7 +3985,7 @@
       <w:r>
         <w:drawing>
           <wp:inline xmlns:a="http://schemas.openxmlformats.org/drawingml/2006/main" xmlns:pic="http://schemas.openxmlformats.org/drawingml/2006/picture">
-            <wp:extent cx="5760720" cy="3159395"/>
+            <wp:extent cx="5669280" cy="3109246"/>
             <wp:docPr id="4" name="Picture 4"/>
             <wp:cNvGraphicFramePr>
               <a:graphicFrameLocks noChangeAspect="1"/>
@@ -1221,7 +4006,7 @@
                   <pic:spPr>
                     <a:xfrm>
                       <a:off x="0" y="0"/>
-                      <a:ext cx="5760720" cy="3159395"/>
+                      <a:ext cx="5669280" cy="3109246"/>
                     </a:xfrm>
                     <a:prstGeom prst="rect"/>
                   </pic:spPr>
@@ -1252,7 +4037,7 @@
       <w:r>
         <w:drawing>
           <wp:inline xmlns:a="http://schemas.openxmlformats.org/drawingml/2006/main" xmlns:pic="http://schemas.openxmlformats.org/drawingml/2006/picture">
-            <wp:extent cx="5760720" cy="3600450"/>
+            <wp:extent cx="5669280" cy="3543300"/>
             <wp:docPr id="5" name="Picture 5"/>
             <wp:cNvGraphicFramePr>
               <a:graphicFrameLocks noChangeAspect="1"/>
@@ -1273,7 +4058,7 @@
                   <pic:spPr>
                     <a:xfrm>
                       <a:off x="0" y="0"/>
-                      <a:ext cx="5760720" cy="3600450"/>
+                      <a:ext cx="5669280" cy="3543300"/>
                     </a:xfrm>
                     <a:prstGeom prst="rect"/>
                   </pic:spPr>
@@ -1294,33 +4079,25 @@
           <w:color w:val="555555"/>
           <w:sz w:val="18"/>
         </w:rPr>
-        <w:t>A ticket record. The two Urgent Ticket Handling tasks in the Activity panel were created by the flow, not by hand.</w:t>
+        <w:t>A ticket record. The Urgent Ticket Handling tasks in the Activity panel were created by the Flow, not by hand.</w:t>
+      </w:r>
+    </w:p>
+    <w:p>
+      <w:pPr>
+        <w:pStyle w:val="Heading2"/>
+      </w:pPr>
+      <w:r>
+        <w:t>Milestone 4: Auto-Launched Flow</w:t>
       </w:r>
     </w:p>
     <w:p>
       <w:r>
-        <w:br w:type="page"/>
-      </w:r>
-    </w:p>
-    <w:p>
-      <w:pPr>
-        <w:pStyle w:val="Heading1"/>
-      </w:pPr>
-      <w:r>
-        <w:t>Milestone 6: Auto-Launched Flow</w:t>
+        <w:t>The Flow type must be Auto-Launched (no trigger). Agentforce can only invoke an Auto-Launched Flow, so a record-triggered Flow would not work here.</w:t>
       </w:r>
     </w:p>
     <w:p>
       <w:r>
-        <w:t>The flow is the brain of the system. It takes an account name, finds that customer's latest ticket, reads the description, decides a priority, and acts.</w:t>
-      </w:r>
-    </w:p>
-    <w:p>
-      <w:pPr>
-        <w:pStyle w:val="Heading2"/>
-      </w:pPr>
-      <w:r>
-        <w:t>Input and output variables</w:t>
+        <w:t>Variables</w:t>
       </w:r>
     </w:p>
     <w:tbl>
@@ -1330,14 +4107,15 @@
         <w:tblLook w:firstColumn="1" w:firstRow="1" w:lastColumn="0" w:lastRow="0" w:noHBand="0" w:noVBand="1" w:val="04A0"/>
       </w:tblPr>
       <w:tblGrid>
-        <w:gridCol w:w="2880"/>
-        <w:gridCol w:w="2880"/>
-        <w:gridCol w:w="2880"/>
+        <w:gridCol w:w="2160"/>
+        <w:gridCol w:w="2160"/>
+        <w:gridCol w:w="2160"/>
+        <w:gridCol w:w="2160"/>
       </w:tblGrid>
       <w:tr>
         <w:tc>
           <w:tcPr>
-            <w:tcW w:type="dxa" w:w="2880"/>
+            <w:tcW w:type="dxa" w:w="2160"/>
           </w:tcPr>
           <w:p>
             <w:r>
@@ -1347,7 +4125,7 @@
         </w:tc>
         <w:tc>
           <w:tcPr>
-            <w:tcW w:type="dxa" w:w="2880"/>
+            <w:tcW w:type="dxa" w:w="2160"/>
           </w:tcPr>
           <w:p>
             <w:r>
@@ -1357,11 +4135,21 @@
         </w:tc>
         <w:tc>
           <w:tcPr>
-            <w:tcW w:type="dxa" w:w="2880"/>
-          </w:tcPr>
-          <w:p>
-            <w:r>
-              <w:t>Purpose</w:t>
+            <w:tcW w:type="dxa" w:w="2160"/>
+          </w:tcPr>
+          <w:p>
+            <w:r>
+              <w:t>Data Type</w:t>
+            </w:r>
+          </w:p>
+        </w:tc>
+        <w:tc>
+          <w:tcPr>
+            <w:tcW w:type="dxa" w:w="2160"/>
+          </w:tcPr>
+          <w:p>
+            <w:r>
+              <w:t>Description</w:t>
             </w:r>
           </w:p>
         </w:tc>
@@ -1369,7 +4157,7 @@
       <w:tr>
         <w:tc>
           <w:tcPr>
-            <w:tcW w:type="dxa" w:w="2880"/>
+            <w:tcW w:type="dxa" w:w="2160"/>
           </w:tcPr>
           <w:p>
             <w:r>
@@ -1379,7 +4167,7 @@
         </w:tc>
         <w:tc>
           <w:tcPr>
-            <w:tcW w:type="dxa" w:w="2880"/>
+            <w:tcW w:type="dxa" w:w="2160"/>
           </w:tcPr>
           <w:p>
             <w:r>
@@ -1389,11 +4177,21 @@
         </w:tc>
         <w:tc>
           <w:tcPr>
-            <w:tcW w:type="dxa" w:w="2880"/>
-          </w:tcPr>
-          <w:p>
-            <w:r>
-              <w:t>Account name supplied by the agent</w:t>
+            <w:tcW w:type="dxa" w:w="2160"/>
+          </w:tcPr>
+          <w:p>
+            <w:r>
+              <w:t>Text</w:t>
+            </w:r>
+          </w:p>
+        </w:tc>
+        <w:tc>
+          <w:tcPr>
+            <w:tcW w:type="dxa" w:w="2160"/>
+          </w:tcPr>
+          <w:p>
+            <w:r>
+              <w:t>Account name supplied by the user</w:t>
             </w:r>
           </w:p>
         </w:tc>
@@ -1401,7 +4199,7 @@
       <w:tr>
         <w:tc>
           <w:tcPr>
-            <w:tcW w:type="dxa" w:w="2880"/>
+            <w:tcW w:type="dxa" w:w="2160"/>
           </w:tcPr>
           <w:p>
             <w:r>
@@ -1411,7 +4209,7 @@
         </w:tc>
         <w:tc>
           <w:tcPr>
-            <w:tcW w:type="dxa" w:w="2880"/>
+            <w:tcW w:type="dxa" w:w="2160"/>
           </w:tcPr>
           <w:p>
             <w:r>
@@ -1421,7 +4219,17 @@
         </w:tc>
         <w:tc>
           <w:tcPr>
-            <w:tcW w:type="dxa" w:w="2880"/>
+            <w:tcW w:type="dxa" w:w="2160"/>
+          </w:tcPr>
+          <w:p>
+            <w:r>
+              <w:t>Text</w:t>
+            </w:r>
+          </w:p>
+        </w:tc>
+        <w:tc>
+          <w:tcPr>
+            <w:tcW w:type="dxa" w:w="2160"/>
           </w:tcPr>
           <w:p>
             <w:r>
@@ -1433,7 +4241,7 @@
       <w:tr>
         <w:tc>
           <w:tcPr>
-            <w:tcW w:type="dxa" w:w="2880"/>
+            <w:tcW w:type="dxa" w:w="2160"/>
           </w:tcPr>
           <w:p>
             <w:r>
@@ -1443,7 +4251,7 @@
         </w:tc>
         <w:tc>
           <w:tcPr>
-            <w:tcW w:type="dxa" w:w="2880"/>
+            <w:tcW w:type="dxa" w:w="2160"/>
           </w:tcPr>
           <w:p>
             <w:r>
@@ -1453,7 +4261,17 @@
         </w:tc>
         <w:tc>
           <w:tcPr>
-            <w:tcW w:type="dxa" w:w="2880"/>
+            <w:tcW w:type="dxa" w:w="2160"/>
+          </w:tcPr>
+          <w:p>
+            <w:r>
+              <w:t>Text</w:t>
+            </w:r>
+          </w:p>
+        </w:tc>
+        <w:tc>
+          <w:tcPr>
+            <w:tcW w:type="dxa" w:w="2160"/>
           </w:tcPr>
           <w:p>
             <w:r>
@@ -1465,7 +4283,7 @@
       <w:tr>
         <w:tc>
           <w:tcPr>
-            <w:tcW w:type="dxa" w:w="2880"/>
+            <w:tcW w:type="dxa" w:w="2160"/>
           </w:tcPr>
           <w:p>
             <w:r>
@@ -1475,7 +4293,7 @@
         </w:tc>
         <w:tc>
           <w:tcPr>
-            <w:tcW w:type="dxa" w:w="2880"/>
+            <w:tcW w:type="dxa" w:w="2160"/>
           </w:tcPr>
           <w:p>
             <w:r>
@@ -1485,7 +4303,17 @@
         </w:tc>
         <w:tc>
           <w:tcPr>
-            <w:tcW w:type="dxa" w:w="2880"/>
+            <w:tcW w:type="dxa" w:w="2160"/>
+          </w:tcPr>
+          <w:p>
+            <w:r>
+              <w:t>Text</w:t>
+            </w:r>
+          </w:p>
+        </w:tc>
+        <w:tc>
+          <w:tcPr>
+            <w:tcW w:type="dxa" w:w="2160"/>
           </w:tcPr>
           <w:p>
             <w:r>
@@ -1497,7 +4325,7 @@
       <w:tr>
         <w:tc>
           <w:tcPr>
-            <w:tcW w:type="dxa" w:w="2880"/>
+            <w:tcW w:type="dxa" w:w="2160"/>
           </w:tcPr>
           <w:p>
             <w:r>
@@ -1507,7 +4335,7 @@
         </w:tc>
         <w:tc>
           <w:tcPr>
-            <w:tcW w:type="dxa" w:w="2880"/>
+            <w:tcW w:type="dxa" w:w="2160"/>
           </w:tcPr>
           <w:p>
             <w:r>
@@ -1517,7 +4345,17 @@
         </w:tc>
         <w:tc>
           <w:tcPr>
-            <w:tcW w:type="dxa" w:w="2880"/>
+            <w:tcW w:type="dxa" w:w="2160"/>
+          </w:tcPr>
+          <w:p>
+            <w:r>
+              <w:t>Text</w:t>
+            </w:r>
+          </w:p>
+        </w:tc>
+        <w:tc>
+          <w:tcPr>
+            <w:tcW w:type="dxa" w:w="2160"/>
           </w:tcPr>
           <w:p>
             <w:r>
@@ -1529,7 +4367,7 @@
       <w:tr>
         <w:tc>
           <w:tcPr>
-            <w:tcW w:type="dxa" w:w="2880"/>
+            <w:tcW w:type="dxa" w:w="2160"/>
           </w:tcPr>
           <w:p>
             <w:r>
@@ -1539,7 +4377,7 @@
         </w:tc>
         <w:tc>
           <w:tcPr>
-            <w:tcW w:type="dxa" w:w="2880"/>
+            <w:tcW w:type="dxa" w:w="2160"/>
           </w:tcPr>
           <w:p>
             <w:r>
@@ -1549,11 +4387,21 @@
         </w:tc>
         <w:tc>
           <w:tcPr>
-            <w:tcW w:type="dxa" w:w="2880"/>
-          </w:tcPr>
-          <w:p>
-            <w:r>
-              <w:t>Message returned to the conversation</w:t>
+            <w:tcW w:type="dxa" w:w="2160"/>
+          </w:tcPr>
+          <w:p>
+            <w:r>
+              <w:t>Text</w:t>
+            </w:r>
+          </w:p>
+        </w:tc>
+        <w:tc>
+          <w:tcPr>
+            <w:tcW w:type="dxa" w:w="2160"/>
+          </w:tcPr>
+          <w:p>
+            <w:r>
+              <w:t>Message returned in conversation</w:t>
             </w:r>
           </w:p>
         </w:tc>
@@ -1561,11 +4409,8 @@
     </w:tbl>
     <w:p/>
     <w:p>
-      <w:pPr>
-        <w:pStyle w:val="Heading2"/>
-      </w:pPr>
       <w:r>
-        <w:t>Flow logic</w:t>
+        <w:t>Step-by-step implementation</w:t>
       </w:r>
     </w:p>
     <w:p>
@@ -1573,7 +4418,7 @@
         <w:pStyle w:val="ListNumber"/>
       </w:pPr>
       <w:r>
-        <w:t>Get Account — Get Records on Account where Name equals varAccountName.</w:t>
+        <w:t>Get Account — Get Records on Account where Name equals varAccountName. Select Only the first record.</w:t>
       </w:r>
     </w:p>
     <w:p>
@@ -1581,7 +4426,7 @@
         <w:pStyle w:val="ListNumber"/>
       </w:pPr>
       <w:r>
-        <w:t>Store Account Id — assign varAccountId from Get_Account.Id.</w:t>
+        <w:t>Store Account Id — Assignment setting varAccountId from Get_Account.Id.</w:t>
       </w:r>
     </w:p>
     <w:p>
@@ -1589,7 +4434,7 @@
         <w:pStyle w:val="ListNumber"/>
       </w:pPr>
       <w:r>
-        <w:t>Get Ticket — Get Records on Support Ticket Intelligence where Customer equals varAccountId, newest first.</w:t>
+        <w:t>Get Ticket — Get Records on Support Ticket Intelligence where Customer equals varAccountId, sorted by Created Date descending, Only the first record.</w:t>
       </w:r>
     </w:p>
     <w:p>
@@ -1597,7 +4442,7 @@
         <w:pStyle w:val="ListNumber"/>
       </w:pPr>
       <w:r>
-        <w:t>Store Ticket Id — assign varTicketId from Get_Ticket.Id.</w:t>
+        <w:t>Store Ticket Id — Assignment setting varTicketId from Get_Ticket.Id.</w:t>
       </w:r>
     </w:p>
     <w:p>
@@ -1605,7 +4450,7 @@
         <w:pStyle w:val="ListNumber"/>
       </w:pPr>
       <w:r>
-        <w:t>Analyze Description — Decision. High if the description contains "urgent", "not working" or "failure"; Medium if it contains "issue", "slow" or "delay"; otherwise Low.</w:t>
+        <w:t>Check SLA Risk — Decision. If Created_Date__c is more than two days old, update the ticket to set SLA_Breach_Risk__c.</w:t>
       </w:r>
     </w:p>
     <w:p>
@@ -1613,7 +4458,23 @@
         <w:pStyle w:val="ListNumber"/>
       </w:pPr>
       <w:r>
-        <w:t>Set Priority Level — assign varPriorityLevel on each branch.</w:t>
+        <w:t>Analyze Description — Decision with three outcomes: High Priority if the description contains urgent, not working or failure; Medium Priority if it contains issue, slow or delay; the default outcome is Low Priority.</w:t>
+      </w:r>
+    </w:p>
+    <w:p>
+      <w:pPr>
+        <w:pStyle w:val="ListNumber"/>
+      </w:pPr>
+      <w:r>
+        <w:t>Set Priority Level — Assignment setting varPriorityLevel on each branch.</w:t>
+      </w:r>
+    </w:p>
+    <w:p>
+      <w:pPr>
+        <w:pStyle w:val="ListNumber"/>
+      </w:pPr>
+      <w:r>
+        <w:t>Update Priority — Update Records writing Priority_Level__c back to the ticket.</w:t>
       </w:r>
     </w:p>
     <w:p>
@@ -1629,7 +4490,7 @@
         <w:pStyle w:val="ListNumber"/>
       </w:pPr>
       <w:r>
-        <w:t>Create Task — only on the High branch. Subject "Urgent Ticket Handling", Priority High, Status Not Started.</w:t>
+        <w:t>Create Task — only on the High branch. Subject Urgent Ticket Handling, Priority High, Status Not Started, related to the ticket Id.</w:t>
       </w:r>
     </w:p>
     <w:p>
@@ -1637,7 +4498,7 @@
         <w:pStyle w:val="ListNumber"/>
       </w:pPr>
       <w:r>
-        <w:t>Set Assigned Agent — assign varAssignedTo to "Senior Support Agent".</w:t>
+        <w:t>Set Assigned Agent — Assignment setting varAssignedTo to Senior Support Agent.</w:t>
       </w:r>
     </w:p>
     <w:p>
@@ -1645,63 +4506,32 @@
         <w:pStyle w:val="ListNumber"/>
       </w:pPr>
       <w:r>
-        <w:t>Set Final Message — assign varActionMessage per priority.</w:t>
-      </w:r>
-    </w:p>
-    <w:p/>
-    <w:p>
-      <w:r>
-        <w:t>Important: every Get Records element must have "Only the first record" selected. Without it the element returns a collection, and referencing Get_Ticket.Description__c then fails with a misleading error saying the field does not exist.</w:t>
+        <w:t>Set Final Message — Assignment setting varActionMessage per priority.</w:t>
       </w:r>
     </w:p>
     <w:p>
-      <w:pPr>
-        <w:pStyle w:val="Heading2"/>
-      </w:pPr>
       <w:r>
-        <w:t>Activity: build the flow</w:t>
+        <w:t>Important: every Get Records element must have Only the first record selected. Without it the element returns a collection, and referencing Get_Ticket.Description__c then fails with a misleading error saying the field does not exist.</w:t>
       </w:r>
     </w:p>
     <w:p>
-      <w:pPr>
-        <w:pStyle w:val="ListNumber"/>
-      </w:pPr>
       <w:r>
-        <w:t>Setup → Flows → New Flow → Auto-Launched Flow.</w:t>
+        <w:t>Final Flow Structure</w:t>
       </w:r>
     </w:p>
     <w:p>
-      <w:pPr>
-        <w:pStyle w:val="ListNumber"/>
-      </w:pPr>
       <w:r>
-        <w:t>Create the six variables listed above, marking the outputs as Available for output.</w:t>
+        <w:t>Start → Get Account → Assignment (Account Id) → Get Ticket → Assignment (Ticket Id) → Check SLA Risk → Analyze Description → Assignment (Priority Level) → Update Priority → Is High Priority → Create Task → Assignment (Assigned Agent) → Set Final Message → End</w:t>
       </w:r>
     </w:p>
     <w:p>
       <w:pPr>
-        <w:pStyle w:val="ListNumber"/>
-      </w:pPr>
-      <w:r>
-        <w:t>Add the elements in the order shown.</w:t>
-      </w:r>
-    </w:p>
-    <w:p>
-      <w:pPr>
-        <w:pStyle w:val="ListNumber"/>
-      </w:pPr>
-      <w:r>
-        <w:t>Save as Support Ticket Intelligence, then click Activate.</w:t>
-      </w:r>
-    </w:p>
-    <w:p>
-      <w:pPr>
         <w:jc w:val="center"/>
       </w:pPr>
       <w:r>
         <w:drawing>
           <wp:inline xmlns:a="http://schemas.openxmlformats.org/drawingml/2006/main" xmlns:pic="http://schemas.openxmlformats.org/drawingml/2006/picture">
-            <wp:extent cx="5760720" cy="3600450"/>
+            <wp:extent cx="5669280" cy="3543300"/>
             <wp:docPr id="6" name="Picture 6"/>
             <wp:cNvGraphicFramePr>
               <a:graphicFrameLocks noChangeAspect="1"/>
@@ -1722,7 +4552,7 @@
                   <pic:spPr>
                     <a:xfrm>
                       <a:off x="0" y="0"/>
-                      <a:ext cx="5760720" cy="3600450"/>
+                      <a:ext cx="5669280" cy="3543300"/>
                     </a:xfrm>
                     <a:prstGeom prst="rect"/>
                   </pic:spPr>
@@ -1743,73 +4573,76 @@
           <w:color w:val="555555"/>
           <w:sz w:val="18"/>
         </w:rPr>
-        <w:t>The completed flow, active, with all elements wired.</w:t>
+        <w:t>The completed Flow, active, with all elements wired.</w:t>
       </w:r>
     </w:p>
     <w:p>
       <w:r>
-        <w:br w:type="page"/>
+        <w:t>Final Outcome</w:t>
       </w:r>
     </w:p>
     <w:p>
       <w:pPr>
-        <w:pStyle w:val="Heading1"/>
+        <w:pStyle w:val="ListBullet"/>
       </w:pPr>
       <w:r>
-        <w:t>Milestone 7: Agentforce Configuration</w:t>
+        <w:t>Takes an Account Name as input</w:t>
       </w:r>
     </w:p>
     <w:p>
+      <w:pPr>
+        <w:pStyle w:val="ListBullet"/>
+      </w:pPr>
       <w:r>
-        <w:t>Finally, expose the flow to an Agentforce agent so a support user can ask a question in plain language and get the triage decision back.</w:t>
+        <w:t>Fetches the latest support ticket for that account</w:t>
       </w:r>
     </w:p>
     <w:p>
       <w:pPr>
-        <w:pStyle w:val="ListNumber"/>
+        <w:pStyle w:val="ListBullet"/>
       </w:pPr>
       <w:r>
-        <w:t>Setup → Quick Find → Agents. Confirm the Agentforce toggle is On.</w:t>
+        <w:t>Analyses the description using keywords</w:t>
       </w:r>
     </w:p>
     <w:p>
       <w:pPr>
-        <w:pStyle w:val="ListNumber"/>
+        <w:pStyle w:val="ListBullet"/>
       </w:pPr>
       <w:r>
-        <w:t>Open an agent in the Builder (this project uses General Agent).</w:t>
+        <w:t>Sets the priority automatically and writes it back to the record</w:t>
       </w:r>
     </w:p>
     <w:p>
       <w:pPr>
-        <w:pStyle w:val="ListNumber"/>
+        <w:pStyle w:val="ListBullet"/>
       </w:pPr>
       <w:r>
-        <w:t>Deactivate the agent — agent changes are only permitted while it is deactivated.</w:t>
+        <w:t>Creates a task for urgent cases only</w:t>
       </w:r>
     </w:p>
     <w:p>
       <w:pPr>
-        <w:pStyle w:val="ListNumber"/>
+        <w:pStyle w:val="ListBullet"/>
       </w:pPr>
       <w:r>
-        <w:t>In the Subagents panel choose New → New Subagent.</w:t>
+        <w:t>Flags SLA breach risk for tickets older than two days</w:t>
       </w:r>
     </w:p>
     <w:p>
       <w:pPr>
-        <w:pStyle w:val="ListNumber"/>
+        <w:pStyle w:val="ListBullet"/>
       </w:pPr>
       <w:r>
-        <w:t>Describe the job in plain language; the Builder generates the name, classification description, scope and instructions.</w:t>
+        <w:t>Returns the result to Agentforce</w:t>
       </w:r>
     </w:p>
     <w:p>
       <w:pPr>
-        <w:pStyle w:val="ListNumber"/>
+        <w:pStyle w:val="Heading2"/>
       </w:pPr>
       <w:r>
-        <w:t>Rename it to Support Ticket Priority Analysis (API name Support_Ticket_Priority_Analysis).</w:t>
+        <w:t>Milestone 5: Agentforce Configuration</w:t>
       </w:r>
     </w:p>
     <w:p>
@@ -1817,7 +4650,47 @@
         <w:pStyle w:val="ListNumber"/>
       </w:pPr>
       <w:r>
-        <w:t>On the actions step, do NOT expect the flow in the picker yet — see the note below.</w:t>
+        <w:t>Go to the Gear icon and click Salesforce Go.</w:t>
+      </w:r>
+    </w:p>
+    <w:p>
+      <w:pPr>
+        <w:pStyle w:val="ListNumber"/>
+      </w:pPr>
+      <w:r>
+        <w:t>Search Agentforce Default, select it, click Get Started → Turn On → Confirm.</w:t>
+      </w:r>
+    </w:p>
+    <w:p>
+      <w:pPr>
+        <w:pStyle w:val="ListNumber"/>
+      </w:pPr>
+      <w:r>
+        <w:t>Search Agents in the Quick Find box and open the agent, then click Open in Builder.</w:t>
+      </w:r>
+    </w:p>
+    <w:p>
+      <w:pPr>
+        <w:pStyle w:val="ListNumber"/>
+      </w:pPr>
+      <w:r>
+        <w:t>Deactivate the agent — agent changes are only permitted while deactivated.</w:t>
+      </w:r>
+    </w:p>
+    <w:p>
+      <w:pPr>
+        <w:pStyle w:val="ListNumber"/>
+      </w:pPr>
+      <w:r>
+        <w:t>In the Subagents panel choose New → New Subagent. Describe the job in plain language and the Builder generates the name, classification description, scope and instructions.</w:t>
+      </w:r>
+    </w:p>
+    <w:p>
+      <w:pPr>
+        <w:pStyle w:val="ListNumber"/>
+      </w:pPr>
+      <w:r>
+        <w:t>Set the Name to Support Ticket Priority Analysis and the API name to Support_Ticket_Priority_Analysis.</w:t>
       </w:r>
     </w:p>
     <w:p>
@@ -1841,7 +4714,7 @@
         <w:pStyle w:val="ListNumber"/>
       </w:pPr>
       <w:r>
-        <w:t>Set the Loading Text, tick Collect data from user on varAccountName, and tick Show in conversation on all five outputs.</w:t>
+        <w:t>Set the Loading Text; on the input varAccountName enable Collect data from user; on all five outputs enable Show in conversation.</w:t>
       </w:r>
     </w:p>
     <w:p>
@@ -1849,7 +4722,7 @@
         <w:pStyle w:val="ListNumber"/>
       </w:pPr>
       <w:r>
-        <w:t>Finish, then Activate the agent.</w:t>
+        <w:t>Click Finish, then Activate the agent. Choose Ignore &amp; Activate if the configuration checklist warns about Data Cloud or channels.</w:t>
       </w:r>
     </w:p>
     <w:p>
@@ -1859,7 +4732,7 @@
       <w:r>
         <w:drawing>
           <wp:inline xmlns:a="http://schemas.openxmlformats.org/drawingml/2006/main" xmlns:pic="http://schemas.openxmlformats.org/drawingml/2006/picture">
-            <wp:extent cx="5760720" cy="3600450"/>
+            <wp:extent cx="5669280" cy="3543300"/>
             <wp:docPr id="7" name="Picture 7"/>
             <wp:cNvGraphicFramePr>
               <a:graphicFrameLocks noChangeAspect="1"/>
@@ -1880,7 +4753,7 @@
                   <pic:spPr>
                     <a:xfrm>
                       <a:off x="0" y="0"/>
-                      <a:ext cx="5760720" cy="3600450"/>
+                      <a:ext cx="5669280" cy="3543300"/>
                     </a:xfrm>
                     <a:prstGeom prst="rect"/>
                   </pic:spPr>
@@ -1911,7 +4784,7 @@
       <w:r>
         <w:drawing>
           <wp:inline xmlns:a="http://schemas.openxmlformats.org/drawingml/2006/main" xmlns:pic="http://schemas.openxmlformats.org/drawingml/2006/picture">
-            <wp:extent cx="5760720" cy="2991374"/>
+            <wp:extent cx="5669280" cy="2943892"/>
             <wp:docPr id="8" name="Picture 8"/>
             <wp:cNvGraphicFramePr>
               <a:graphicFrameLocks noChangeAspect="1"/>
@@ -1932,7 +4805,7 @@
                   <pic:spPr>
                     <a:xfrm>
                       <a:off x="0" y="0"/>
-                      <a:ext cx="5760720" cy="2991374"/>
+                      <a:ext cx="5669280" cy="2943892"/>
                     </a:xfrm>
                     <a:prstGeom prst="rect"/>
                   </pic:spPr>
@@ -1953,7 +4826,7 @@
           <w:color w:val="555555"/>
           <w:sz w:val="18"/>
         </w:rPr>
-        <w:t>Support Ticket Priority Analysis configured on General Agent, with the agent active.</w:t>
+        <w:t>Support Ticket Priority Analysis configured on the agent, with the agent active.</w:t>
       </w:r>
     </w:p>
     <w:p>
@@ -1963,7 +4836,7 @@
       <w:r>
         <w:drawing>
           <wp:inline xmlns:a="http://schemas.openxmlformats.org/drawingml/2006/main" xmlns:pic="http://schemas.openxmlformats.org/drawingml/2006/picture">
-            <wp:extent cx="5760720" cy="2991374"/>
+            <wp:extent cx="5669280" cy="2943892"/>
             <wp:docPr id="9" name="Picture 9"/>
             <wp:cNvGraphicFramePr>
               <a:graphicFrameLocks noChangeAspect="1"/>
@@ -1984,7 +4857,7 @@
                   <pic:spPr>
                     <a:xfrm>
                       <a:off x="0" y="0"/>
-                      <a:ext cx="5760720" cy="2991374"/>
+                      <a:ext cx="5669280" cy="2943892"/>
                     </a:xfrm>
                     <a:prstGeom prst="rect"/>
                   </pic:spPr>
@@ -2015,7 +4888,7 @@
       <w:r>
         <w:drawing>
           <wp:inline xmlns:a="http://schemas.openxmlformats.org/drawingml/2006/main" xmlns:pic="http://schemas.openxmlformats.org/drawingml/2006/picture">
-            <wp:extent cx="5760720" cy="2991374"/>
+            <wp:extent cx="5669280" cy="2943892"/>
             <wp:docPr id="10" name="Picture 10"/>
             <wp:cNvGraphicFramePr>
               <a:graphicFrameLocks noChangeAspect="1"/>
@@ -2036,7 +4909,7 @@
                   <pic:spPr>
                     <a:xfrm>
                       <a:off x="0" y="0"/>
-                      <a:ext cx="5760720" cy="2991374"/>
+                      <a:ext cx="5669280" cy="2943892"/>
                     </a:xfrm>
                     <a:prstGeom prst="rect"/>
                   </pic:spPr>
@@ -2057,7 +4930,7 @@
           <w:color w:val="555555"/>
           <w:sz w:val="18"/>
         </w:rPr>
-        <w:t>All four subagents on General Agent, including the new one.</w:t>
+        <w:t>The subagents on the agent, including the new one.</w:t>
       </w:r>
     </w:p>
     <w:p>
@@ -2070,17 +4943,17 @@
     </w:p>
     <w:p>
       <w:r>
-        <w:t>A Flow does not appear in the subagent's action picker until it has been registered as an agent action. On the subagent creation wizard, the action list will show "0 items" even for a valid, active flow — including when filtered by name. This is not a fault in the flow.</w:t>
+        <w:t>A Flow does not appear in the subagent's action picker until it has been registered as an agent action. On the subagent creation wizard the action list shows "0 items" even for a valid, active flow — including when filtered by name. This is not a fault in the Flow.</w:t>
       </w:r>
     </w:p>
     <w:p>
       <w:r>
-        <w:t>The registration step is New → Create New Action on the This Subagent's Actions tab. That dialog accepts Reference Action Type = Flow, and the flow appears there. Once created, it shows up in the subagent's action list and can be referenced.</w:t>
+        <w:t>The registration step is New → Create New Action on the This Subagent's Actions tab. That dialog accepts Reference Action Type = Flow, and the flow appears there. Once created it shows in the subagent's action list.</w:t>
       </w:r>
     </w:p>
     <w:p>
       <w:r>
-        <w:t>Topic behaviour: collect the Account Name from the user, call the flow, then report the priority, the assigned agent and the action message in plain language. The topic must not update records or send email directly — the flow performs every action.</w:t>
+        <w:br w:type="page"/>
       </w:r>
     </w:p>
     <w:p>
@@ -2088,14 +4961,15 @@
         <w:pStyle w:val="Heading1"/>
       </w:pPr>
       <w:r>
-        <w:t>Milestone 8: Testing</w:t>
+        <w:t>7. Functional &amp; Performance Testing</w:t>
       </w:r>
     </w:p>
     <w:p>
       <w:r>
-        <w:t>The flow was invoked with each account name and the returned variables checked. All three keyword scenarios behave as specified.</w:t>
+        <w:t>During testing, screenshots were captured from Salesforce to validate the Support Ticket Intelligence object, the Auto-Launched Flow, ticket priority classification, SLA breach flagging, High-priority task creation, agent assignment, and the Agentforce subagent conversation. All features were verified to ensure correct functionality and performance.</w:t>
       </w:r>
     </w:p>
+    <w:p/>
     <w:tbl>
       <w:tblPr>
         <w:tblStyle w:val="LightGrid-Accent1"/>
@@ -2116,7 +4990,7 @@
           </w:tcPr>
           <w:p>
             <w:r>
-              <w:t>Input</w:t>
+              <w:t>Account</w:t>
             </w:r>
           </w:p>
         </w:tc>
@@ -2126,7 +5000,7 @@
           </w:tcPr>
           <w:p>
             <w:r>
-              <w:t>Keywords</w:t>
+              <w:t>Description keywords</w:t>
             </w:r>
           </w:p>
         </w:tc>
@@ -2156,7 +5030,7 @@
           </w:tcPr>
           <w:p>
             <w:r>
-              <w:t>Message</w:t>
+              <w:t>SLA risk</w:t>
             </w:r>
           </w:p>
         </w:tc>
@@ -2208,7 +5082,7 @@
           </w:tcPr>
           <w:p>
             <w:r>
-              <w:t>High priority ticket detected. Assigned to senior agent.</w:t>
+              <w:t>True</w:t>
             </w:r>
           </w:p>
         </w:tc>
@@ -2260,7 +5134,7 @@
           </w:tcPr>
           <w:p>
             <w:r>
-              <w:t>Ticket marked as medium priority. Will be handled shortly.</w:t>
+              <w:t>False</w:t>
             </w:r>
           </w:p>
         </w:tc>
@@ -2282,7 +5156,7 @@
           </w:tcPr>
           <w:p>
             <w:r>
-              <w:t>none</w:t>
+              <w:t>(none)</w:t>
             </w:r>
           </w:p>
         </w:tc>
@@ -2312,7 +5186,7 @@
           </w:tcPr>
           <w:p>
             <w:r>
-              <w:t>Tickets are low priority and queued for processing.</w:t>
+              <w:t>False</w:t>
             </w:r>
           </w:p>
         </w:tc>
@@ -2321,7 +5195,7 @@
     <w:p/>
     <w:p>
       <w:r>
-        <w:t>Only the High priority ticket produced a task, which is the specified behaviour. Medium and Low tickets are classified and queued without paging an agent. The flow also writes the predicted priority back to the ticket record and flags SLA breach risk for anything raised more than two days ago.</w:t>
+        <w:t>Only the High-priority ticket produced a task, which is the specified behaviour. The Flow also writes the predicted priority back to the ticket record and flags SLA breach risk for tickets raised more than two days ago.</w:t>
       </w:r>
     </w:p>
     <w:p>
@@ -2334,7 +5208,7 @@
     </w:p>
     <w:p>
       <w:r>
-        <w:t>The flow was also exercised through the agent conversation, which is the real test of the system: the agent must pick the right subagent, call the flow with the user's input, and report the result back in plain language.</w:t>
+        <w:t>The Flow was also exercised through the agent conversation, which is the real test of the system: the agent must pick the right subagent, call the Flow with the user's input, and report the result in plain language.</w:t>
       </w:r>
     </w:p>
     <w:p>
@@ -2349,7 +5223,7 @@
       <w:r>
         <w:drawing>
           <wp:inline xmlns:a="http://schemas.openxmlformats.org/drawingml/2006/main" xmlns:pic="http://schemas.openxmlformats.org/drawingml/2006/picture">
-            <wp:extent cx="5760720" cy="2991374"/>
+            <wp:extent cx="5669280" cy="2943892"/>
             <wp:docPr id="11" name="Picture 11"/>
             <wp:cNvGraphicFramePr>
               <a:graphicFrameLocks noChangeAspect="1"/>
@@ -2370,7 +5244,7 @@
                   <pic:spPr>
                     <a:xfrm>
                       <a:off x="0" y="0"/>
-                      <a:ext cx="5760720" cy="2991374"/>
+                      <a:ext cx="5669280" cy="2943892"/>
                     </a:xfrm>
                     <a:prstGeom prst="rect"/>
                   </pic:spPr>
@@ -2401,7 +5275,7 @@
       <w:r>
         <w:drawing>
           <wp:inline xmlns:a="http://schemas.openxmlformats.org/drawingml/2006/main" xmlns:pic="http://schemas.openxmlformats.org/drawingml/2006/picture">
-            <wp:extent cx="5760720" cy="5390041"/>
+            <wp:extent cx="5669280" cy="5304485"/>
             <wp:docPr id="12" name="Picture 12"/>
             <wp:cNvGraphicFramePr>
               <a:graphicFrameLocks noChangeAspect="1"/>
@@ -2422,7 +5296,7 @@
                   <pic:spPr>
                     <a:xfrm>
                       <a:off x="0" y="0"/>
-                      <a:ext cx="5760720" cy="5390041"/>
+                      <a:ext cx="5669280" cy="5304485"/>
                     </a:xfrm>
                     <a:prstGeom prst="rect"/>
                   </pic:spPr>
@@ -2448,18 +5322,15 @@
     </w:p>
     <w:p>
       <w:pPr>
-        <w:pStyle w:val="Heading2"/>
+        <w:pStyle w:val="Heading1"/>
       </w:pPr>
       <w:r>
-        <w:t>Expected outcome</w:t>
+        <w:t>8. Advantages &amp; Disadvantages</w:t>
       </w:r>
     </w:p>
     <w:p>
-      <w:pPr>
-        <w:pStyle w:val="ListBullet"/>
-      </w:pPr>
       <w:r>
-        <w:t>Critical issues are identified from the customer's own words</w:t>
+        <w:t>Advantages</w:t>
       </w:r>
     </w:p>
     <w:p>
@@ -2467,7 +5338,7 @@
         <w:pStyle w:val="ListBullet"/>
       </w:pPr>
       <w:r>
-        <w:t>Urgent tickets raise a task immediately instead of waiting for manual triage</w:t>
+        <w:t>Automatic Ticket Prioritization — classifies support tickets as High, Medium, or Low based on ticket description.</w:t>
       </w:r>
     </w:p>
     <w:p>
@@ -2475,7 +5346,7 @@
         <w:pStyle w:val="ListBullet"/>
       </w:pPr>
       <w:r>
-        <w:t>Assignment happens automatically for high priority work</w:t>
+        <w:t>Faster Identification of Critical Issues — helps support agents focus on urgent tickets first.</w:t>
       </w:r>
     </w:p>
     <w:p>
@@ -2483,13 +5354,286 @@
         <w:pStyle w:val="ListBullet"/>
       </w:pPr>
       <w:r>
-        <w:t>Support staff spend their time resolving rather than sorting</w:t>
+        <w:t>Reduced Manual Effort — automates ticket analysis, priority setting, task creation, and assignment.</w:t>
+      </w:r>
+    </w:p>
+    <w:p>
+      <w:pPr>
+        <w:pStyle w:val="ListBullet"/>
+      </w:pPr>
+      <w:r>
+        <w:t>Intelligent Ticket Handling — Agentforce analyzes ticket details and initiates the appropriate backend automation.</w:t>
+      </w:r>
+    </w:p>
+    <w:p>
+      <w:pPr>
+        <w:pStyle w:val="ListBullet"/>
+      </w:pPr>
+      <w:r>
+        <w:t>Automatic Urgent Task Creation — High-priority tickets automatically create an Urgent Ticket Handling task.</w:t>
+      </w:r>
+    </w:p>
+    <w:p>
+      <w:pPr>
+        <w:pStyle w:val="ListBullet"/>
+      </w:pPr>
+      <w:r>
+        <w:t>Improved Support Assignment — assigns High-priority tickets to the appropriate support level, including a senior support agent.</w:t>
+      </w:r>
+    </w:p>
+    <w:p>
+      <w:pPr>
+        <w:pStyle w:val="ListBullet"/>
+      </w:pPr>
+      <w:r>
+        <w:t>Conversational Support — support users can interact with Agentforce to analyze ticket information and receive the outcome.</w:t>
+      </w:r>
+    </w:p>
+    <w:p>
+      <w:pPr>
+        <w:pStyle w:val="ListBullet"/>
+      </w:pPr>
+      <w:r>
+        <w:t>Better Response Time — automation helps reduce delays in handling critical customer issues.</w:t>
+      </w:r>
+    </w:p>
+    <w:p>
+      <w:pPr>
+        <w:pStyle w:val="ListBullet"/>
+      </w:pPr>
+      <w:r>
+        <w:t>SLA Risk Awareness — the solution checks older unresolved tickets for potential SLA breach risk.</w:t>
+      </w:r>
+    </w:p>
+    <w:p>
+      <w:pPr>
+        <w:pStyle w:val="ListBullet"/>
+      </w:pPr>
+      <w:r>
+        <w:t>Scalable Support Operations — Salesforce automation can support increasing volumes of support tickets.</w:t>
+      </w:r>
+    </w:p>
+    <w:p>
+      <w:pPr>
+        <w:pStyle w:val="ListBullet"/>
+      </w:pPr>
+      <w:r>
+        <w:t>Improved Team Productivity — reduces repetitive work and allows support teams to concentrate on ticket resolution.</w:t>
+      </w:r>
+    </w:p>
+    <w:p>
+      <w:r>
+        <w:t>Limitations</w:t>
+      </w:r>
+    </w:p>
+    <w:p>
+      <w:pPr>
+        <w:pStyle w:val="ListBullet"/>
+      </w:pPr>
+      <w:r>
+        <w:t>Keyword-Based Priority Logic — the documented priority classification depends on configured keywords such as urgent, not working, failure, issue, slow, and delay.</w:t>
+      </w:r>
+    </w:p>
+    <w:p>
+      <w:pPr>
+        <w:pStyle w:val="ListBullet"/>
+      </w:pPr>
+      <w:r>
+        <w:t>Limited Understanding of Context — the current implementation may not capture every possible urgency signal because the logic is based on configured conditions.</w:t>
+      </w:r>
+    </w:p>
+    <w:p>
+      <w:pPr>
+        <w:pStyle w:val="ListBullet"/>
+      </w:pPr>
+      <w:r>
+        <w:t>Dependence on Accurate Ticket Data — correct Account, Contact, and ticket information is required for successful analysis.</w:t>
+      </w:r>
+    </w:p>
+    <w:p>
+      <w:pPr>
+        <w:pStyle w:val="ListBullet"/>
+      </w:pPr>
+      <w:r>
+        <w:t>Flow Configuration Dependency — changes to ticket handling require maintenance of the Auto-Launched Flow and its logic.</w:t>
+      </w:r>
+    </w:p>
+    <w:p>
+      <w:pPr>
+        <w:pStyle w:val="ListBullet"/>
+      </w:pPr>
+      <w:r>
+        <w:t>Agentforce Configuration Dependency — responses and actions depend on properly configured subagent instructions and Flow actions.</w:t>
+      </w:r>
+    </w:p>
+    <w:p>
+      <w:pPr>
+        <w:pStyle w:val="ListBullet"/>
+      </w:pPr>
+      <w:r>
+        <w:t>Limited Scope of Agentforce — the subagent is focused on ticket analysis, priority determination, and backend automation; unrelated requests such as billing or subscription management are outside its scope.</w:t>
+      </w:r>
+    </w:p>
+    <w:p>
+      <w:pPr>
+        <w:pStyle w:val="ListBullet"/>
+      </w:pPr>
+      <w:r>
+        <w:t>SLA Monitoring is Limited — the implementation includes an SLA-risk check rather than comprehensive SLA monitoring and escalation.</w:t>
+      </w:r>
+    </w:p>
+    <w:p>
+      <w:pPr>
+        <w:pStyle w:val="ListBullet"/>
+      </w:pPr>
+      <w:r>
+        <w:t>Assignment Logic May Need Expansion — additional support teams or more sophisticated assignment rules would require further configuration.</w:t>
+      </w:r>
+    </w:p>
+    <w:p>
+      <w:pPr>
+        <w:pStyle w:val="ListBullet"/>
+      </w:pPr>
+      <w:r>
+        <w:t>Maintenance Required — priority keywords, Flow variables, Agentforce outputs, and assignment logic may need updating as support requirements evolve.</w:t>
+      </w:r>
+    </w:p>
+    <w:p>
+      <w:pPr>
+        <w:pStyle w:val="ListBullet"/>
+      </w:pPr>
+      <w:r>
+        <w:t>Limited Analytics in Current Scope — advanced analytics for priority trends and resolution performance are identified as future scope.</w:t>
+      </w:r>
+    </w:p>
+    <w:p>
+      <w:pPr>
+        <w:pStyle w:val="Heading1"/>
+      </w:pPr>
+      <w:r>
+        <w:t>9. Conclusion</w:t>
+      </w:r>
+    </w:p>
+    <w:p>
+      <w:r>
+        <w:t>The Customer Support Ticket Priority Prediction and Automated Assignment System demonstrates how Salesforce Flow and Agentforce can work together to reduce manual support-ticket handling. The solution retrieves the latest ticket for an Account, analyzes its description, classifies priority, creates an urgent task for High-priority cases, assigns a support level, and returns a clear conversational response. This supports faster ticket handling, reduced manual effort, intelligent prioritization, and better team productivity.</w:t>
+      </w:r>
+    </w:p>
+    <w:p>
+      <w:pPr>
+        <w:pStyle w:val="Heading1"/>
+      </w:pPr>
+      <w:r>
+        <w:t>10. Future Scope</w:t>
+      </w:r>
+    </w:p>
+    <w:p>
+      <w:pPr>
+        <w:pStyle w:val="ListBullet"/>
+      </w:pPr>
+      <w:r>
+        <w:t>Add more priority indicators and business rules.</w:t>
+      </w:r>
+    </w:p>
+    <w:p>
+      <w:pPr>
+        <w:pStyle w:val="ListBullet"/>
+      </w:pPr>
+      <w:r>
+        <w:t>Extend Agentforce outputs with additional ticket information.</w:t>
+      </w:r>
+    </w:p>
+    <w:p>
+      <w:pPr>
+        <w:pStyle w:val="ListBullet"/>
+      </w:pPr>
+      <w:r>
+        <w:t>Add more sophisticated SLA monitoring and escalation.</w:t>
+      </w:r>
+    </w:p>
+    <w:p>
+      <w:pPr>
+        <w:pStyle w:val="ListBullet"/>
+      </w:pPr>
+      <w:r>
+        <w:t>Support additional support teams or assignment rules.</w:t>
+      </w:r>
+    </w:p>
+    <w:p>
+      <w:pPr>
+        <w:pStyle w:val="ListBullet"/>
+      </w:pPr>
+      <w:r>
+        <w:t>Introduce analytics for priority trends and resolution performance.</w:t>
+      </w:r>
+    </w:p>
+    <w:p>
+      <w:pPr>
+        <w:pStyle w:val="ListBullet"/>
+      </w:pPr>
+      <w:r>
+        <w:t>Add more variables and configure them in the Agentforce action for richer outputs.</w:t>
+      </w:r>
+    </w:p>
+    <w:p>
+      <w:pPr>
+        <w:pStyle w:val="Heading1"/>
+      </w:pPr>
+      <w:r>
+        <w:t>11. Appendix</w:t>
+      </w:r>
+    </w:p>
+    <w:p>
+      <w:pPr>
+        <w:pStyle w:val="ListBullet"/>
+      </w:pPr>
+      <w:r>
+        <w:t>A. Custom Object: Support Ticket Intelligence</w:t>
+      </w:r>
+    </w:p>
+    <w:p>
+      <w:pPr>
+        <w:pStyle w:val="ListBullet"/>
+      </w:pPr>
+      <w:r>
+        <w:t>B. Key Salesforce Records: Account, Contact, User, Task</w:t>
+      </w:r>
+    </w:p>
+    <w:p>
+      <w:pPr>
+        <w:pStyle w:val="ListBullet"/>
+      </w:pPr>
+      <w:r>
+        <w:t>C. Flow: Support_Ticket_Intelligence — Auto-Launched Flow</w:t>
+      </w:r>
+    </w:p>
+    <w:p>
+      <w:pPr>
+        <w:pStyle w:val="ListBullet"/>
+      </w:pPr>
+      <w:r>
+        <w:t>D. Agentforce Subagent: Support Ticket Priority Analysis</w:t>
+      </w:r>
+    </w:p>
+    <w:p>
+      <w:pPr>
+        <w:pStyle w:val="ListBullet"/>
+      </w:pPr>
+      <w:r>
+        <w:t>E. Agentforce Action: Flow-based Support Ticket Intelligence action</w:t>
       </w:r>
     </w:p>
     <w:p/>
     <w:p>
+      <w:pPr>
+        <w:jc w:val="center"/>
+      </w:pPr>
       <w:r>
-        <w:t>Thank you.</w:t>
+        <w:rPr>
+          <w:b/>
+          <w:sz w:val="28"/>
+        </w:rPr>
+        <w:t>Thank You</w:t>
       </w:r>
     </w:p>
     <w:sectPr>

--- a/Customer Support Ticket Priority Prediction - Project Documentation.docx
+++ b/Customer Support Ticket Priority Prediction - Project Documentation.docx
@@ -1931,7 +1931,7 @@
           </w:tcPr>
           <w:p>
             <w:r>
-              <w:t>Member 1</w:t>
+              <w:t>Premkumar P</w:t>
             </w:r>
           </w:p>
         </w:tc>
@@ -2003,7 +2003,7 @@
           </w:tcPr>
           <w:p>
             <w:r>
-              <w:t>Member 2</w:t>
+              <w:t>Bharath Kumar P</w:t>
             </w:r>
           </w:p>
         </w:tc>
@@ -2075,7 +2075,7 @@
           </w:tcPr>
           <w:p>
             <w:r>
-              <w:t>Member 3</w:t>
+              <w:t>Vikash V</w:t>
             </w:r>
           </w:p>
         </w:tc>
@@ -2147,7 +2147,7 @@
           </w:tcPr>
           <w:p>
             <w:r>
-              <w:t>Member 4</w:t>
+              <w:t>Pugazhendhi P</w:t>
             </w:r>
           </w:p>
         </w:tc>
@@ -2219,7 +2219,7 @@
           </w:tcPr>
           <w:p>
             <w:r>
-              <w:t>Member 4</w:t>
+              <w:t>Aswin M</w:t>
             </w:r>
           </w:p>
         </w:tc>
@@ -2291,7 +2291,7 @@
           </w:tcPr>
           <w:p>
             <w:r>
-              <w:t>Member 1</w:t>
+              <w:t>Premkumar P</w:t>
             </w:r>
           </w:p>
         </w:tc>
@@ -2363,7 +2363,7 @@
           </w:tcPr>
           <w:p>
             <w:r>
-              <w:t>Member 2</w:t>
+              <w:t>Bharath Kumar P</w:t>
             </w:r>
           </w:p>
         </w:tc>
@@ -2435,7 +2435,7 @@
           </w:tcPr>
           <w:p>
             <w:r>
-              <w:t>Member 3</w:t>
+              <w:t>Vikash V</w:t>
             </w:r>
           </w:p>
         </w:tc>
@@ -2507,7 +2507,7 @@
           </w:tcPr>
           <w:p>
             <w:r>
-              <w:t>Member 4</w:t>
+              <w:t>Pugazhendhi P</w:t>
             </w:r>
           </w:p>
         </w:tc>
@@ -2612,7 +2612,7 @@
           </w:tcPr>
           <w:p>
             <w:r>
-              <w:t>20</w:t>
+              <w:t>3</w:t>
             </w:r>
           </w:p>
         </w:tc>
@@ -2622,7 +2622,7 @@
           </w:tcPr>
           <w:p>
             <w:r>
-              <w:t>6 Days</w:t>
+              <w:t>4 Days</w:t>
             </w:r>
           </w:p>
         </w:tc>
@@ -2632,7 +2632,7 @@
           </w:tcPr>
           <w:p>
             <w:r>
-              <w:t>TBD</w:t>
+              <w:t>14 Sep 2026</w:t>
             </w:r>
           </w:p>
         </w:tc>
@@ -2642,7 +2642,7 @@
           </w:tcPr>
           <w:p>
             <w:r>
-              <w:t>TBD</w:t>
+              <w:t>17 Sep 2026</w:t>
             </w:r>
           </w:p>
         </w:tc>
@@ -2651,7 +2651,9 @@
             <w:tcW w:type="dxa" w:w="1440"/>
           </w:tcPr>
           <w:p>
-            <w:r/>
+            <w:r>
+              <w:t>3</w:t>
+            </w:r>
           </w:p>
         </w:tc>
       </w:tr>
@@ -2672,7 +2674,7 @@
           </w:tcPr>
           <w:p>
             <w:r>
-              <w:t>20</w:t>
+              <w:t>8</w:t>
             </w:r>
           </w:p>
         </w:tc>
@@ -2682,7 +2684,7 @@
           </w:tcPr>
           <w:p>
             <w:r>
-              <w:t>6 Days</w:t>
+              <w:t>5 Days</w:t>
             </w:r>
           </w:p>
         </w:tc>
@@ -2692,7 +2694,7 @@
           </w:tcPr>
           <w:p>
             <w:r>
-              <w:t>TBD</w:t>
+              <w:t>18 Sep 2026</w:t>
             </w:r>
           </w:p>
         </w:tc>
@@ -2702,7 +2704,7 @@
           </w:tcPr>
           <w:p>
             <w:r>
-              <w:t>TBD</w:t>
+              <w:t>22 Sep 2026</w:t>
             </w:r>
           </w:p>
         </w:tc>
@@ -2711,7 +2713,9 @@
             <w:tcW w:type="dxa" w:w="1440"/>
           </w:tcPr>
           <w:p>
-            <w:r/>
+            <w:r>
+              <w:t>8</w:t>
+            </w:r>
           </w:p>
         </w:tc>
       </w:tr>
@@ -2732,7 +2736,7 @@
           </w:tcPr>
           <w:p>
             <w:r>
-              <w:t>20</w:t>
+              <w:t>10</w:t>
             </w:r>
           </w:p>
         </w:tc>
@@ -2742,7 +2746,7 @@
           </w:tcPr>
           <w:p>
             <w:r>
-              <w:t>6 Days</w:t>
+              <w:t>5 Days</w:t>
             </w:r>
           </w:p>
         </w:tc>
@@ -2752,7 +2756,7 @@
           </w:tcPr>
           <w:p>
             <w:r>
-              <w:t>TBD</w:t>
+              <w:t>23 Sep 2026</w:t>
             </w:r>
           </w:p>
         </w:tc>
@@ -2762,7 +2766,7 @@
           </w:tcPr>
           <w:p>
             <w:r>
-              <w:t>TBD</w:t>
+              <w:t>27 Sep 2026</w:t>
             </w:r>
           </w:p>
         </w:tc>
@@ -2771,7 +2775,9 @@
             <w:tcW w:type="dxa" w:w="1440"/>
           </w:tcPr>
           <w:p>
-            <w:r/>
+            <w:r>
+              <w:t>10</w:t>
+            </w:r>
           </w:p>
         </w:tc>
       </w:tr>
@@ -2792,7 +2798,7 @@
           </w:tcPr>
           <w:p>
             <w:r>
-              <w:t>20</w:t>
+              <w:t>13</w:t>
             </w:r>
           </w:p>
         </w:tc>
@@ -2802,7 +2808,7 @@
           </w:tcPr>
           <w:p>
             <w:r>
-              <w:t>6 Days</w:t>
+              <w:t>3 Days</w:t>
             </w:r>
           </w:p>
         </w:tc>
@@ -2812,7 +2818,7 @@
           </w:tcPr>
           <w:p>
             <w:r>
-              <w:t>TBD</w:t>
+              <w:t>28 Sep 2026</w:t>
             </w:r>
           </w:p>
         </w:tc>
@@ -2822,7 +2828,7 @@
           </w:tcPr>
           <w:p>
             <w:r>
-              <w:t>TBD</w:t>
+              <w:t>30 Sep 2026</w:t>
             </w:r>
           </w:p>
         </w:tc>
@@ -2831,7 +2837,9 @@
             <w:tcW w:type="dxa" w:w="1440"/>
           </w:tcPr>
           <w:p>
-            <w:r/>
+            <w:r>
+              <w:t>13</w:t>
+            </w:r>
           </w:p>
         </w:tc>
       </w:tr>
@@ -2862,7 +2870,7 @@
           </w:tcPr>
           <w:p>
             <w:r>
-              <w:t>6 Days</w:t>
+              <w:t>1 Day</w:t>
             </w:r>
           </w:p>
         </w:tc>
@@ -2872,7 +2880,7 @@
           </w:tcPr>
           <w:p>
             <w:r>
-              <w:t>TBD</w:t>
+              <w:t>01 Oct 2026</w:t>
             </w:r>
           </w:p>
         </w:tc>
@@ -2882,7 +2890,7 @@
           </w:tcPr>
           <w:p>
             <w:r>
-              <w:t>TBD</w:t>
+              <w:t>01 Oct 2026</w:t>
             </w:r>
           </w:p>
         </w:tc>
@@ -2891,7 +2899,9 @@
             <w:tcW w:type="dxa" w:w="1440"/>
           </w:tcPr>
           <w:p>
-            <w:r/>
+            <w:r>
+              <w:t>5</w:t>
+            </w:r>
           </w:p>
         </w:tc>
       </w:tr>
@@ -2922,7 +2932,7 @@
           </w:tcPr>
           <w:p>
             <w:r>
-              <w:t>6 Days</w:t>
+              <w:t>2 Days</w:t>
             </w:r>
           </w:p>
         </w:tc>
@@ -2932,7 +2942,7 @@
           </w:tcPr>
           <w:p>
             <w:r>
-              <w:t>TBD</w:t>
+              <w:t>02 Oct 2026</w:t>
             </w:r>
           </w:p>
         </w:tc>
@@ -2942,7 +2952,7 @@
           </w:tcPr>
           <w:p>
             <w:r>
-              <w:t>TBD</w:t>
+              <w:t>03 Oct 2026</w:t>
             </w:r>
           </w:p>
         </w:tc>
@@ -2951,7 +2961,9 @@
             <w:tcW w:type="dxa" w:w="1440"/>
           </w:tcPr>
           <w:p>
-            <w:r/>
+            <w:r>
+              <w:t>5</w:t>
+            </w:r>
           </w:p>
         </w:tc>
       </w:tr>

--- a/Customer Support Ticket Priority Prediction - Project Documentation.docx
+++ b/Customer Support Ticket Priority Prediction - Project Documentation.docx
@@ -2,6 +2,647 @@
 <file path=word/document.xml><?xml version="1.0" encoding="utf-8"?>
 <w:document xmlns:wpc="http://schemas.microsoft.com/office/word/2010/wordprocessingCanvas" xmlns:mo="http://schemas.microsoft.com/office/mac/office/2008/main" xmlns:mc="http://schemas.openxmlformats.org/markup-compatibility/2006" xmlns:mv="urn:schemas-microsoft-com:mac:vml" xmlns:o="urn:schemas-microsoft-com:office:office" xmlns:r="http://schemas.openxmlformats.org/officeDocument/2006/relationships" xmlns:m="http://schemas.openxmlformats.org/officeDocument/2006/math" xmlns:v="urn:schemas-microsoft-com:vml" xmlns:wp14="http://schemas.microsoft.com/office/word/2010/wordprocessingDrawing" xmlns:wp="http://schemas.openxmlformats.org/drawingml/2006/wordprocessingDrawing" xmlns:w10="urn:schemas-microsoft-com:office:word" xmlns:w="http://schemas.openxmlformats.org/wordprocessingml/2006/main" xmlns:w14="http://schemas.microsoft.com/office/word/2010/wordml" xmlns:wpg="http://schemas.microsoft.com/office/word/2010/wordprocessingGroup" xmlns:wpi="http://schemas.microsoft.com/office/word/2010/wordprocessingInk" xmlns:wne="http://schemas.microsoft.com/office/word/2006/wordml" xmlns:wps="http://schemas.microsoft.com/office/word/2010/wordprocessingShape" mc:Ignorable="w14 wp14">
   <w:body>
+    <w:p>
+      <w:pPr>
+        <w:spacing w:before="160" w:after="80"/>
+        <w:jc w:val="center"/>
+      </w:pPr>
+      <w:r>
+        <w:rPr>
+          <w:b/>
+          <w:color w:val="003366"/>
+          <w:sz w:val="34"/>
+        </w:rPr>
+        <w:t>CUSTOMER SUPPORT TICKET PRIORITY PREDICTION AND AUTOMATED ASSIGNMENT SYSTEM USING AGENTFORCE</w:t>
+      </w:r>
+    </w:p>
+    <w:p>
+      <w:pPr>
+        <w:spacing w:after="60"/>
+        <w:jc w:val="center"/>
+      </w:pPr>
+      <w:r>
+        <w:rPr>
+          <w:i/>
+          <w:color w:val="555555"/>
+          <w:sz w:val="23"/>
+        </w:rPr>
+        <w:t>Salesforce-Based Support Ticket Intelligence and Conversational AI Automation</w:t>
+      </w:r>
+    </w:p>
+    <w:p>
+      <w:pPr>
+        <w:spacing w:after="40"/>
+        <w:jc w:val="center"/>
+      </w:pPr>
+      <w:r>
+        <w:rPr>
+          <w:b/>
+          <w:sz w:val="22"/>
+        </w:rPr>
+        <w:t>PROJECT DOCUMENTATION</w:t>
+      </w:r>
+    </w:p>
+    <w:p>
+      <w:pPr>
+        <w:spacing w:after="240"/>
+        <w:jc w:val="center"/>
+      </w:pPr>
+      <w:r>
+        <w:rPr>
+          <w:color w:val="666666"/>
+          <w:sz w:val="19"/>
+        </w:rPr>
+        <w:t>Detailed implementation, configuration, flow automation, Agentforce integration, testing, and team work distribution report.</w:t>
+      </w:r>
+    </w:p>
+    <w:p>
+      <w:pPr>
+        <w:spacing w:after="240"/>
+        <w:jc w:val="center"/>
+      </w:pPr>
+      <w:r>
+        <w:rPr>
+          <w:b/>
+          <w:sz w:val="24"/>
+        </w:rPr>
+        <w:t xml:space="preserve">COLLEGE: </w:t>
+      </w:r>
+      <w:r>
+        <w:rPr>
+          <w:b/>
+          <w:color w:val="003366"/>
+          <w:sz w:val="24"/>
+        </w:rPr>
+        <w:t>GOVERNMENT COLLEGE OF ENGINEERING, ERODE</w:t>
+      </w:r>
+    </w:p>
+    <w:p>
+      <w:pPr>
+        <w:spacing w:after="200"/>
+        <w:jc w:val="left"/>
+      </w:pPr>
+      <w:r>
+        <w:rPr>
+          <w:b/>
+          <w:sz w:val="22"/>
+        </w:rPr>
+        <w:t xml:space="preserve">TEAM LEADER: </w:t>
+      </w:r>
+      <w:r>
+        <w:rPr>
+          <w:sz w:val="22"/>
+        </w:rPr>
+        <w:t>PREMKUMAR P</w:t>
+        <w:br/>
+      </w:r>
+      <w:r>
+        <w:rPr>
+          <w:b/>
+          <w:sz w:val="22"/>
+        </w:rPr>
+        <w:t>TEAM MEMBERS:</w:t>
+        <w:br/>
+      </w:r>
+      <w:r>
+        <w:tab/>
+        <w:tab/>
+        <w:tab/>
+        <w:tab/>
+        <w:t>• BHARATH KUMAR P</w:t>
+        <w:br/>
+      </w:r>
+      <w:r>
+        <w:tab/>
+        <w:tab/>
+        <w:tab/>
+        <w:tab/>
+        <w:t>• VIKASH V</w:t>
+        <w:br/>
+      </w:r>
+      <w:r>
+        <w:tab/>
+        <w:tab/>
+        <w:tab/>
+        <w:tab/>
+        <w:t>• PUGAZHENDHI P</w:t>
+        <w:br/>
+      </w:r>
+      <w:r>
+        <w:tab/>
+        <w:tab/>
+        <w:tab/>
+        <w:tab/>
+        <w:t>• ASWIN M</w:t>
+        <w:br/>
+      </w:r>
+    </w:p>
+    <w:p>
+      <w:pPr>
+        <w:spacing w:after="80"/>
+      </w:pPr>
+      <w:r>
+        <w:rPr>
+          <w:b/>
+          <w:sz w:val="21"/>
+        </w:rPr>
+        <w:t>TEAM WORK DISTRIBUTION SUMMARY:</w:t>
+      </w:r>
+    </w:p>
+    <w:tbl>
+      <w:tblPr>
+        <w:tblStyle w:val="LightGrid-Accent1"/>
+        <w:tblW w:type="auto" w:w="0"/>
+        <w:tblLook w:firstColumn="1" w:firstRow="1" w:lastColumn="0" w:lastRow="0" w:noHBand="0" w:noVBand="1" w:val="04A0"/>
+      </w:tblPr>
+      <w:tblGrid>
+        <w:gridCol w:w="1728"/>
+        <w:gridCol w:w="1728"/>
+        <w:gridCol w:w="1728"/>
+        <w:gridCol w:w="1728"/>
+        <w:gridCol w:w="1728"/>
+      </w:tblGrid>
+      <w:tr>
+        <w:tc>
+          <w:tcPr>
+            <w:tcW w:type="dxa" w:w="1728"/>
+          </w:tcPr>
+          <w:p>
+            <w:r>
+              <w:rPr>
+                <w:b/>
+                <w:sz w:val="18"/>
+              </w:rPr>
+              <w:t>S.No.</w:t>
+            </w:r>
+          </w:p>
+        </w:tc>
+        <w:tc>
+          <w:tcPr>
+            <w:tcW w:type="dxa" w:w="1728"/>
+          </w:tcPr>
+          <w:p>
+            <w:r>
+              <w:rPr>
+                <w:b/>
+                <w:sz w:val="18"/>
+              </w:rPr>
+              <w:t>Team Member</w:t>
+            </w:r>
+          </w:p>
+        </w:tc>
+        <w:tc>
+          <w:tcPr>
+            <w:tcW w:type="dxa" w:w="1728"/>
+          </w:tcPr>
+          <w:p>
+            <w:r>
+              <w:rPr>
+                <w:b/>
+                <w:sz w:val="18"/>
+              </w:rPr>
+              <w:t>Project Role</w:t>
+            </w:r>
+          </w:p>
+        </w:tc>
+        <w:tc>
+          <w:tcPr>
+            <w:tcW w:type="dxa" w:w="1728"/>
+          </w:tcPr>
+          <w:p>
+            <w:r>
+              <w:rPr>
+                <w:b/>
+                <w:sz w:val="18"/>
+              </w:rPr>
+              <w:t>Key Modules / User Stories</w:t>
+            </w:r>
+          </w:p>
+        </w:tc>
+        <w:tc>
+          <w:tcPr>
+            <w:tcW w:type="dxa" w:w="1728"/>
+          </w:tcPr>
+          <w:p>
+            <w:r>
+              <w:rPr>
+                <w:b/>
+                <w:sz w:val="18"/>
+              </w:rPr>
+              <w:t>Story Points</w:t>
+            </w:r>
+          </w:p>
+        </w:tc>
+      </w:tr>
+      <w:tr>
+        <w:tc>
+          <w:tcPr>
+            <w:tcW w:type="dxa" w:w="1728"/>
+          </w:tcPr>
+          <w:p>
+            <w:r>
+              <w:rPr>
+                <w:sz w:val="18"/>
+              </w:rPr>
+              <w:t>1</w:t>
+            </w:r>
+          </w:p>
+        </w:tc>
+        <w:tc>
+          <w:tcPr>
+            <w:tcW w:type="dxa" w:w="1728"/>
+          </w:tcPr>
+          <w:p>
+            <w:r>
+              <w:rPr>
+                <w:sz w:val="18"/>
+              </w:rPr>
+              <w:t>Premkumar P (Team leader)</w:t>
+            </w:r>
+          </w:p>
+        </w:tc>
+        <w:tc>
+          <w:tcPr>
+            <w:tcW w:type="dxa" w:w="1728"/>
+          </w:tcPr>
+          <w:p>
+            <w:r>
+              <w:rPr>
+                <w:sz w:val="18"/>
+              </w:rPr>
+              <w:t>AI &amp; Backend Systems Lead</w:t>
+            </w:r>
+          </w:p>
+        </w:tc>
+        <w:tc>
+          <w:tcPr>
+            <w:tcW w:type="dxa" w:w="1728"/>
+          </w:tcPr>
+          <w:p>
+            <w:r>
+              <w:rPr>
+                <w:sz w:val="18"/>
+              </w:rPr>
+              <w:t>Dev Setup, Agentforce Subagent &amp; Action Mapping (USN-1, USN-6)</w:t>
+            </w:r>
+          </w:p>
+        </w:tc>
+        <w:tc>
+          <w:tcPr>
+            <w:tcW w:type="dxa" w:w="1728"/>
+          </w:tcPr>
+          <w:p>
+            <w:r>
+              <w:rPr>
+                <w:sz w:val="18"/>
+              </w:rPr>
+              <w:t>11</w:t>
+            </w:r>
+          </w:p>
+        </w:tc>
+      </w:tr>
+      <w:tr>
+        <w:tc>
+          <w:tcPr>
+            <w:tcW w:type="dxa" w:w="1728"/>
+          </w:tcPr>
+          <w:p>
+            <w:r>
+              <w:rPr>
+                <w:sz w:val="18"/>
+              </w:rPr>
+              <w:t>2</w:t>
+            </w:r>
+          </w:p>
+        </w:tc>
+        <w:tc>
+          <w:tcPr>
+            <w:tcW w:type="dxa" w:w="1728"/>
+          </w:tcPr>
+          <w:p>
+            <w:r>
+              <w:rPr>
+                <w:sz w:val="18"/>
+              </w:rPr>
+              <w:t>Bharath Kumar P</w:t>
+            </w:r>
+          </w:p>
+        </w:tc>
+        <w:tc>
+          <w:tcPr>
+            <w:tcW w:type="dxa" w:w="1728"/>
+          </w:tcPr>
+          <w:p>
+            <w:r>
+              <w:rPr>
+                <w:sz w:val="18"/>
+              </w:rPr>
+              <w:t>Data Architect &amp; Admin</w:t>
+            </w:r>
+          </w:p>
+        </w:tc>
+        <w:tc>
+          <w:tcPr>
+            <w:tcW w:type="dxa" w:w="1728"/>
+          </w:tcPr>
+          <w:p>
+            <w:r>
+              <w:rPr>
+                <w:sz w:val="18"/>
+              </w:rPr>
+              <w:t>Custom Object &amp; Fields, Urgent Task Automation &amp; Assignment (USN-2, USN-7)</w:t>
+            </w:r>
+          </w:p>
+        </w:tc>
+        <w:tc>
+          <w:tcPr>
+            <w:tcW w:type="dxa" w:w="1728"/>
+          </w:tcPr>
+          <w:p>
+            <w:r>
+              <w:rPr>
+                <w:sz w:val="18"/>
+              </w:rPr>
+              <w:t>10</w:t>
+            </w:r>
+          </w:p>
+        </w:tc>
+      </w:tr>
+      <w:tr>
+        <w:tc>
+          <w:tcPr>
+            <w:tcW w:type="dxa" w:w="1728"/>
+          </w:tcPr>
+          <w:p>
+            <w:r>
+              <w:rPr>
+                <w:sz w:val="18"/>
+              </w:rPr>
+              <w:t>3</w:t>
+            </w:r>
+          </w:p>
+        </w:tc>
+        <w:tc>
+          <w:tcPr>
+            <w:tcW w:type="dxa" w:w="1728"/>
+          </w:tcPr>
+          <w:p>
+            <w:r>
+              <w:rPr>
+                <w:sz w:val="18"/>
+              </w:rPr>
+              <w:t>Vikash V</w:t>
+            </w:r>
+          </w:p>
+        </w:tc>
+        <w:tc>
+          <w:tcPr>
+            <w:tcW w:type="dxa" w:w="1728"/>
+          </w:tcPr>
+          <w:p>
+            <w:r>
+              <w:rPr>
+                <w:sz w:val="18"/>
+              </w:rPr>
+              <w:t>Full-Stack Developer &amp; QA Lead</w:t>
+            </w:r>
+          </w:p>
+        </w:tc>
+        <w:tc>
+          <w:tcPr>
+            <w:tcW w:type="dxa" w:w="1728"/>
+          </w:tcPr>
+          <w:p>
+            <w:r>
+              <w:rPr>
+                <w:sz w:val="18"/>
+              </w:rPr>
+              <w:t>Relationships, UI Layouts &amp; List Views, SLA Risk Logic (USN-3, USN-8)</w:t>
+            </w:r>
+          </w:p>
+        </w:tc>
+        <w:tc>
+          <w:tcPr>
+            <w:tcW w:type="dxa" w:w="1728"/>
+          </w:tcPr>
+          <w:p>
+            <w:r>
+              <w:rPr>
+                <w:sz w:val="18"/>
+              </w:rPr>
+              <w:t>8</w:t>
+            </w:r>
+          </w:p>
+        </w:tc>
+      </w:tr>
+      <w:tr>
+        <w:tc>
+          <w:tcPr>
+            <w:tcW w:type="dxa" w:w="1728"/>
+          </w:tcPr>
+          <w:p>
+            <w:r>
+              <w:rPr>
+                <w:sz w:val="18"/>
+              </w:rPr>
+              <w:t>4</w:t>
+            </w:r>
+          </w:p>
+        </w:tc>
+        <w:tc>
+          <w:tcPr>
+            <w:tcW w:type="dxa" w:w="1728"/>
+          </w:tcPr>
+          <w:p>
+            <w:r>
+              <w:rPr>
+                <w:sz w:val="18"/>
+              </w:rPr>
+              <w:t>Pugazhendhi P</w:t>
+            </w:r>
+          </w:p>
+        </w:tc>
+        <w:tc>
+          <w:tcPr>
+            <w:tcW w:type="dxa" w:w="1728"/>
+          </w:tcPr>
+          <w:p>
+            <w:r>
+              <w:rPr>
+                <w:sz w:val="18"/>
+              </w:rPr>
+              <w:t>Flow Automation Engineer</w:t>
+            </w:r>
+          </w:p>
+        </w:tc>
+        <w:tc>
+          <w:tcPr>
+            <w:tcW w:type="dxa" w:w="1728"/>
+          </w:tcPr>
+          <w:p>
+            <w:r>
+              <w:rPr>
+                <w:sz w:val="18"/>
+              </w:rPr>
+              <w:t>Auto-Launched Flow Architecture, Ticket Retrieval, Messaging (USN-4, USN-9)</w:t>
+            </w:r>
+          </w:p>
+        </w:tc>
+        <w:tc>
+          <w:tcPr>
+            <w:tcW w:type="dxa" w:w="1728"/>
+          </w:tcPr>
+          <w:p>
+            <w:r>
+              <w:rPr>
+                <w:sz w:val="18"/>
+              </w:rPr>
+              <w:t>10</w:t>
+            </w:r>
+          </w:p>
+        </w:tc>
+      </w:tr>
+      <w:tr>
+        <w:tc>
+          <w:tcPr>
+            <w:tcW w:type="dxa" w:w="1728"/>
+          </w:tcPr>
+          <w:p>
+            <w:r>
+              <w:rPr>
+                <w:sz w:val="18"/>
+              </w:rPr>
+              <w:t>5</w:t>
+            </w:r>
+          </w:p>
+        </w:tc>
+        <w:tc>
+          <w:tcPr>
+            <w:tcW w:type="dxa" w:w="1728"/>
+          </w:tcPr>
+          <w:p>
+            <w:r>
+              <w:rPr>
+                <w:sz w:val="18"/>
+              </w:rPr>
+              <w:t>Aswin M</w:t>
+            </w:r>
+          </w:p>
+        </w:tc>
+        <w:tc>
+          <w:tcPr>
+            <w:tcW w:type="dxa" w:w="1728"/>
+          </w:tcPr>
+          <w:p>
+            <w:r>
+              <w:rPr>
+                <w:sz w:val="18"/>
+              </w:rPr>
+              <w:t>Business Logic &amp; Testing Analyst</w:t>
+            </w:r>
+          </w:p>
+        </w:tc>
+        <w:tc>
+          <w:tcPr>
+            <w:tcW w:type="dxa" w:w="1728"/>
+          </w:tcPr>
+          <w:p>
+            <w:r>
+              <w:rPr>
+                <w:sz w:val="18"/>
+              </w:rPr>
+              <w:t>Priority Decision Logic, Test Dataset &amp; Functional Validation (USN-5)</w:t>
+            </w:r>
+          </w:p>
+        </w:tc>
+        <w:tc>
+          <w:tcPr>
+            <w:tcW w:type="dxa" w:w="1728"/>
+          </w:tcPr>
+          <w:p>
+            <w:r>
+              <w:rPr>
+                <w:sz w:val="18"/>
+              </w:rPr>
+              <w:t>5</w:t>
+            </w:r>
+          </w:p>
+        </w:tc>
+      </w:tr>
+      <w:tr>
+        <w:tc>
+          <w:tcPr>
+            <w:tcW w:type="dxa" w:w="1728"/>
+          </w:tcPr>
+          <w:p>
+            <w:r>
+              <w:rPr>
+                <w:sz w:val="18"/>
+              </w:rPr>
+              <w:t>Total</w:t>
+            </w:r>
+          </w:p>
+        </w:tc>
+        <w:tc>
+          <w:tcPr>
+            <w:tcW w:type="dxa" w:w="1728"/>
+          </w:tcPr>
+          <w:p>
+            <w:r>
+              <w:rPr>
+                <w:sz w:val="18"/>
+              </w:rPr>
+              <w:t>5 Members</w:t>
+            </w:r>
+          </w:p>
+        </w:tc>
+        <w:tc>
+          <w:tcPr>
+            <w:tcW w:type="dxa" w:w="1728"/>
+          </w:tcPr>
+          <w:p>
+            <w:r>
+              <w:rPr>
+                <w:sz w:val="18"/>
+              </w:rPr>
+              <w:t>Full Project Lifecycle Delivery</w:t>
+            </w:r>
+          </w:p>
+        </w:tc>
+        <w:tc>
+          <w:tcPr>
+            <w:tcW w:type="dxa" w:w="1728"/>
+          </w:tcPr>
+          <w:p>
+            <w:r>
+              <w:rPr>
+                <w:sz w:val="18"/>
+              </w:rPr>
+              <w:t>9 Backlog User Stories, Flow &amp; Agentforce Testing</w:t>
+            </w:r>
+          </w:p>
+        </w:tc>
+        <w:tc>
+          <w:tcPr>
+            <w:tcW w:type="dxa" w:w="1728"/>
+          </w:tcPr>
+          <w:p>
+            <w:r>
+              <w:rPr>
+                <w:sz w:val="18"/>
+              </w:rPr>
+              <w:t>44</w:t>
+            </w:r>
+          </w:p>
+        </w:tc>
+      </w:tr>
+    </w:tbl>
+    <w:p/>
+    <w:p>
+      <w:r>
+        <w:br w:type="page"/>
+      </w:r>
+    </w:p>
     <w:p>
       <w:pPr>
         <w:pStyle w:val="Title"/>
@@ -1737,7 +2378,7 @@
         <w:pStyle w:val="Heading2"/>
       </w:pPr>
       <w:r>
-        <w:t>5.1 Project Planning</w:t>
+        <w:t>5.1 Project Planning &amp; Work Breakdown Structure</w:t>
       </w:r>
     </w:p>
     <w:p>
@@ -1745,7 +2386,7 @@
         <w:pStyle w:val="ListBullet"/>
       </w:pPr>
       <w:r>
-        <w:t>Agile methodology</w:t>
+        <w:t>Agile Scrum methodology with iterative sprint-based execution</w:t>
       </w:r>
     </w:p>
     <w:p>
@@ -1753,7 +2394,7 @@
         <w:pStyle w:val="ListBullet"/>
       </w:pPr>
       <w:r>
-        <w:t>Epics → Stories → Story Points</w:t>
+        <w:t>Epics decomposed into User Stories and estimated using Story Points</w:t>
       </w:r>
     </w:p>
     <w:p>
@@ -1761,7 +2402,7 @@
         <w:pStyle w:val="ListBullet"/>
       </w:pPr>
       <w:r>
-        <w:t>Sprint-based execution</w:t>
+        <w:t>Velocity tracking used for estimation and sprint capacity planning</w:t>
       </w:r>
     </w:p>
     <w:p>
@@ -1769,12 +2410,1125 @@
         <w:pStyle w:val="ListBullet"/>
       </w:pPr>
       <w:r>
-        <w:t>Velocity calculation used for estimation</w:t>
+        <w:t>Work Package allocation across the 5-member engineering team</w:t>
       </w:r>
     </w:p>
     <w:p>
       <w:r>
-        <w:t>Product Backlog, Sprint Schedule, and Estimation</w:t>
+        <w:t>Work Breakdown Structure (WBS)</w:t>
+      </w:r>
+    </w:p>
+    <w:tbl>
+      <w:tblPr>
+        <w:tblStyle w:val="LightGrid-Accent1"/>
+        <w:tblW w:type="auto" w:w="0"/>
+        <w:tblLook w:firstColumn="1" w:firstRow="1" w:lastColumn="0" w:lastRow="0" w:noHBand="0" w:noVBand="1" w:val="04A0"/>
+      </w:tblPr>
+      <w:tblGrid>
+        <w:gridCol w:w="2160"/>
+        <w:gridCol w:w="2160"/>
+        <w:gridCol w:w="2160"/>
+        <w:gridCol w:w="2160"/>
+      </w:tblGrid>
+      <w:tr>
+        <w:tc>
+          <w:tcPr>
+            <w:tcW w:type="dxa" w:w="2160"/>
+          </w:tcPr>
+          <w:p>
+            <w:r>
+              <w:rPr>
+                <w:b/>
+                <w:sz w:val="18"/>
+              </w:rPr>
+              <w:t>Work Package</w:t>
+            </w:r>
+          </w:p>
+        </w:tc>
+        <w:tc>
+          <w:tcPr>
+            <w:tcW w:type="dxa" w:w="2160"/>
+          </w:tcPr>
+          <w:p>
+            <w:r>
+              <w:rPr>
+                <w:b/>
+                <w:sz w:val="18"/>
+              </w:rPr>
+              <w:t>Tasks / Activities</w:t>
+            </w:r>
+          </w:p>
+        </w:tc>
+        <w:tc>
+          <w:tcPr>
+            <w:tcW w:type="dxa" w:w="2160"/>
+          </w:tcPr>
+          <w:p>
+            <w:r>
+              <w:rPr>
+                <w:b/>
+                <w:sz w:val="18"/>
+              </w:rPr>
+              <w:t>Assigned Member</w:t>
+            </w:r>
+          </w:p>
+        </w:tc>
+        <w:tc>
+          <w:tcPr>
+            <w:tcW w:type="dxa" w:w="2160"/>
+          </w:tcPr>
+          <w:p>
+            <w:r>
+              <w:rPr>
+                <w:b/>
+                <w:sz w:val="18"/>
+              </w:rPr>
+              <w:t>Key Deliverable / Output</w:t>
+            </w:r>
+          </w:p>
+        </w:tc>
+      </w:tr>
+      <w:tr>
+        <w:tc>
+          <w:tcPr>
+            <w:tcW w:type="dxa" w:w="2160"/>
+          </w:tcPr>
+          <w:p>
+            <w:r>
+              <w:rPr>
+                <w:sz w:val="18"/>
+              </w:rPr>
+              <w:t>WP-01</w:t>
+            </w:r>
+          </w:p>
+        </w:tc>
+        <w:tc>
+          <w:tcPr>
+            <w:tcW w:type="dxa" w:w="2160"/>
+          </w:tcPr>
+          <w:p>
+            <w:r>
+              <w:rPr>
+                <w:sz w:val="18"/>
+              </w:rPr>
+              <w:t>Developer Environment Configuration &amp; SFDX Setup</w:t>
+            </w:r>
+          </w:p>
+        </w:tc>
+        <w:tc>
+          <w:tcPr>
+            <w:tcW w:type="dxa" w:w="2160"/>
+          </w:tcPr>
+          <w:p>
+            <w:r>
+              <w:rPr>
+                <w:sz w:val="18"/>
+              </w:rPr>
+              <w:t>Premkumar P</w:t>
+            </w:r>
+          </w:p>
+        </w:tc>
+        <w:tc>
+          <w:tcPr>
+            <w:tcW w:type="dxa" w:w="2160"/>
+          </w:tcPr>
+          <w:p>
+            <w:r>
+              <w:rPr>
+                <w:sz w:val="18"/>
+              </w:rPr>
+              <w:t>Salesforce Developer Org configured with Agentforce enabled</w:t>
+            </w:r>
+          </w:p>
+        </w:tc>
+      </w:tr>
+      <w:tr>
+        <w:tc>
+          <w:tcPr>
+            <w:tcW w:type="dxa" w:w="2160"/>
+          </w:tcPr>
+          <w:p>
+            <w:r>
+              <w:rPr>
+                <w:sz w:val="18"/>
+              </w:rPr>
+              <w:t>WP-02</w:t>
+            </w:r>
+          </w:p>
+        </w:tc>
+        <w:tc>
+          <w:tcPr>
+            <w:tcW w:type="dxa" w:w="2160"/>
+          </w:tcPr>
+          <w:p>
+            <w:r>
+              <w:rPr>
+                <w:sz w:val="18"/>
+              </w:rPr>
+              <w:t>Custom Object &amp; Field Schema Modeling</w:t>
+            </w:r>
+          </w:p>
+        </w:tc>
+        <w:tc>
+          <w:tcPr>
+            <w:tcW w:type="dxa" w:w="2160"/>
+          </w:tcPr>
+          <w:p>
+            <w:r>
+              <w:rPr>
+                <w:sz w:val="18"/>
+              </w:rPr>
+              <w:t>Bharath Kumar P</w:t>
+            </w:r>
+          </w:p>
+        </w:tc>
+        <w:tc>
+          <w:tcPr>
+            <w:tcW w:type="dxa" w:w="2160"/>
+          </w:tcPr>
+          <w:p>
+            <w:r>
+              <w:rPr>
+                <w:sz w:val="18"/>
+              </w:rPr>
+              <w:t>Support_Ticket_Intelligence__c object with 11 custom fields</w:t>
+            </w:r>
+          </w:p>
+        </w:tc>
+      </w:tr>
+      <w:tr>
+        <w:tc>
+          <w:tcPr>
+            <w:tcW w:type="dxa" w:w="2160"/>
+          </w:tcPr>
+          <w:p>
+            <w:r>
+              <w:rPr>
+                <w:sz w:val="18"/>
+              </w:rPr>
+              <w:t>WP-03</w:t>
+            </w:r>
+          </w:p>
+        </w:tc>
+        <w:tc>
+          <w:tcPr>
+            <w:tcW w:type="dxa" w:w="2160"/>
+          </w:tcPr>
+          <w:p>
+            <w:r>
+              <w:rPr>
+                <w:sz w:val="18"/>
+              </w:rPr>
+              <w:t>Relationships, UI Layouts &amp; Navigation</w:t>
+            </w:r>
+          </w:p>
+        </w:tc>
+        <w:tc>
+          <w:tcPr>
+            <w:tcW w:type="dxa" w:w="2160"/>
+          </w:tcPr>
+          <w:p>
+            <w:r>
+              <w:rPr>
+                <w:sz w:val="18"/>
+              </w:rPr>
+              <w:t>Vikash V</w:t>
+            </w:r>
+          </w:p>
+        </w:tc>
+        <w:tc>
+          <w:tcPr>
+            <w:tcW w:type="dxa" w:w="2160"/>
+          </w:tcPr>
+          <w:p>
+            <w:r>
+              <w:rPr>
+                <w:sz w:val="18"/>
+              </w:rPr>
+              <w:t>Account/Contact Lookups, Page Layout &amp; All Tickets list view</w:t>
+            </w:r>
+          </w:p>
+        </w:tc>
+      </w:tr>
+      <w:tr>
+        <w:tc>
+          <w:tcPr>
+            <w:tcW w:type="dxa" w:w="2160"/>
+          </w:tcPr>
+          <w:p>
+            <w:r>
+              <w:rPr>
+                <w:sz w:val="18"/>
+              </w:rPr>
+              <w:t>WP-04</w:t>
+            </w:r>
+          </w:p>
+        </w:tc>
+        <w:tc>
+          <w:tcPr>
+            <w:tcW w:type="dxa" w:w="2160"/>
+          </w:tcPr>
+          <w:p>
+            <w:r>
+              <w:rPr>
+                <w:sz w:val="18"/>
+              </w:rPr>
+              <w:t>Auto-Launched Flow Architecture &amp; Record Retrieval</w:t>
+            </w:r>
+          </w:p>
+        </w:tc>
+        <w:tc>
+          <w:tcPr>
+            <w:tcW w:type="dxa" w:w="2160"/>
+          </w:tcPr>
+          <w:p>
+            <w:r>
+              <w:rPr>
+                <w:sz w:val="18"/>
+              </w:rPr>
+              <w:t>Pugazhendhi P</w:t>
+            </w:r>
+          </w:p>
+        </w:tc>
+        <w:tc>
+          <w:tcPr>
+            <w:tcW w:type="dxa" w:w="2160"/>
+          </w:tcPr>
+          <w:p>
+            <w:r>
+              <w:rPr>
+                <w:sz w:val="18"/>
+              </w:rPr>
+              <w:t>Flow skeleton with Get Records elements for Account &amp; Ticket</w:t>
+            </w:r>
+          </w:p>
+        </w:tc>
+      </w:tr>
+      <w:tr>
+        <w:tc>
+          <w:tcPr>
+            <w:tcW w:type="dxa" w:w="2160"/>
+          </w:tcPr>
+          <w:p>
+            <w:r>
+              <w:rPr>
+                <w:sz w:val="18"/>
+              </w:rPr>
+              <w:t>WP-05</w:t>
+            </w:r>
+          </w:p>
+        </w:tc>
+        <w:tc>
+          <w:tcPr>
+            <w:tcW w:type="dxa" w:w="2160"/>
+          </w:tcPr>
+          <w:p>
+            <w:r>
+              <w:rPr>
+                <w:sz w:val="18"/>
+              </w:rPr>
+              <w:t>Urgency Priority Decision Logic &amp; Status Updates</w:t>
+            </w:r>
+          </w:p>
+        </w:tc>
+        <w:tc>
+          <w:tcPr>
+            <w:tcW w:type="dxa" w:w="2160"/>
+          </w:tcPr>
+          <w:p>
+            <w:r>
+              <w:rPr>
+                <w:sz w:val="18"/>
+              </w:rPr>
+              <w:t>Aswin M</w:t>
+            </w:r>
+          </w:p>
+        </w:tc>
+        <w:tc>
+          <w:tcPr>
+            <w:tcW w:type="dxa" w:w="2160"/>
+          </w:tcPr>
+          <w:p>
+            <w:r>
+              <w:rPr>
+                <w:sz w:val="18"/>
+              </w:rPr>
+              <w:t>Keyword decision rules (urgent/slow/etc.) &amp; priority update back to record</w:t>
+            </w:r>
+          </w:p>
+        </w:tc>
+      </w:tr>
+      <w:tr>
+        <w:tc>
+          <w:tcPr>
+            <w:tcW w:type="dxa" w:w="2160"/>
+          </w:tcPr>
+          <w:p>
+            <w:r>
+              <w:rPr>
+                <w:sz w:val="18"/>
+              </w:rPr>
+              <w:t>WP-06</w:t>
+            </w:r>
+          </w:p>
+        </w:tc>
+        <w:tc>
+          <w:tcPr>
+            <w:tcW w:type="dxa" w:w="2160"/>
+          </w:tcPr>
+          <w:p>
+            <w:r>
+              <w:rPr>
+                <w:sz w:val="18"/>
+              </w:rPr>
+              <w:t>Urgent Task Creation &amp; Senior Agent Assignment</w:t>
+            </w:r>
+          </w:p>
+        </w:tc>
+        <w:tc>
+          <w:tcPr>
+            <w:tcW w:type="dxa" w:w="2160"/>
+          </w:tcPr>
+          <w:p>
+            <w:r>
+              <w:rPr>
+                <w:sz w:val="18"/>
+              </w:rPr>
+              <w:t>Bharath Kumar P</w:t>
+            </w:r>
+          </w:p>
+        </w:tc>
+        <w:tc>
+          <w:tcPr>
+            <w:tcW w:type="dxa" w:w="2160"/>
+          </w:tcPr>
+          <w:p>
+            <w:r>
+              <w:rPr>
+                <w:sz w:val="18"/>
+              </w:rPr>
+              <w:t>High-priority Task creation &amp; Senior Support Agent assignment</w:t>
+            </w:r>
+          </w:p>
+        </w:tc>
+      </w:tr>
+      <w:tr>
+        <w:tc>
+          <w:tcPr>
+            <w:tcW w:type="dxa" w:w="2160"/>
+          </w:tcPr>
+          <w:p>
+            <w:r>
+              <w:rPr>
+                <w:sz w:val="18"/>
+              </w:rPr>
+              <w:t>WP-07</w:t>
+            </w:r>
+          </w:p>
+        </w:tc>
+        <w:tc>
+          <w:tcPr>
+            <w:tcW w:type="dxa" w:w="2160"/>
+          </w:tcPr>
+          <w:p>
+            <w:r>
+              <w:rPr>
+                <w:sz w:val="18"/>
+              </w:rPr>
+              <w:t>SLA Breach Risk Calculation &amp; Management</w:t>
+            </w:r>
+          </w:p>
+        </w:tc>
+        <w:tc>
+          <w:tcPr>
+            <w:tcW w:type="dxa" w:w="2160"/>
+          </w:tcPr>
+          <w:p>
+            <w:r>
+              <w:rPr>
+                <w:sz w:val="18"/>
+              </w:rPr>
+              <w:t>Vikash V</w:t>
+            </w:r>
+          </w:p>
+        </w:tc>
+        <w:tc>
+          <w:tcPr>
+            <w:tcW w:type="dxa" w:w="2160"/>
+          </w:tcPr>
+          <w:p>
+            <w:r>
+              <w:rPr>
+                <w:sz w:val="18"/>
+              </w:rPr>
+              <w:t>Decision rule for tickets &gt; 2 days old &amp; SLA_Breach_Risk__c flag</w:t>
+            </w:r>
+          </w:p>
+        </w:tc>
+      </w:tr>
+      <w:tr>
+        <w:tc>
+          <w:tcPr>
+            <w:tcW w:type="dxa" w:w="2160"/>
+          </w:tcPr>
+          <w:p>
+            <w:r>
+              <w:rPr>
+                <w:sz w:val="18"/>
+              </w:rPr>
+              <w:t>WP-08</w:t>
+            </w:r>
+          </w:p>
+        </w:tc>
+        <w:tc>
+          <w:tcPr>
+            <w:tcW w:type="dxa" w:w="2160"/>
+          </w:tcPr>
+          <w:p>
+            <w:r>
+              <w:rPr>
+                <w:sz w:val="18"/>
+              </w:rPr>
+              <w:t>Agentforce Subagent Creation &amp; Flow Action Registration</w:t>
+            </w:r>
+          </w:p>
+        </w:tc>
+        <w:tc>
+          <w:tcPr>
+            <w:tcW w:type="dxa" w:w="2160"/>
+          </w:tcPr>
+          <w:p>
+            <w:r>
+              <w:rPr>
+                <w:sz w:val="18"/>
+              </w:rPr>
+              <w:t>Premkumar P</w:t>
+            </w:r>
+          </w:p>
+        </w:tc>
+        <w:tc>
+          <w:tcPr>
+            <w:tcW w:type="dxa" w:w="2160"/>
+          </w:tcPr>
+          <w:p>
+            <w:r>
+              <w:rPr>
+                <w:sz w:val="18"/>
+              </w:rPr>
+              <w:t>Support Ticket Priority Analysis subagent &amp; active Flow action</w:t>
+            </w:r>
+          </w:p>
+        </w:tc>
+      </w:tr>
+      <w:tr>
+        <w:tc>
+          <w:tcPr>
+            <w:tcW w:type="dxa" w:w="2160"/>
+          </w:tcPr>
+          <w:p>
+            <w:r>
+              <w:rPr>
+                <w:sz w:val="18"/>
+              </w:rPr>
+              <w:t>WP-09</w:t>
+            </w:r>
+          </w:p>
+        </w:tc>
+        <w:tc>
+          <w:tcPr>
+            <w:tcW w:type="dxa" w:w="2160"/>
+          </w:tcPr>
+          <w:p>
+            <w:r>
+              <w:rPr>
+                <w:sz w:val="18"/>
+              </w:rPr>
+              <w:t>End-to-End Conversational Testing &amp; Verification</w:t>
+            </w:r>
+          </w:p>
+        </w:tc>
+        <w:tc>
+          <w:tcPr>
+            <w:tcW w:type="dxa" w:w="2160"/>
+          </w:tcPr>
+          <w:p>
+            <w:r>
+              <w:rPr>
+                <w:sz w:val="18"/>
+              </w:rPr>
+              <w:t>Pugazhendhi P &amp; Aswin M</w:t>
+            </w:r>
+          </w:p>
+        </w:tc>
+        <w:tc>
+          <w:tcPr>
+            <w:tcW w:type="dxa" w:w="2160"/>
+          </w:tcPr>
+          <w:p>
+            <w:r>
+              <w:rPr>
+                <w:sz w:val="18"/>
+              </w:rPr>
+              <w:t>Multi-branch agent testing, action messaging, and test evidence</w:t>
+            </w:r>
+          </w:p>
+        </w:tc>
+      </w:tr>
+    </w:tbl>
+    <w:p/>
+    <w:p>
+      <w:pPr>
+        <w:pStyle w:val="Heading2"/>
+      </w:pPr>
+      <w:r>
+        <w:t>5.2 Team Work Distribution</w:t>
+      </w:r>
+    </w:p>
+    <w:p>
+      <w:r>
+        <w:t>The project implementation and deliverables were systematically distributed among all 5 students based on technical competencies and project requirements. Each team member owned dedicated modules and backlog stories:</w:t>
+      </w:r>
+    </w:p>
+    <w:p>
+      <w:pPr>
+        <w:pStyle w:val="ListBullet"/>
+      </w:pPr>
+      <w:r>
+        <w:t>Premkumar P (Team leader) — 11 Story Points: Architected the end-to-end solution and led developer setup. Configured the Salesforce environment, activated Agentforce Default, built and configured the 'Support Ticket Priority Analysis' subagent, defined conversational instructions, and registered the Auto-Launched Flow as an Agent Action.</w:t>
+      </w:r>
+    </w:p>
+    <w:p>
+      <w:pPr>
+        <w:pStyle w:val="ListBullet"/>
+      </w:pPr>
+      <w:r>
+        <w:t>Bharath Kumar P — 10 Story Points: Led data architecture and task automation. Implemented the 'Support_Ticket_Intelligence__c' custom object schema and its 11 fields, configured field-level security permissions, built the automated High-priority Task creation element in Flow, and established Senior Support Agent routing.</w:t>
+      </w:r>
+    </w:p>
+    <w:p>
+      <w:pPr>
+        <w:pStyle w:val="ListBullet"/>
+      </w:pPr>
+      <w:r>
+        <w:t>Vikash V — 8 Story Points: Designed data relationships linking tickets to customer Accounts and Contacts, customized page layouts, created the 'All Tickets' list view for full visibility, implemented the SLA breach risk decision logic for tickets older than 2 days, and ensured metadata traceability.</w:t>
+      </w:r>
+    </w:p>
+    <w:p>
+      <w:pPr>
+        <w:pStyle w:val="ListBullet"/>
+      </w:pPr>
+      <w:r>
+        <w:t>Pugazhendhi P — 10 Story Points: Developed the Auto-Launched Flow architecture ('Support_Ticket_Intelligence'), constructed Get Records elements for Account identification and latest ticket retrieval, defined Flow output variables, mapped conversational action messages, and conducted conversational verification.</w:t>
+      </w:r>
+    </w:p>
+    <w:p>
+      <w:pPr>
+        <w:pStyle w:val="ListBullet"/>
+      </w:pPr>
+      <w:r>
+        <w:t>Aswin M — 5 Story Points: Engineered the keyword-based priority classification decision logic (High, Medium, Low branches), formulated keyword criteria ('urgent', 'not working', 'failure', 'slow', 'delay'), created multi-account sample datasets (Acme Corporation, Globex Systems, Initech Solutions), and validated priority assignment accuracy.</w:t>
+      </w:r>
+    </w:p>
+    <w:p>
+      <w:r>
+        <w:t>Team Work Distribution Summary</w:t>
+      </w:r>
+    </w:p>
+    <w:tbl>
+      <w:tblPr>
+        <w:tblStyle w:val="LightGrid-Accent1"/>
+        <w:tblW w:type="auto" w:w="0"/>
+        <w:tblLook w:firstColumn="1" w:firstRow="1" w:lastColumn="0" w:lastRow="0" w:noHBand="0" w:noVBand="1" w:val="04A0"/>
+      </w:tblPr>
+      <w:tblGrid>
+        <w:gridCol w:w="1728"/>
+        <w:gridCol w:w="1728"/>
+        <w:gridCol w:w="1728"/>
+        <w:gridCol w:w="1728"/>
+        <w:gridCol w:w="1728"/>
+      </w:tblGrid>
+      <w:tr>
+        <w:tc>
+          <w:tcPr>
+            <w:tcW w:type="dxa" w:w="1728"/>
+          </w:tcPr>
+          <w:p>
+            <w:r>
+              <w:rPr>
+                <w:b/>
+                <w:sz w:val="18"/>
+              </w:rPr>
+              <w:t>S.No.</w:t>
+            </w:r>
+          </w:p>
+        </w:tc>
+        <w:tc>
+          <w:tcPr>
+            <w:tcW w:type="dxa" w:w="1728"/>
+          </w:tcPr>
+          <w:p>
+            <w:r>
+              <w:rPr>
+                <w:b/>
+                <w:sz w:val="18"/>
+              </w:rPr>
+              <w:t>Team Member</w:t>
+            </w:r>
+          </w:p>
+        </w:tc>
+        <w:tc>
+          <w:tcPr>
+            <w:tcW w:type="dxa" w:w="1728"/>
+          </w:tcPr>
+          <w:p>
+            <w:r>
+              <w:rPr>
+                <w:b/>
+                <w:sz w:val="18"/>
+              </w:rPr>
+              <w:t>Project Role</w:t>
+            </w:r>
+          </w:p>
+        </w:tc>
+        <w:tc>
+          <w:tcPr>
+            <w:tcW w:type="dxa" w:w="1728"/>
+          </w:tcPr>
+          <w:p>
+            <w:r>
+              <w:rPr>
+                <w:b/>
+                <w:sz w:val="18"/>
+              </w:rPr>
+              <w:t>User Stories Handled</w:t>
+            </w:r>
+          </w:p>
+        </w:tc>
+        <w:tc>
+          <w:tcPr>
+            <w:tcW w:type="dxa" w:w="1728"/>
+          </w:tcPr>
+          <w:p>
+            <w:r>
+              <w:rPr>
+                <w:b/>
+                <w:sz w:val="18"/>
+              </w:rPr>
+              <w:t>Story Points</w:t>
+            </w:r>
+          </w:p>
+        </w:tc>
+      </w:tr>
+      <w:tr>
+        <w:tc>
+          <w:tcPr>
+            <w:tcW w:type="dxa" w:w="1728"/>
+          </w:tcPr>
+          <w:p>
+            <w:r>
+              <w:rPr>
+                <w:sz w:val="18"/>
+              </w:rPr>
+              <w:t>1</w:t>
+            </w:r>
+          </w:p>
+        </w:tc>
+        <w:tc>
+          <w:tcPr>
+            <w:tcW w:type="dxa" w:w="1728"/>
+          </w:tcPr>
+          <w:p>
+            <w:r>
+              <w:rPr>
+                <w:sz w:val="18"/>
+              </w:rPr>
+              <w:t>Premkumar P (Team leader)</w:t>
+            </w:r>
+          </w:p>
+        </w:tc>
+        <w:tc>
+          <w:tcPr>
+            <w:tcW w:type="dxa" w:w="1728"/>
+          </w:tcPr>
+          <w:p>
+            <w:r>
+              <w:rPr>
+                <w:sz w:val="18"/>
+              </w:rPr>
+              <w:t>AI &amp; Backend Systems Lead</w:t>
+            </w:r>
+          </w:p>
+        </w:tc>
+        <w:tc>
+          <w:tcPr>
+            <w:tcW w:type="dxa" w:w="1728"/>
+          </w:tcPr>
+          <w:p>
+            <w:r>
+              <w:rPr>
+                <w:sz w:val="18"/>
+              </w:rPr>
+              <w:t>USN-1, USN-6</w:t>
+            </w:r>
+          </w:p>
+        </w:tc>
+        <w:tc>
+          <w:tcPr>
+            <w:tcW w:type="dxa" w:w="1728"/>
+          </w:tcPr>
+          <w:p>
+            <w:r>
+              <w:rPr>
+                <w:sz w:val="18"/>
+              </w:rPr>
+              <w:t>11</w:t>
+            </w:r>
+          </w:p>
+        </w:tc>
+      </w:tr>
+      <w:tr>
+        <w:tc>
+          <w:tcPr>
+            <w:tcW w:type="dxa" w:w="1728"/>
+          </w:tcPr>
+          <w:p>
+            <w:r>
+              <w:rPr>
+                <w:sz w:val="18"/>
+              </w:rPr>
+              <w:t>2</w:t>
+            </w:r>
+          </w:p>
+        </w:tc>
+        <w:tc>
+          <w:tcPr>
+            <w:tcW w:type="dxa" w:w="1728"/>
+          </w:tcPr>
+          <w:p>
+            <w:r>
+              <w:rPr>
+                <w:sz w:val="18"/>
+              </w:rPr>
+              <w:t>Bharath Kumar P</w:t>
+            </w:r>
+          </w:p>
+        </w:tc>
+        <w:tc>
+          <w:tcPr>
+            <w:tcW w:type="dxa" w:w="1728"/>
+          </w:tcPr>
+          <w:p>
+            <w:r>
+              <w:rPr>
+                <w:sz w:val="18"/>
+              </w:rPr>
+              <w:t>Data Architect &amp; Admin</w:t>
+            </w:r>
+          </w:p>
+        </w:tc>
+        <w:tc>
+          <w:tcPr>
+            <w:tcW w:type="dxa" w:w="1728"/>
+          </w:tcPr>
+          <w:p>
+            <w:r>
+              <w:rPr>
+                <w:sz w:val="18"/>
+              </w:rPr>
+              <w:t>USN-2, USN-7</w:t>
+            </w:r>
+          </w:p>
+        </w:tc>
+        <w:tc>
+          <w:tcPr>
+            <w:tcW w:type="dxa" w:w="1728"/>
+          </w:tcPr>
+          <w:p>
+            <w:r>
+              <w:rPr>
+                <w:sz w:val="18"/>
+              </w:rPr>
+              <w:t>10</w:t>
+            </w:r>
+          </w:p>
+        </w:tc>
+      </w:tr>
+      <w:tr>
+        <w:tc>
+          <w:tcPr>
+            <w:tcW w:type="dxa" w:w="1728"/>
+          </w:tcPr>
+          <w:p>
+            <w:r>
+              <w:rPr>
+                <w:sz w:val="18"/>
+              </w:rPr>
+              <w:t>3</w:t>
+            </w:r>
+          </w:p>
+        </w:tc>
+        <w:tc>
+          <w:tcPr>
+            <w:tcW w:type="dxa" w:w="1728"/>
+          </w:tcPr>
+          <w:p>
+            <w:r>
+              <w:rPr>
+                <w:sz w:val="18"/>
+              </w:rPr>
+              <w:t>Vikash V</w:t>
+            </w:r>
+          </w:p>
+        </w:tc>
+        <w:tc>
+          <w:tcPr>
+            <w:tcW w:type="dxa" w:w="1728"/>
+          </w:tcPr>
+          <w:p>
+            <w:r>
+              <w:rPr>
+                <w:sz w:val="18"/>
+              </w:rPr>
+              <w:t>Full-Stack Developer &amp; QA Lead</w:t>
+            </w:r>
+          </w:p>
+        </w:tc>
+        <w:tc>
+          <w:tcPr>
+            <w:tcW w:type="dxa" w:w="1728"/>
+          </w:tcPr>
+          <w:p>
+            <w:r>
+              <w:rPr>
+                <w:sz w:val="18"/>
+              </w:rPr>
+              <w:t>USN-3, USN-8</w:t>
+            </w:r>
+          </w:p>
+        </w:tc>
+        <w:tc>
+          <w:tcPr>
+            <w:tcW w:type="dxa" w:w="1728"/>
+          </w:tcPr>
+          <w:p>
+            <w:r>
+              <w:rPr>
+                <w:sz w:val="18"/>
+              </w:rPr>
+              <w:t>8</w:t>
+            </w:r>
+          </w:p>
+        </w:tc>
+      </w:tr>
+      <w:tr>
+        <w:tc>
+          <w:tcPr>
+            <w:tcW w:type="dxa" w:w="1728"/>
+          </w:tcPr>
+          <w:p>
+            <w:r>
+              <w:rPr>
+                <w:sz w:val="18"/>
+              </w:rPr>
+              <w:t>4</w:t>
+            </w:r>
+          </w:p>
+        </w:tc>
+        <w:tc>
+          <w:tcPr>
+            <w:tcW w:type="dxa" w:w="1728"/>
+          </w:tcPr>
+          <w:p>
+            <w:r>
+              <w:rPr>
+                <w:sz w:val="18"/>
+              </w:rPr>
+              <w:t>Pugazhendhi P</w:t>
+            </w:r>
+          </w:p>
+        </w:tc>
+        <w:tc>
+          <w:tcPr>
+            <w:tcW w:type="dxa" w:w="1728"/>
+          </w:tcPr>
+          <w:p>
+            <w:r>
+              <w:rPr>
+                <w:sz w:val="18"/>
+              </w:rPr>
+              <w:t>Flow Automation Engineer</w:t>
+            </w:r>
+          </w:p>
+        </w:tc>
+        <w:tc>
+          <w:tcPr>
+            <w:tcW w:type="dxa" w:w="1728"/>
+          </w:tcPr>
+          <w:p>
+            <w:r>
+              <w:rPr>
+                <w:sz w:val="18"/>
+              </w:rPr>
+              <w:t>USN-4, USN-9</w:t>
+            </w:r>
+          </w:p>
+        </w:tc>
+        <w:tc>
+          <w:tcPr>
+            <w:tcW w:type="dxa" w:w="1728"/>
+          </w:tcPr>
+          <w:p>
+            <w:r>
+              <w:rPr>
+                <w:sz w:val="18"/>
+              </w:rPr>
+              <w:t>10</w:t>
+            </w:r>
+          </w:p>
+        </w:tc>
+      </w:tr>
+      <w:tr>
+        <w:tc>
+          <w:tcPr>
+            <w:tcW w:type="dxa" w:w="1728"/>
+          </w:tcPr>
+          <w:p>
+            <w:r>
+              <w:rPr>
+                <w:sz w:val="18"/>
+              </w:rPr>
+              <w:t>5</w:t>
+            </w:r>
+          </w:p>
+        </w:tc>
+        <w:tc>
+          <w:tcPr>
+            <w:tcW w:type="dxa" w:w="1728"/>
+          </w:tcPr>
+          <w:p>
+            <w:r>
+              <w:rPr>
+                <w:sz w:val="18"/>
+              </w:rPr>
+              <w:t>Aswin M</w:t>
+            </w:r>
+          </w:p>
+        </w:tc>
+        <w:tc>
+          <w:tcPr>
+            <w:tcW w:type="dxa" w:w="1728"/>
+          </w:tcPr>
+          <w:p>
+            <w:r>
+              <w:rPr>
+                <w:sz w:val="18"/>
+              </w:rPr>
+              <w:t>Business Logic &amp; Testing Analyst</w:t>
+            </w:r>
+          </w:p>
+        </w:tc>
+        <w:tc>
+          <w:tcPr>
+            <w:tcW w:type="dxa" w:w="1728"/>
+          </w:tcPr>
+          <w:p>
+            <w:r>
+              <w:rPr>
+                <w:sz w:val="18"/>
+              </w:rPr>
+              <w:t>USN-5</w:t>
+            </w:r>
+          </w:p>
+        </w:tc>
+        <w:tc>
+          <w:tcPr>
+            <w:tcW w:type="dxa" w:w="1728"/>
+          </w:tcPr>
+          <w:p>
+            <w:r>
+              <w:rPr>
+                <w:sz w:val="18"/>
+              </w:rPr>
+              <w:t>5</w:t>
+            </w:r>
+          </w:p>
+        </w:tc>
+      </w:tr>
+      <w:tr>
+        <w:tc>
+          <w:tcPr>
+            <w:tcW w:type="dxa" w:w="1728"/>
+          </w:tcPr>
+          <w:p>
+            <w:r>
+              <w:rPr>
+                <w:sz w:val="18"/>
+              </w:rPr>
+              <w:t>Total</w:t>
+            </w:r>
+          </w:p>
+        </w:tc>
+        <w:tc>
+          <w:tcPr>
+            <w:tcW w:type="dxa" w:w="1728"/>
+          </w:tcPr>
+          <w:p>
+            <w:r>
+              <w:rPr>
+                <w:sz w:val="18"/>
+              </w:rPr>
+              <w:t>5 Team Members</w:t>
+            </w:r>
+          </w:p>
+        </w:tc>
+        <w:tc>
+          <w:tcPr>
+            <w:tcW w:type="dxa" w:w="1728"/>
+          </w:tcPr>
+          <w:p>
+            <w:r>
+              <w:rPr>
+                <w:sz w:val="18"/>
+              </w:rPr>
+              <w:t>Full Application Lifecycle</w:t>
+            </w:r>
+          </w:p>
+        </w:tc>
+        <w:tc>
+          <w:tcPr>
+            <w:tcW w:type="dxa" w:w="1728"/>
+          </w:tcPr>
+          <w:p>
+            <w:r>
+              <w:rPr>
+                <w:sz w:val="18"/>
+              </w:rPr>
+              <w:t>9 Backlog Stories</w:t>
+            </w:r>
+          </w:p>
+        </w:tc>
+        <w:tc>
+          <w:tcPr>
+            <w:tcW w:type="dxa" w:w="1728"/>
+          </w:tcPr>
+          <w:p>
+            <w:r>
+              <w:rPr>
+                <w:sz w:val="18"/>
+              </w:rPr>
+              <w:t>44</w:t>
+            </w:r>
+          </w:p>
+        </w:tc>
+      </w:tr>
+    </w:tbl>
+    <w:p/>
+    <w:p>
+      <w:pPr>
+        <w:pStyle w:val="Heading2"/>
+      </w:pPr>
+      <w:r>
+        <w:t>5.3 Product Backlog, Sprint Schedule, and Estimation</w:t>
       </w:r>
     </w:p>
     <w:tbl>
@@ -1799,6 +3553,10 @@
           </w:tcPr>
           <w:p>
             <w:r>
+              <w:rPr>
+                <w:b/>
+                <w:sz w:val="18"/>
+              </w:rPr>
               <w:t>Sprint</w:t>
             </w:r>
           </w:p>
@@ -1809,6 +3567,10 @@
           </w:tcPr>
           <w:p>
             <w:r>
+              <w:rPr>
+                <w:b/>
+                <w:sz w:val="18"/>
+              </w:rPr>
               <w:t>Functional Requirement (Epic)</w:t>
             </w:r>
           </w:p>
@@ -1819,6 +3581,10 @@
           </w:tcPr>
           <w:p>
             <w:r>
+              <w:rPr>
+                <w:b/>
+                <w:sz w:val="18"/>
+              </w:rPr>
               <w:t>User Story No.</w:t>
             </w:r>
           </w:p>
@@ -1829,6 +3595,10 @@
           </w:tcPr>
           <w:p>
             <w:r>
+              <w:rPr>
+                <w:b/>
+                <w:sz w:val="18"/>
+              </w:rPr>
               <w:t>User Story / Task</w:t>
             </w:r>
           </w:p>
@@ -1839,6 +3609,10 @@
           </w:tcPr>
           <w:p>
             <w:r>
+              <w:rPr>
+                <w:b/>
+                <w:sz w:val="18"/>
+              </w:rPr>
               <w:t>Story Points</w:t>
             </w:r>
           </w:p>
@@ -1849,6 +3623,10 @@
           </w:tcPr>
           <w:p>
             <w:r>
+              <w:rPr>
+                <w:b/>
+                <w:sz w:val="18"/>
+              </w:rPr>
               <w:t>Priority</w:t>
             </w:r>
           </w:p>
@@ -1859,6 +3637,10 @@
           </w:tcPr>
           <w:p>
             <w:r>
+              <w:rPr>
+                <w:b/>
+                <w:sz w:val="18"/>
+              </w:rPr>
               <w:t>Team Member</w:t>
             </w:r>
           </w:p>
@@ -1871,6 +3653,9 @@
           </w:tcPr>
           <w:p>
             <w:r>
+              <w:rPr>
+                <w:sz w:val="18"/>
+              </w:rPr>
               <w:t>Sprint-1</w:t>
             </w:r>
           </w:p>
@@ -1881,6 +3666,9 @@
           </w:tcPr>
           <w:p>
             <w:r>
+              <w:rPr>
+                <w:sz w:val="18"/>
+              </w:rPr>
               <w:t>Developer Setup</w:t>
             </w:r>
           </w:p>
@@ -1891,6 +3679,9 @@
           </w:tcPr>
           <w:p>
             <w:r>
+              <w:rPr>
+                <w:sz w:val="18"/>
+              </w:rPr>
               <w:t>USN-1</w:t>
             </w:r>
           </w:p>
@@ -1901,6 +3692,9 @@
           </w:tcPr>
           <w:p>
             <w:r>
+              <w:rPr>
+                <w:sz w:val="18"/>
+              </w:rPr>
               <w:t>As a system administrator, I want to configure the Salesforce environment for Support Ticket Intelligence so that the support automation solution can be developed.</w:t>
             </w:r>
           </w:p>
@@ -1911,6 +3705,9 @@
           </w:tcPr>
           <w:p>
             <w:r>
+              <w:rPr>
+                <w:sz w:val="18"/>
+              </w:rPr>
               <w:t>3</w:t>
             </w:r>
           </w:p>
@@ -1921,6 +3718,9 @@
           </w:tcPr>
           <w:p>
             <w:r>
+              <w:rPr>
+                <w:sz w:val="18"/>
+              </w:rPr>
               <w:t>High</w:t>
             </w:r>
           </w:p>
@@ -1931,6 +3731,9 @@
           </w:tcPr>
           <w:p>
             <w:r>
+              <w:rPr>
+                <w:sz w:val="18"/>
+              </w:rPr>
               <w:t>Premkumar P</w:t>
             </w:r>
           </w:p>
@@ -1943,6 +3746,9 @@
           </w:tcPr>
           <w:p>
             <w:r>
+              <w:rPr>
+                <w:sz w:val="18"/>
+              </w:rPr>
               <w:t>Sprint-2</w:t>
             </w:r>
           </w:p>
@@ -1953,6 +3759,9 @@
           </w:tcPr>
           <w:p>
             <w:r>
+              <w:rPr>
+                <w:sz w:val="18"/>
+              </w:rPr>
               <w:t>Data Modeling</w:t>
             </w:r>
           </w:p>
@@ -1963,6 +3772,9 @@
           </w:tcPr>
           <w:p>
             <w:r>
+              <w:rPr>
+                <w:sz w:val="18"/>
+              </w:rPr>
               <w:t>USN-2</w:t>
             </w:r>
           </w:p>
@@ -1973,6 +3785,9 @@
           </w:tcPr>
           <w:p>
             <w:r>
+              <w:rPr>
+                <w:sz w:val="18"/>
+              </w:rPr>
               <w:t>As an admin, I want to create the Support Ticket Intelligence object with required fields and relationships so that customer support ticket information is stored systematically.</w:t>
             </w:r>
           </w:p>
@@ -1983,6 +3798,9 @@
           </w:tcPr>
           <w:p>
             <w:r>
+              <w:rPr>
+                <w:sz w:val="18"/>
+              </w:rPr>
               <w:t>5</w:t>
             </w:r>
           </w:p>
@@ -1993,6 +3811,9 @@
           </w:tcPr>
           <w:p>
             <w:r>
+              <w:rPr>
+                <w:sz w:val="18"/>
+              </w:rPr>
               <w:t>High</w:t>
             </w:r>
           </w:p>
@@ -2003,6 +3824,9 @@
           </w:tcPr>
           <w:p>
             <w:r>
+              <w:rPr>
+                <w:sz w:val="18"/>
+              </w:rPr>
               <w:t>Bharath Kumar P</w:t>
             </w:r>
           </w:p>
@@ -2015,6 +3839,9 @@
           </w:tcPr>
           <w:p>
             <w:r>
+              <w:rPr>
+                <w:sz w:val="18"/>
+              </w:rPr>
               <w:t>Sprint-2</w:t>
             </w:r>
           </w:p>
@@ -2025,6 +3852,9 @@
           </w:tcPr>
           <w:p>
             <w:r>
+              <w:rPr>
+                <w:sz w:val="18"/>
+              </w:rPr>
               <w:t>Data Modeling</w:t>
             </w:r>
           </w:p>
@@ -2035,6 +3865,9 @@
           </w:tcPr>
           <w:p>
             <w:r>
+              <w:rPr>
+                <w:sz w:val="18"/>
+              </w:rPr>
               <w:t>USN-3</w:t>
             </w:r>
           </w:p>
@@ -2045,6 +3878,9 @@
           </w:tcPr>
           <w:p>
             <w:r>
+              <w:rPr>
+                <w:sz w:val="18"/>
+              </w:rPr>
               <w:t>As a support user, I want support tickets to be associated with Accounts and Contacts so that the latest customer ticket can be identified for analysis.</w:t>
             </w:r>
           </w:p>
@@ -2055,6 +3891,9 @@
           </w:tcPr>
           <w:p>
             <w:r>
+              <w:rPr>
+                <w:sz w:val="18"/>
+              </w:rPr>
               <w:t>3</w:t>
             </w:r>
           </w:p>
@@ -2065,6 +3904,9 @@
           </w:tcPr>
           <w:p>
             <w:r>
+              <w:rPr>
+                <w:sz w:val="18"/>
+              </w:rPr>
               <w:t>High</w:t>
             </w:r>
           </w:p>
@@ -2075,6 +3917,9 @@
           </w:tcPr>
           <w:p>
             <w:r>
+              <w:rPr>
+                <w:sz w:val="18"/>
+              </w:rPr>
               <w:t>Vikash V</w:t>
             </w:r>
           </w:p>
@@ -2087,6 +3932,9 @@
           </w:tcPr>
           <w:p>
             <w:r>
+              <w:rPr>
+                <w:sz w:val="18"/>
+              </w:rPr>
               <w:t>Sprint-3</w:t>
             </w:r>
           </w:p>
@@ -2097,6 +3945,9 @@
           </w:tcPr>
           <w:p>
             <w:r>
+              <w:rPr>
+                <w:sz w:val="18"/>
+              </w:rPr>
               <w:t>Automation</w:t>
             </w:r>
           </w:p>
@@ -2107,6 +3958,9 @@
           </w:tcPr>
           <w:p>
             <w:r>
+              <w:rPr>
+                <w:sz w:val="18"/>
+              </w:rPr>
               <w:t>USN-4</w:t>
             </w:r>
           </w:p>
@@ -2117,6 +3971,9 @@
           </w:tcPr>
           <w:p>
             <w:r>
+              <w:rPr>
+                <w:sz w:val="18"/>
+              </w:rPr>
               <w:t>As a support agent, I want an Auto-Launched Flow to retrieve the latest ticket and analyze its description so that ticket priority can be determined automatically.</w:t>
             </w:r>
           </w:p>
@@ -2127,6 +3984,9 @@
           </w:tcPr>
           <w:p>
             <w:r>
+              <w:rPr>
+                <w:sz w:val="18"/>
+              </w:rPr>
               <w:t>5</w:t>
             </w:r>
           </w:p>
@@ -2137,6 +3997,9 @@
           </w:tcPr>
           <w:p>
             <w:r>
+              <w:rPr>
+                <w:sz w:val="18"/>
+              </w:rPr>
               <w:t>High</w:t>
             </w:r>
           </w:p>
@@ -2147,6 +4010,9 @@
           </w:tcPr>
           <w:p>
             <w:r>
+              <w:rPr>
+                <w:sz w:val="18"/>
+              </w:rPr>
               <w:t>Pugazhendhi P</w:t>
             </w:r>
           </w:p>
@@ -2159,6 +4025,9 @@
           </w:tcPr>
           <w:p>
             <w:r>
+              <w:rPr>
+                <w:sz w:val="18"/>
+              </w:rPr>
               <w:t>Sprint-3</w:t>
             </w:r>
           </w:p>
@@ -2169,6 +4038,9 @@
           </w:tcPr>
           <w:p>
             <w:r>
+              <w:rPr>
+                <w:sz w:val="18"/>
+              </w:rPr>
               <w:t>Automation</w:t>
             </w:r>
           </w:p>
@@ -2179,6 +4051,9 @@
           </w:tcPr>
           <w:p>
             <w:r>
+              <w:rPr>
+                <w:sz w:val="18"/>
+              </w:rPr>
               <w:t>USN-5</w:t>
             </w:r>
           </w:p>
@@ -2189,6 +4064,9 @@
           </w:tcPr>
           <w:p>
             <w:r>
+              <w:rPr>
+                <w:sz w:val="18"/>
+              </w:rPr>
               <w:t>As a support agent, I want tickets to be automatically classified as High, Medium, or Low based on configured urgency conditions so that critical issues receive attention first.</w:t>
             </w:r>
           </w:p>
@@ -2199,6 +4077,9 @@
           </w:tcPr>
           <w:p>
             <w:r>
+              <w:rPr>
+                <w:sz w:val="18"/>
+              </w:rPr>
               <w:t>5</w:t>
             </w:r>
           </w:p>
@@ -2209,6 +4090,9 @@
           </w:tcPr>
           <w:p>
             <w:r>
+              <w:rPr>
+                <w:sz w:val="18"/>
+              </w:rPr>
               <w:t>High</w:t>
             </w:r>
           </w:p>
@@ -2219,6 +4103,9 @@
           </w:tcPr>
           <w:p>
             <w:r>
+              <w:rPr>
+                <w:sz w:val="18"/>
+              </w:rPr>
               <w:t>Aswin M</w:t>
             </w:r>
           </w:p>
@@ -2231,6 +4118,9 @@
           </w:tcPr>
           <w:p>
             <w:r>
+              <w:rPr>
+                <w:sz w:val="18"/>
+              </w:rPr>
               <w:t>Sprint-4</w:t>
             </w:r>
           </w:p>
@@ -2241,6 +4131,9 @@
           </w:tcPr>
           <w:p>
             <w:r>
+              <w:rPr>
+                <w:sz w:val="18"/>
+              </w:rPr>
               <w:t>Agentforce &amp; Automation</w:t>
             </w:r>
           </w:p>
@@ -2251,6 +4144,9 @@
           </w:tcPr>
           <w:p>
             <w:r>
+              <w:rPr>
+                <w:sz w:val="18"/>
+              </w:rPr>
               <w:t>USN-6</w:t>
             </w:r>
           </w:p>
@@ -2261,6 +4157,9 @@
           </w:tcPr>
           <w:p>
             <w:r>
+              <w:rPr>
+                <w:sz w:val="18"/>
+              </w:rPr>
               <w:t>As an AI Agent (Agentforce), I want to analyze support ticket details and trigger the backend Flow so that manual ticket prioritization is reduced.</w:t>
             </w:r>
           </w:p>
@@ -2271,6 +4170,9 @@
           </w:tcPr>
           <w:p>
             <w:r>
+              <w:rPr>
+                <w:sz w:val="18"/>
+              </w:rPr>
               <w:t>8</w:t>
             </w:r>
           </w:p>
@@ -2281,6 +4183,9 @@
           </w:tcPr>
           <w:p>
             <w:r>
+              <w:rPr>
+                <w:sz w:val="18"/>
+              </w:rPr>
               <w:t>High</w:t>
             </w:r>
           </w:p>
@@ -2291,6 +4196,9 @@
           </w:tcPr>
           <w:p>
             <w:r>
+              <w:rPr>
+                <w:sz w:val="18"/>
+              </w:rPr>
               <w:t>Premkumar P</w:t>
             </w:r>
           </w:p>
@@ -2303,6 +4211,9 @@
           </w:tcPr>
           <w:p>
             <w:r>
+              <w:rPr>
+                <w:sz w:val="18"/>
+              </w:rPr>
               <w:t>Sprint-4</w:t>
             </w:r>
           </w:p>
@@ -2313,6 +4224,9 @@
           </w:tcPr>
           <w:p>
             <w:r>
+              <w:rPr>
+                <w:sz w:val="18"/>
+              </w:rPr>
               <w:t>Task &amp; Assignment</w:t>
             </w:r>
           </w:p>
@@ -2323,6 +4237,9 @@
           </w:tcPr>
           <w:p>
             <w:r>
+              <w:rPr>
+                <w:sz w:val="18"/>
+              </w:rPr>
               <w:t>USN-7</w:t>
             </w:r>
           </w:p>
@@ -2333,6 +4250,9 @@
           </w:tcPr>
           <w:p>
             <w:r>
+              <w:rPr>
+                <w:sz w:val="18"/>
+              </w:rPr>
               <w:t>As a support manager, I want High-priority tickets to automatically create an urgent handling task and assign the appropriate support level so that critical tickets are handled quickly.</w:t>
             </w:r>
           </w:p>
@@ -2343,6 +4263,9 @@
           </w:tcPr>
           <w:p>
             <w:r>
+              <w:rPr>
+                <w:sz w:val="18"/>
+              </w:rPr>
               <w:t>5</w:t>
             </w:r>
           </w:p>
@@ -2353,6 +4276,9 @@
           </w:tcPr>
           <w:p>
             <w:r>
+              <w:rPr>
+                <w:sz w:val="18"/>
+              </w:rPr>
               <w:t>High</w:t>
             </w:r>
           </w:p>
@@ -2363,6 +4289,9 @@
           </w:tcPr>
           <w:p>
             <w:r>
+              <w:rPr>
+                <w:sz w:val="18"/>
+              </w:rPr>
               <w:t>Bharath Kumar P</w:t>
             </w:r>
           </w:p>
@@ -2375,6 +4304,9 @@
           </w:tcPr>
           <w:p>
             <w:r>
+              <w:rPr>
+                <w:sz w:val="18"/>
+              </w:rPr>
               <w:t>Sprint-5</w:t>
             </w:r>
           </w:p>
@@ -2385,6 +4317,9 @@
           </w:tcPr>
           <w:p>
             <w:r>
+              <w:rPr>
+                <w:sz w:val="18"/>
+              </w:rPr>
               <w:t>SLA Management</w:t>
             </w:r>
           </w:p>
@@ -2395,6 +4330,9 @@
           </w:tcPr>
           <w:p>
             <w:r>
+              <w:rPr>
+                <w:sz w:val="18"/>
+              </w:rPr>
               <w:t>USN-8</w:t>
             </w:r>
           </w:p>
@@ -2405,6 +4343,9 @@
           </w:tcPr>
           <w:p>
             <w:r>
+              <w:rPr>
+                <w:sz w:val="18"/>
+              </w:rPr>
               <w:t>As a support manager, I want the system to check SLA breach risk for older unresolved tickets so that potential SLA issues can be identified.</w:t>
             </w:r>
           </w:p>
@@ -2415,6 +4356,9 @@
           </w:tcPr>
           <w:p>
             <w:r>
+              <w:rPr>
+                <w:sz w:val="18"/>
+              </w:rPr>
               <w:t>5</w:t>
             </w:r>
           </w:p>
@@ -2425,6 +4369,9 @@
           </w:tcPr>
           <w:p>
             <w:r>
+              <w:rPr>
+                <w:sz w:val="18"/>
+              </w:rPr>
               <w:t>Medium</w:t>
             </w:r>
           </w:p>
@@ -2435,6 +4382,9 @@
           </w:tcPr>
           <w:p>
             <w:r>
+              <w:rPr>
+                <w:sz w:val="18"/>
+              </w:rPr>
               <w:t>Vikash V</w:t>
             </w:r>
           </w:p>
@@ -2447,6 +4397,9 @@
           </w:tcPr>
           <w:p>
             <w:r>
+              <w:rPr>
+                <w:sz w:val="18"/>
+              </w:rPr>
               <w:t>Sprint-6</w:t>
             </w:r>
           </w:p>
@@ -2457,6 +4410,9 @@
           </w:tcPr>
           <w:p>
             <w:r>
+              <w:rPr>
+                <w:sz w:val="18"/>
+              </w:rPr>
               <w:t>Agentforce &amp; Conversational Support</w:t>
             </w:r>
           </w:p>
@@ -2467,6 +4423,9 @@
           </w:tcPr>
           <w:p>
             <w:r>
+              <w:rPr>
+                <w:sz w:val="18"/>
+              </w:rPr>
               <w:t>USN-9</w:t>
             </w:r>
           </w:p>
@@ -2477,6 +4436,9 @@
           </w:tcPr>
           <w:p>
             <w:r>
+              <w:rPr>
+                <w:sz w:val="18"/>
+              </w:rPr>
               <w:t>As a support user, I want to provide an Account Name to Agentforce and receive the ticket ID, priority, assigned agent, and action message so that I can understand the ticket handling outcome conversationally.</w:t>
             </w:r>
           </w:p>
@@ -2487,6 +4449,9 @@
           </w:tcPr>
           <w:p>
             <w:r>
+              <w:rPr>
+                <w:sz w:val="18"/>
+              </w:rPr>
               <w:t>5</w:t>
             </w:r>
           </w:p>
@@ -2497,6 +4462,9 @@
           </w:tcPr>
           <w:p>
             <w:r>
+              <w:rPr>
+                <w:sz w:val="18"/>
+              </w:rPr>
               <w:t>Medium</w:t>
             </w:r>
           </w:p>
@@ -2507,6 +4475,9 @@
           </w:tcPr>
           <w:p>
             <w:r>
+              <w:rPr>
+                <w:sz w:val="18"/>
+              </w:rPr>
               <w:t>Pugazhendhi P</w:t>
             </w:r>
           </w:p>
@@ -2515,8 +4486,11 @@
     </w:tbl>
     <w:p/>
     <w:p>
+      <w:pPr>
+        <w:pStyle w:val="Heading2"/>
+      </w:pPr>
       <w:r>
-        <w:t>Project Tracker, Velocity &amp; Burndown Chart</w:t>
+        <w:t>5.4 Project Tracker, Velocity &amp; Burndown Chart</w:t>
       </w:r>
     </w:p>
     <w:tbl>
@@ -2540,6 +4514,10 @@
           </w:tcPr>
           <w:p>
             <w:r>
+              <w:rPr>
+                <w:b/>
+                <w:sz w:val="18"/>
+              </w:rPr>
               <w:t>Sprint</w:t>
             </w:r>
           </w:p>
@@ -2550,6 +4528,10 @@
           </w:tcPr>
           <w:p>
             <w:r>
+              <w:rPr>
+                <w:b/>
+                <w:sz w:val="18"/>
+              </w:rPr>
               <w:t>Total Story Points</w:t>
             </w:r>
           </w:p>
@@ -2560,6 +4542,10 @@
           </w:tcPr>
           <w:p>
             <w:r>
+              <w:rPr>
+                <w:b/>
+                <w:sz w:val="18"/>
+              </w:rPr>
               <w:t>Duration</w:t>
             </w:r>
           </w:p>
@@ -2570,6 +4556,10 @@
           </w:tcPr>
           <w:p>
             <w:r>
+              <w:rPr>
+                <w:b/>
+                <w:sz w:val="18"/>
+              </w:rPr>
               <w:t>Sprint Start Date</w:t>
             </w:r>
           </w:p>
@@ -2580,6 +4570,10 @@
           </w:tcPr>
           <w:p>
             <w:r>
+              <w:rPr>
+                <w:b/>
+                <w:sz w:val="18"/>
+              </w:rPr>
               <w:t>Sprint End Date (Planned)</w:t>
             </w:r>
           </w:p>
@@ -2590,6 +4584,10 @@
           </w:tcPr>
           <w:p>
             <w:r>
+              <w:rPr>
+                <w:b/>
+                <w:sz w:val="18"/>
+              </w:rPr>
               <w:t>Story Points Completed</w:t>
             </w:r>
           </w:p>
@@ -2602,6 +4600,9 @@
           </w:tcPr>
           <w:p>
             <w:r>
+              <w:rPr>
+                <w:sz w:val="18"/>
+              </w:rPr>
               <w:t>Sprint-1</w:t>
             </w:r>
           </w:p>
@@ -2612,6 +4613,9 @@
           </w:tcPr>
           <w:p>
             <w:r>
+              <w:rPr>
+                <w:sz w:val="18"/>
+              </w:rPr>
               <w:t>3</w:t>
             </w:r>
           </w:p>
@@ -2622,6 +4626,9 @@
           </w:tcPr>
           <w:p>
             <w:r>
+              <w:rPr>
+                <w:sz w:val="18"/>
+              </w:rPr>
               <w:t>4 Days</w:t>
             </w:r>
           </w:p>
@@ -2632,6 +4639,9 @@
           </w:tcPr>
           <w:p>
             <w:r>
+              <w:rPr>
+                <w:sz w:val="18"/>
+              </w:rPr>
               <w:t>14 Sep 2026</w:t>
             </w:r>
           </w:p>
@@ -2642,6 +4652,9 @@
           </w:tcPr>
           <w:p>
             <w:r>
+              <w:rPr>
+                <w:sz w:val="18"/>
+              </w:rPr>
               <w:t>17 Sep 2026</w:t>
             </w:r>
           </w:p>
@@ -2652,6 +4665,9 @@
           </w:tcPr>
           <w:p>
             <w:r>
+              <w:rPr>
+                <w:sz w:val="18"/>
+              </w:rPr>
               <w:t>3</w:t>
             </w:r>
           </w:p>
@@ -2664,6 +4680,9 @@
           </w:tcPr>
           <w:p>
             <w:r>
+              <w:rPr>
+                <w:sz w:val="18"/>
+              </w:rPr>
               <w:t>Sprint-2</w:t>
             </w:r>
           </w:p>
@@ -2674,6 +4693,9 @@
           </w:tcPr>
           <w:p>
             <w:r>
+              <w:rPr>
+                <w:sz w:val="18"/>
+              </w:rPr>
               <w:t>8</w:t>
             </w:r>
           </w:p>
@@ -2684,6 +4706,9 @@
           </w:tcPr>
           <w:p>
             <w:r>
+              <w:rPr>
+                <w:sz w:val="18"/>
+              </w:rPr>
               <w:t>5 Days</w:t>
             </w:r>
           </w:p>
@@ -2694,6 +4719,9 @@
           </w:tcPr>
           <w:p>
             <w:r>
+              <w:rPr>
+                <w:sz w:val="18"/>
+              </w:rPr>
               <w:t>18 Sep 2026</w:t>
             </w:r>
           </w:p>
@@ -2704,6 +4732,9 @@
           </w:tcPr>
           <w:p>
             <w:r>
+              <w:rPr>
+                <w:sz w:val="18"/>
+              </w:rPr>
               <w:t>22 Sep 2026</w:t>
             </w:r>
           </w:p>
@@ -2714,6 +4745,9 @@
           </w:tcPr>
           <w:p>
             <w:r>
+              <w:rPr>
+                <w:sz w:val="18"/>
+              </w:rPr>
               <w:t>8</w:t>
             </w:r>
           </w:p>
@@ -2726,6 +4760,9 @@
           </w:tcPr>
           <w:p>
             <w:r>
+              <w:rPr>
+                <w:sz w:val="18"/>
+              </w:rPr>
               <w:t>Sprint-3</w:t>
             </w:r>
           </w:p>
@@ -2736,6 +4773,9 @@
           </w:tcPr>
           <w:p>
             <w:r>
+              <w:rPr>
+                <w:sz w:val="18"/>
+              </w:rPr>
               <w:t>10</w:t>
             </w:r>
           </w:p>
@@ -2746,6 +4786,9 @@
           </w:tcPr>
           <w:p>
             <w:r>
+              <w:rPr>
+                <w:sz w:val="18"/>
+              </w:rPr>
               <w:t>5 Days</w:t>
             </w:r>
           </w:p>
@@ -2756,6 +4799,9 @@
           </w:tcPr>
           <w:p>
             <w:r>
+              <w:rPr>
+                <w:sz w:val="18"/>
+              </w:rPr>
               <w:t>23 Sep 2026</w:t>
             </w:r>
           </w:p>
@@ -2766,6 +4812,9 @@
           </w:tcPr>
           <w:p>
             <w:r>
+              <w:rPr>
+                <w:sz w:val="18"/>
+              </w:rPr>
               <w:t>27 Sep 2026</w:t>
             </w:r>
           </w:p>
@@ -2776,6 +4825,9 @@
           </w:tcPr>
           <w:p>
             <w:r>
+              <w:rPr>
+                <w:sz w:val="18"/>
+              </w:rPr>
               <w:t>10</w:t>
             </w:r>
           </w:p>
@@ -2788,6 +4840,9 @@
           </w:tcPr>
           <w:p>
             <w:r>
+              <w:rPr>
+                <w:sz w:val="18"/>
+              </w:rPr>
               <w:t>Sprint-4</w:t>
             </w:r>
           </w:p>
@@ -2798,6 +4853,9 @@
           </w:tcPr>
           <w:p>
             <w:r>
+              <w:rPr>
+                <w:sz w:val="18"/>
+              </w:rPr>
               <w:t>13</w:t>
             </w:r>
           </w:p>
@@ -2808,6 +4866,9 @@
           </w:tcPr>
           <w:p>
             <w:r>
+              <w:rPr>
+                <w:sz w:val="18"/>
+              </w:rPr>
               <w:t>3 Days</w:t>
             </w:r>
           </w:p>
@@ -2818,6 +4879,9 @@
           </w:tcPr>
           <w:p>
             <w:r>
+              <w:rPr>
+                <w:sz w:val="18"/>
+              </w:rPr>
               <w:t>28 Sep 2026</w:t>
             </w:r>
           </w:p>
@@ -2828,6 +4892,9 @@
           </w:tcPr>
           <w:p>
             <w:r>
+              <w:rPr>
+                <w:sz w:val="18"/>
+              </w:rPr>
               <w:t>30 Sep 2026</w:t>
             </w:r>
           </w:p>
@@ -2838,6 +4905,9 @@
           </w:tcPr>
           <w:p>
             <w:r>
+              <w:rPr>
+                <w:sz w:val="18"/>
+              </w:rPr>
               <w:t>13</w:t>
             </w:r>
           </w:p>
@@ -2850,6 +4920,9 @@
           </w:tcPr>
           <w:p>
             <w:r>
+              <w:rPr>
+                <w:sz w:val="18"/>
+              </w:rPr>
               <w:t>Sprint-5</w:t>
             </w:r>
           </w:p>
@@ -2860,6 +4933,9 @@
           </w:tcPr>
           <w:p>
             <w:r>
+              <w:rPr>
+                <w:sz w:val="18"/>
+              </w:rPr>
               <w:t>5</w:t>
             </w:r>
           </w:p>
@@ -2870,6 +4946,9 @@
           </w:tcPr>
           <w:p>
             <w:r>
+              <w:rPr>
+                <w:sz w:val="18"/>
+              </w:rPr>
               <w:t>1 Day</w:t>
             </w:r>
           </w:p>
@@ -2880,6 +4959,9 @@
           </w:tcPr>
           <w:p>
             <w:r>
+              <w:rPr>
+                <w:sz w:val="18"/>
+              </w:rPr>
               <w:t>01 Oct 2026</w:t>
             </w:r>
           </w:p>
@@ -2890,6 +4972,9 @@
           </w:tcPr>
           <w:p>
             <w:r>
+              <w:rPr>
+                <w:sz w:val="18"/>
+              </w:rPr>
               <w:t>01 Oct 2026</w:t>
             </w:r>
           </w:p>
@@ -2900,6 +4985,9 @@
           </w:tcPr>
           <w:p>
             <w:r>
+              <w:rPr>
+                <w:sz w:val="18"/>
+              </w:rPr>
               <w:t>5</w:t>
             </w:r>
           </w:p>
@@ -2912,6 +5000,9 @@
           </w:tcPr>
           <w:p>
             <w:r>
+              <w:rPr>
+                <w:sz w:val="18"/>
+              </w:rPr>
               <w:t>Sprint-6</w:t>
             </w:r>
           </w:p>
@@ -2922,6 +5013,9 @@
           </w:tcPr>
           <w:p>
             <w:r>
+              <w:rPr>
+                <w:sz w:val="18"/>
+              </w:rPr>
               <w:t>5</w:t>
             </w:r>
           </w:p>
@@ -2932,6 +5026,9 @@
           </w:tcPr>
           <w:p>
             <w:r>
+              <w:rPr>
+                <w:sz w:val="18"/>
+              </w:rPr>
               <w:t>2 Days</w:t>
             </w:r>
           </w:p>
@@ -2942,6 +5039,9 @@
           </w:tcPr>
           <w:p>
             <w:r>
+              <w:rPr>
+                <w:sz w:val="18"/>
+              </w:rPr>
               <w:t>02 Oct 2026</w:t>
             </w:r>
           </w:p>
@@ -2952,6 +5052,9 @@
           </w:tcPr>
           <w:p>
             <w:r>
+              <w:rPr>
+                <w:sz w:val="18"/>
+              </w:rPr>
               <w:t>03 Oct 2026</w:t>
             </w:r>
           </w:p>
@@ -2962,6 +5065,9 @@
           </w:tcPr>
           <w:p>
             <w:r>
+              <w:rPr>
+                <w:sz w:val="18"/>
+              </w:rPr>
               <w:t>5</w:t>
             </w:r>
           </w:p>
